--- a/Dokumen/Pendahuluan.docx
+++ b/Dokumen/Pendahuluan.docx
@@ -4,534 +4,17 @@
   <w:body>
     <w:p>
       <w:pPr>
-        <w:spacing w:after="120" w:line="480" w:lineRule="auto"/>
-        <w:jc w:val="center"/>
-        <w:rPr>
-          <w:rFonts w:ascii="Times New Roman" w:hAnsi="Times New Roman" w:cs="Times New Roman"/>
-          <w:b/>
-          <w:szCs w:val="20"/>
-          <w:lang w:val="en-US"/>
-        </w:rPr>
-      </w:pPr>
-      <w:r>
-        <w:rPr>
-          <w:rFonts w:ascii="Times New Roman" w:hAnsi="Times New Roman" w:cs="Times New Roman"/>
-          <w:b/>
-          <w:sz w:val="24"/>
-        </w:rPr>
-        <w:t xml:space="preserve">LAPORAN </w:t>
-      </w:r>
-      <w:r>
-        <w:rPr>
-          <w:rFonts w:ascii="Times New Roman" w:hAnsi="Times New Roman" w:cs="Times New Roman"/>
-          <w:b/>
-          <w:sz w:val="24"/>
-          <w:lang w:val="en-US"/>
-        </w:rPr>
-        <w:t>KERJA PRAKTEK</w:t>
-      </w:r>
-    </w:p>
-    <w:p>
-      <w:pPr>
-        <w:spacing w:after="0" w:line="480" w:lineRule="auto"/>
-        <w:jc w:val="center"/>
-        <w:rPr>
-          <w:rFonts w:ascii="Times New Roman" w:eastAsia="Times New Roman" w:hAnsi="Times New Roman" w:cs="Times New Roman"/>
-          <w:b/>
-          <w:bCs/>
-        </w:rPr>
-      </w:pPr>
-      <w:r>
-        <w:rPr>
-          <w:rFonts w:ascii="Times New Roman" w:eastAsia="Times New Roman" w:hAnsi="Times New Roman" w:cs="Times New Roman"/>
-          <w:b/>
-          <w:bCs/>
-          <w:sz w:val="24"/>
-          <w:szCs w:val="24"/>
-        </w:rPr>
-        <w:t>Perancangan dan Implementasi Front-</w:t>
-      </w:r>
-      <w:proofErr w:type="spellStart"/>
-      <w:r>
-        <w:rPr>
-          <w:rFonts w:ascii="Times New Roman" w:eastAsia="Times New Roman" w:hAnsi="Times New Roman" w:cs="Times New Roman"/>
-          <w:b/>
-          <w:bCs/>
-          <w:sz w:val="24"/>
-          <w:szCs w:val="24"/>
-        </w:rPr>
-        <w:t>End</w:t>
-      </w:r>
-      <w:proofErr w:type="spellEnd"/>
-      <w:r>
-        <w:rPr>
-          <w:rFonts w:ascii="Times New Roman" w:eastAsia="Times New Roman" w:hAnsi="Times New Roman" w:cs="Times New Roman"/>
-          <w:b/>
-          <w:bCs/>
-          <w:sz w:val="24"/>
-          <w:szCs w:val="24"/>
-        </w:rPr>
-        <w:t xml:space="preserve"> pada Sistem Informasi Manajemen Penjualan UMKM </w:t>
-      </w:r>
-      <w:proofErr w:type="spellStart"/>
-      <w:r>
-        <w:rPr>
-          <w:rFonts w:ascii="Times New Roman" w:eastAsia="Times New Roman" w:hAnsi="Times New Roman" w:cs="Times New Roman"/>
-          <w:b/>
-          <w:bCs/>
-          <w:sz w:val="24"/>
-          <w:szCs w:val="24"/>
-        </w:rPr>
-        <w:t>Srabi</w:t>
-      </w:r>
-      <w:proofErr w:type="spellEnd"/>
-      <w:r>
-        <w:rPr>
-          <w:rFonts w:ascii="Times New Roman" w:eastAsia="Times New Roman" w:hAnsi="Times New Roman" w:cs="Times New Roman"/>
-          <w:b/>
-          <w:bCs/>
-          <w:sz w:val="24"/>
-          <w:szCs w:val="24"/>
-        </w:rPr>
-        <w:t xml:space="preserve"> </w:t>
-      </w:r>
-      <w:proofErr w:type="spellStart"/>
-      <w:r>
-        <w:rPr>
-          <w:rFonts w:ascii="Times New Roman" w:eastAsia="Times New Roman" w:hAnsi="Times New Roman" w:cs="Times New Roman"/>
-          <w:b/>
-          <w:bCs/>
-          <w:sz w:val="24"/>
-          <w:szCs w:val="24"/>
-        </w:rPr>
-        <w:t>Kratonan</w:t>
-      </w:r>
-      <w:proofErr w:type="spellEnd"/>
-      <w:r>
-        <w:rPr>
-          <w:rFonts w:ascii="Times New Roman" w:eastAsia="Times New Roman" w:hAnsi="Times New Roman" w:cs="Times New Roman"/>
-          <w:b/>
-          <w:bCs/>
-          <w:sz w:val="24"/>
-          <w:szCs w:val="24"/>
-        </w:rPr>
-        <w:t xml:space="preserve"> Khas Solo Berbasis Web</w:t>
-      </w:r>
-    </w:p>
-    <w:p>
-      <w:pPr>
-        <w:spacing w:after="0" w:line="480" w:lineRule="auto"/>
-        <w:jc w:val="center"/>
-        <w:rPr>
-          <w:rFonts w:ascii="Times New Roman" w:hAnsi="Times New Roman" w:cs="Times New Roman"/>
-          <w:color w:val="000000" w:themeColor="text1"/>
-          <w:sz w:val="24"/>
-          <w:szCs w:val="24"/>
-        </w:rPr>
-      </w:pPr>
-      <w:r>
-        <w:rPr>
-          <w:rFonts w:ascii="Times New Roman" w:hAnsi="Times New Roman" w:cs="Times New Roman"/>
-          <w:noProof/>
-        </w:rPr>
-        <w:drawing>
-          <wp:inline distT="0" distB="0" distL="0" distR="0" wp14:anchorId="1CC278C1" wp14:editId="6B9F45E6">
-            <wp:extent cx="3315600" cy="1622084"/>
-            <wp:effectExtent l="0" t="0" r="0" b="0"/>
-            <wp:docPr id="1224122036" name="Picture 2"/>
-            <wp:cNvGraphicFramePr>
-              <a:graphicFrameLocks xmlns:a="http://schemas.openxmlformats.org/drawingml/2006/main" noChangeAspect="1"/>
-            </wp:cNvGraphicFramePr>
-            <a:graphic xmlns:a="http://schemas.openxmlformats.org/drawingml/2006/main">
-              <a:graphicData uri="http://schemas.openxmlformats.org/drawingml/2006/picture">
-                <pic:pic xmlns:pic="http://schemas.openxmlformats.org/drawingml/2006/picture">
-                  <pic:nvPicPr>
-                    <pic:cNvPr id="0" name="Picture 3"/>
-                    <pic:cNvPicPr>
-                      <a:picLocks noChangeAspect="1" noChangeArrowheads="1"/>
-                    </pic:cNvPicPr>
-                  </pic:nvPicPr>
-                  <pic:blipFill>
-                    <a:blip r:embed="rId4" cstate="print">
-                      <a:extLst>
-                        <a:ext uri="{28A0092B-C50C-407E-A947-70E740481C1C}">
-                          <a14:useLocalDpi xmlns:a14="http://schemas.microsoft.com/office/drawing/2010/main" val="0"/>
-                        </a:ext>
-                      </a:extLst>
-                    </a:blip>
-                    <a:srcRect/>
-                    <a:stretch>
-                      <a:fillRect/>
-                    </a:stretch>
-                  </pic:blipFill>
-                  <pic:spPr bwMode="auto">
-                    <a:xfrm>
-                      <a:off x="0" y="0"/>
-                      <a:ext cx="3315600" cy="1622084"/>
-                    </a:xfrm>
-                    <a:prstGeom prst="rect">
-                      <a:avLst/>
-                    </a:prstGeom>
-                    <a:noFill/>
-                    <a:ln>
-                      <a:noFill/>
-                    </a:ln>
-                  </pic:spPr>
-                </pic:pic>
-              </a:graphicData>
-            </a:graphic>
-          </wp:inline>
-        </w:drawing>
-      </w:r>
-    </w:p>
-    <w:p>
-      <w:pPr>
-        <w:spacing w:after="0" w:line="480" w:lineRule="auto"/>
-        <w:jc w:val="center"/>
-        <w:rPr>
-          <w:rFonts w:ascii="Times New Roman" w:hAnsi="Times New Roman" w:cs="Times New Roman"/>
-          <w:color w:val="000000" w:themeColor="text1"/>
-          <w:sz w:val="24"/>
-          <w:szCs w:val="24"/>
-        </w:rPr>
-      </w:pPr>
-      <w:r>
-        <w:rPr>
-          <w:rFonts w:ascii="Times New Roman" w:hAnsi="Times New Roman" w:cs="Times New Roman"/>
-          <w:color w:val="000000" w:themeColor="text1"/>
-          <w:sz w:val="24"/>
-          <w:szCs w:val="24"/>
-        </w:rPr>
-        <w:t>Disusun oleh :</w:t>
-      </w:r>
-    </w:p>
-    <w:tbl>
-      <w:tblPr>
-        <w:tblStyle w:val="TableGrid"/>
-        <w:tblW w:w="0" w:type="auto"/>
-        <w:tblInd w:w="1753" w:type="dxa"/>
-        <w:tblBorders>
-          <w:top w:val="none" w:sz="0" w:space="0" w:color="auto"/>
-          <w:left w:val="none" w:sz="0" w:space="0" w:color="auto"/>
-          <w:bottom w:val="none" w:sz="0" w:space="0" w:color="auto"/>
-          <w:right w:val="none" w:sz="0" w:space="0" w:color="auto"/>
-          <w:insideH w:val="none" w:sz="0" w:space="0" w:color="auto"/>
-          <w:insideV w:val="none" w:sz="0" w:space="0" w:color="auto"/>
-        </w:tblBorders>
-        <w:tblLook w:val="04A0" w:firstRow="1" w:lastRow="0" w:firstColumn="1" w:lastColumn="0" w:noHBand="0" w:noVBand="1"/>
-      </w:tblPr>
-      <w:tblGrid>
-        <w:gridCol w:w="2268"/>
-        <w:gridCol w:w="3260"/>
-      </w:tblGrid>
-      <w:tr>
-        <w:tc>
-          <w:tcPr>
-            <w:tcW w:w="2268" w:type="dxa"/>
-            <w:vAlign w:val="center"/>
-            <w:hideMark/>
-          </w:tcPr>
-          <w:p>
-            <w:pPr>
-              <w:spacing w:line="480" w:lineRule="auto"/>
-              <w:rPr>
-                <w:rFonts w:ascii="Times New Roman" w:hAnsi="Times New Roman" w:cs="Times New Roman"/>
-                <w:color w:val="000000" w:themeColor="text1"/>
-                <w:kern w:val="0"/>
-                <w:sz w:val="24"/>
-                <w:szCs w:val="24"/>
-                <w14:ligatures w14:val="none"/>
-              </w:rPr>
-            </w:pPr>
-            <w:r>
-              <w:rPr>
-                <w:rFonts w:ascii="Times New Roman" w:hAnsi="Times New Roman" w:cs="Times New Roman"/>
-                <w:color w:val="000000" w:themeColor="text1"/>
-                <w:kern w:val="0"/>
-                <w14:ligatures w14:val="none"/>
-              </w:rPr>
-              <w:t>Nama</w:t>
-            </w:r>
-          </w:p>
-        </w:tc>
-        <w:tc>
-          <w:tcPr>
-            <w:tcW w:w="3260" w:type="dxa"/>
-            <w:vAlign w:val="center"/>
-            <w:hideMark/>
-          </w:tcPr>
-          <w:p>
-            <w:pPr>
-              <w:spacing w:line="480" w:lineRule="auto"/>
-              <w:rPr>
-                <w:rFonts w:ascii="Times New Roman" w:hAnsi="Times New Roman" w:cs="Times New Roman"/>
-                <w:color w:val="000000" w:themeColor="text1"/>
-                <w:kern w:val="0"/>
-                <w:lang w:val="en-US"/>
-                <w14:ligatures w14:val="none"/>
-              </w:rPr>
-            </w:pPr>
-            <w:r>
-              <w:rPr>
-                <w:rFonts w:ascii="Times New Roman" w:hAnsi="Times New Roman" w:cs="Times New Roman"/>
-                <w:color w:val="000000" w:themeColor="text1"/>
-                <w:kern w:val="0"/>
-                <w14:ligatures w14:val="none"/>
-              </w:rPr>
-              <w:t xml:space="preserve">: </w:t>
-            </w:r>
-            <w:r>
-              <w:rPr>
-                <w:rFonts w:ascii="Times New Roman" w:hAnsi="Times New Roman" w:cs="Times New Roman"/>
-                <w:color w:val="000000" w:themeColor="text1"/>
-                <w:kern w:val="0"/>
-                <w:lang w:val="en-US"/>
-                <w14:ligatures w14:val="none"/>
-              </w:rPr>
-              <w:t>Bayu Dwi Santoso</w:t>
-            </w:r>
-          </w:p>
-        </w:tc>
-      </w:tr>
-      <w:tr>
-        <w:tc>
-          <w:tcPr>
-            <w:tcW w:w="2268" w:type="dxa"/>
-            <w:vAlign w:val="center"/>
-            <w:hideMark/>
-          </w:tcPr>
-          <w:p>
-            <w:pPr>
-              <w:spacing w:line="480" w:lineRule="auto"/>
-              <w:rPr>
-                <w:rFonts w:ascii="Times New Roman" w:hAnsi="Times New Roman" w:cs="Times New Roman"/>
-                <w:color w:val="000000" w:themeColor="text1"/>
-                <w:kern w:val="0"/>
-                <w14:ligatures w14:val="none"/>
-              </w:rPr>
-            </w:pPr>
-            <w:r>
-              <w:rPr>
-                <w:rFonts w:ascii="Times New Roman" w:hAnsi="Times New Roman" w:cs="Times New Roman"/>
-                <w:color w:val="000000" w:themeColor="text1"/>
-                <w:kern w:val="0"/>
-                <w14:ligatures w14:val="none"/>
-              </w:rPr>
-              <w:t>NIM</w:t>
-            </w:r>
-          </w:p>
-        </w:tc>
-        <w:tc>
-          <w:tcPr>
-            <w:tcW w:w="3260" w:type="dxa"/>
-            <w:vAlign w:val="center"/>
-            <w:hideMark/>
-          </w:tcPr>
-          <w:p>
-            <w:pPr>
-              <w:spacing w:line="480" w:lineRule="auto"/>
-              <w:rPr>
-                <w:rFonts w:ascii="Times New Roman" w:hAnsi="Times New Roman" w:cs="Times New Roman"/>
-                <w:color w:val="000000" w:themeColor="text1"/>
-                <w:kern w:val="0"/>
-                <w:lang w:val="en-US"/>
-                <w14:ligatures w14:val="none"/>
-              </w:rPr>
-            </w:pPr>
-            <w:r>
-              <w:rPr>
-                <w:rFonts w:ascii="Times New Roman" w:hAnsi="Times New Roman" w:cs="Times New Roman"/>
-                <w:color w:val="000000" w:themeColor="text1"/>
-                <w:kern w:val="0"/>
-                <w14:ligatures w14:val="none"/>
-              </w:rPr>
-              <w:t xml:space="preserve">: </w:t>
-            </w:r>
-            <w:r>
-              <w:rPr>
-                <w:rFonts w:ascii="Times New Roman" w:hAnsi="Times New Roman" w:cs="Times New Roman"/>
-                <w:color w:val="000000" w:themeColor="text1"/>
-                <w:kern w:val="0"/>
-                <w:lang w:val="en-US"/>
-                <w14:ligatures w14:val="none"/>
-              </w:rPr>
-              <w:t>2</w:t>
-            </w:r>
-            <w:r>
-              <w:rPr>
-                <w:rFonts w:ascii="Times New Roman" w:hAnsi="Times New Roman" w:cs="Times New Roman"/>
-                <w:color w:val="000000" w:themeColor="text1"/>
-                <w:kern w:val="0"/>
-                <w:lang w:val="en-US"/>
-                <w14:ligatures w14:val="none"/>
-              </w:rPr>
-              <w:t>3430002</w:t>
-            </w:r>
-          </w:p>
-        </w:tc>
-      </w:tr>
-      <w:tr>
-        <w:trPr>
-          <w:trHeight w:val="87"/>
-        </w:trPr>
-        <w:tc>
-          <w:tcPr>
-            <w:tcW w:w="2268" w:type="dxa"/>
-            <w:vAlign w:val="center"/>
-            <w:hideMark/>
-          </w:tcPr>
-          <w:p>
-            <w:pPr>
-              <w:spacing w:line="480" w:lineRule="auto"/>
-              <w:rPr>
-                <w:rFonts w:ascii="Times New Roman" w:hAnsi="Times New Roman" w:cs="Times New Roman"/>
-                <w:color w:val="000000" w:themeColor="text1"/>
-                <w:kern w:val="0"/>
-                <w14:ligatures w14:val="none"/>
-              </w:rPr>
-            </w:pPr>
-            <w:r>
-              <w:rPr>
-                <w:rFonts w:ascii="Times New Roman" w:hAnsi="Times New Roman" w:cs="Times New Roman"/>
-                <w:color w:val="000000" w:themeColor="text1"/>
-                <w:kern w:val="0"/>
-                <w14:ligatures w14:val="none"/>
-              </w:rPr>
-              <w:t>Program Studi</w:t>
-            </w:r>
-          </w:p>
-        </w:tc>
-        <w:tc>
-          <w:tcPr>
-            <w:tcW w:w="3260" w:type="dxa"/>
-            <w:vAlign w:val="center"/>
-            <w:hideMark/>
-          </w:tcPr>
-          <w:p>
-            <w:pPr>
-              <w:spacing w:line="480" w:lineRule="auto"/>
-              <w:rPr>
-                <w:rFonts w:ascii="Times New Roman" w:hAnsi="Times New Roman" w:cs="Times New Roman"/>
-                <w:color w:val="000000" w:themeColor="text1"/>
-                <w:kern w:val="0"/>
-                <w14:ligatures w14:val="none"/>
-              </w:rPr>
-            </w:pPr>
-            <w:r>
-              <w:rPr>
-                <w:rFonts w:ascii="Times New Roman" w:hAnsi="Times New Roman" w:cs="Times New Roman"/>
-                <w:color w:val="000000" w:themeColor="text1"/>
-                <w:kern w:val="0"/>
-                <w14:ligatures w14:val="none"/>
-              </w:rPr>
-              <w:t xml:space="preserve">: </w:t>
-            </w:r>
-            <w:r>
-              <w:rPr>
-                <w:rFonts w:ascii="Times New Roman" w:hAnsi="Times New Roman" w:cs="Times New Roman"/>
-                <w:color w:val="000000" w:themeColor="text1"/>
-                <w:kern w:val="0"/>
-                <w14:ligatures w14:val="none"/>
-              </w:rPr>
-              <w:t>Sistem Informasi</w:t>
-            </w:r>
-          </w:p>
-        </w:tc>
-      </w:tr>
-      <w:tr>
-        <w:tc>
-          <w:tcPr>
-            <w:tcW w:w="2268" w:type="dxa"/>
-            <w:vAlign w:val="center"/>
-            <w:hideMark/>
-          </w:tcPr>
-          <w:p>
-            <w:pPr>
-              <w:spacing w:line="480" w:lineRule="auto"/>
-              <w:rPr>
-                <w:rFonts w:ascii="Times New Roman" w:hAnsi="Times New Roman" w:cs="Times New Roman"/>
-                <w:color w:val="000000" w:themeColor="text1"/>
-                <w:kern w:val="0"/>
-                <w14:ligatures w14:val="none"/>
-              </w:rPr>
-            </w:pPr>
-            <w:r>
-              <w:rPr>
-                <w:rFonts w:ascii="Times New Roman" w:hAnsi="Times New Roman" w:cs="Times New Roman"/>
-                <w:color w:val="000000" w:themeColor="text1"/>
-                <w:kern w:val="0"/>
-                <w14:ligatures w14:val="none"/>
-              </w:rPr>
-              <w:t>Jenjang Pendidikan</w:t>
-            </w:r>
-          </w:p>
-        </w:tc>
-        <w:tc>
-          <w:tcPr>
-            <w:tcW w:w="3260" w:type="dxa"/>
-            <w:vAlign w:val="center"/>
-            <w:hideMark/>
-          </w:tcPr>
-          <w:p>
-            <w:pPr>
-              <w:spacing w:line="480" w:lineRule="auto"/>
-              <w:rPr>
-                <w:rFonts w:ascii="Times New Roman" w:hAnsi="Times New Roman" w:cs="Times New Roman"/>
-                <w:color w:val="000000" w:themeColor="text1"/>
-                <w:kern w:val="0"/>
-                <w14:ligatures w14:val="none"/>
-              </w:rPr>
-            </w:pPr>
-            <w:r>
-              <w:rPr>
-                <w:rFonts w:ascii="Times New Roman" w:hAnsi="Times New Roman" w:cs="Times New Roman"/>
-                <w:color w:val="000000" w:themeColor="text1"/>
-                <w:kern w:val="0"/>
-                <w14:ligatures w14:val="none"/>
-              </w:rPr>
-              <w:t>: Sarjana</w:t>
-            </w:r>
-          </w:p>
-        </w:tc>
-      </w:tr>
-    </w:tbl>
-    <w:p>
-      <w:pPr>
-        <w:spacing w:after="0" w:line="480" w:lineRule="auto"/>
-        <w:jc w:val="center"/>
-        <w:rPr>
-          <w:rFonts w:ascii="Times New Roman" w:hAnsi="Times New Roman" w:cs="Times New Roman"/>
-          <w:color w:val="000000" w:themeColor="text1"/>
-          <w:sz w:val="24"/>
-          <w:szCs w:val="24"/>
-          <w:lang w:val="en-ID"/>
-        </w:rPr>
-      </w:pPr>
-    </w:p>
-    <w:p>
-      <w:pPr>
-        <w:spacing w:after="0" w:line="480" w:lineRule="auto"/>
-        <w:jc w:val="center"/>
-        <w:rPr>
-          <w:rFonts w:ascii="Times New Roman" w:hAnsi="Times New Roman" w:cs="Times New Roman"/>
-          <w:color w:val="000000" w:themeColor="text1"/>
-          <w:sz w:val="24"/>
-          <w:szCs w:val="24"/>
-        </w:rPr>
-      </w:pPr>
-    </w:p>
-    <w:p>
-      <w:pPr>
-        <w:spacing w:after="0" w:line="480" w:lineRule="auto"/>
+        <w:pStyle w:val="Heading1"/>
+        <w:spacing w:line="360" w:lineRule="auto"/>
         <w:jc w:val="center"/>
         <w:rPr>
           <w:rFonts w:ascii="Times New Roman" w:hAnsi="Times New Roman" w:cs="Times New Roman"/>
           <w:b/>
           <w:bCs/>
-          <w:color w:val="000000" w:themeColor="text1"/>
+          <w:color w:val="auto"/>
           <w:sz w:val="24"/>
           <w:szCs w:val="24"/>
-          <w:lang w:val="en-US"/>
+          <w:lang w:val="fi-FI"/>
         </w:rPr>
       </w:pPr>
       <w:r>
@@ -539,115 +22,6623 @@
           <w:rFonts w:ascii="Times New Roman" w:hAnsi="Times New Roman" w:cs="Times New Roman"/>
           <w:b/>
           <w:bCs/>
-          <w:color w:val="000000" w:themeColor="text1"/>
+          <w:color w:val="auto"/>
           <w:sz w:val="24"/>
           <w:szCs w:val="24"/>
-          <w:lang w:val="en-US"/>
-        </w:rPr>
-        <w:t>FAKULTAS TEKNIK</w:t>
-      </w:r>
-    </w:p>
-    <w:p>
-      <w:pPr>
-        <w:spacing w:after="0" w:line="480" w:lineRule="auto"/>
-        <w:jc w:val="center"/>
+          <w:lang w:val="fi-FI"/>
+        </w:rPr>
+        <w:t>BAB</w:t>
+      </w:r>
+      <w:r>
         <w:rPr>
           <w:rFonts w:ascii="Times New Roman" w:hAnsi="Times New Roman" w:cs="Times New Roman"/>
           <w:b/>
           <w:bCs/>
-          <w:color w:val="000000" w:themeColor="text1"/>
+          <w:color w:val="auto"/>
           <w:sz w:val="24"/>
           <w:szCs w:val="24"/>
-        </w:rPr>
-      </w:pPr>
-      <w:r>
+          <w:lang w:val="fi-FI"/>
+        </w:rPr>
+        <w:t xml:space="preserve"> I</w:t>
+      </w:r>
+    </w:p>
+    <w:p>
+      <w:pPr>
+        <w:pStyle w:val="Heading1"/>
+        <w:spacing w:line="360" w:lineRule="auto"/>
+        <w:jc w:val="center"/>
         <w:rPr>
           <w:rFonts w:ascii="Times New Roman" w:hAnsi="Times New Roman" w:cs="Times New Roman"/>
           <w:b/>
           <w:bCs/>
-          <w:color w:val="000000" w:themeColor="text1"/>
+          <w:color w:val="auto"/>
           <w:sz w:val="24"/>
           <w:szCs w:val="24"/>
-        </w:rPr>
-        <w:t>UNIVERSITAS TIGA SERANGKAI</w:t>
-      </w:r>
-    </w:p>
-    <w:p>
-      <w:pPr>
-        <w:spacing w:after="0" w:line="480" w:lineRule="auto"/>
-        <w:jc w:val="center"/>
+          <w:lang w:val="fi-FI"/>
+        </w:rPr>
+      </w:pPr>
+      <w:r>
         <w:rPr>
           <w:rFonts w:ascii="Times New Roman" w:hAnsi="Times New Roman" w:cs="Times New Roman"/>
           <w:b/>
           <w:bCs/>
-          <w:color w:val="000000" w:themeColor="text1"/>
+          <w:color w:val="auto"/>
           <w:sz w:val="24"/>
           <w:szCs w:val="24"/>
-        </w:rPr>
-      </w:pPr>
-      <w:r>
+          <w:lang w:val="fi-FI"/>
+        </w:rPr>
+        <w:t>PENDAHULUAN</w:t>
+      </w:r>
+    </w:p>
+    <w:p>
+      <w:pPr>
+        <w:pStyle w:val="Heading2"/>
+        <w:numPr>
+          <w:ilvl w:val="0"/>
+          <w:numId w:val="1"/>
+        </w:numPr>
+        <w:spacing w:line="360" w:lineRule="auto"/>
         <w:rPr>
           <w:rFonts w:ascii="Times New Roman" w:hAnsi="Times New Roman" w:cs="Times New Roman"/>
           <w:b/>
           <w:bCs/>
-          <w:color w:val="000000" w:themeColor="text1"/>
+          <w:color w:val="auto"/>
           <w:sz w:val="24"/>
           <w:szCs w:val="24"/>
         </w:rPr>
-        <w:t>SURAKARTA</w:t>
-      </w:r>
-    </w:p>
-    <w:p>
-      <w:pPr>
-        <w:spacing w:after="0" w:line="480" w:lineRule="auto"/>
-        <w:jc w:val="center"/>
+      </w:pPr>
+      <w:r>
         <w:rPr>
           <w:rFonts w:ascii="Times New Roman" w:hAnsi="Times New Roman" w:cs="Times New Roman"/>
           <w:b/>
           <w:bCs/>
-          <w:color w:val="000000" w:themeColor="text1"/>
+          <w:color w:val="auto"/>
           <w:sz w:val="24"/>
           <w:szCs w:val="24"/>
-          <w:lang w:val="en-US"/>
-        </w:rPr>
-      </w:pPr>
+        </w:rPr>
+        <w:t xml:space="preserve"> </w:t>
+      </w:r>
       <w:r>
         <w:rPr>
           <w:rFonts w:ascii="Times New Roman" w:hAnsi="Times New Roman" w:cs="Times New Roman"/>
           <w:b/>
           <w:bCs/>
-          <w:color w:val="000000" w:themeColor="text1"/>
+          <w:color w:val="auto"/>
           <w:sz w:val="24"/>
           <w:szCs w:val="24"/>
         </w:rPr>
-        <w:t>202</w:t>
-      </w:r>
+        <w:t xml:space="preserve">Latar </w:t>
+      </w:r>
+      <w:proofErr w:type="spellStart"/>
       <w:r>
         <w:rPr>
           <w:rFonts w:ascii="Times New Roman" w:hAnsi="Times New Roman" w:cs="Times New Roman"/>
           <w:b/>
           <w:bCs/>
-          <w:color w:val="000000" w:themeColor="text1"/>
+          <w:color w:val="auto"/>
           <w:sz w:val="24"/>
           <w:szCs w:val="24"/>
-          <w:lang w:val="en-US"/>
-        </w:rPr>
-        <w:t>6</w:t>
-      </w:r>
+        </w:rPr>
+        <w:t>Belakang</w:t>
+      </w:r>
+      <w:proofErr w:type="spellEnd"/>
     </w:p>
     <w:p>
       <w:pPr>
-        <w:jc w:val="center"/>
-      </w:pPr>
+        <w:pStyle w:val="ListParagraph"/>
+        <w:spacing w:line="360" w:lineRule="auto"/>
+        <w:ind w:firstLine="720"/>
+        <w:jc w:val="both"/>
+        <w:rPr>
+          <w:rFonts w:ascii="Times New Roman" w:eastAsia="Times New Roman" w:hAnsi="Times New Roman" w:cs="Times New Roman"/>
+        </w:rPr>
+      </w:pPr>
+      <w:r>
+        <w:rPr>
+          <w:rFonts w:ascii="Times New Roman" w:eastAsia="Times New Roman" w:hAnsi="Times New Roman" w:cs="Times New Roman"/>
+        </w:rPr>
+        <w:t xml:space="preserve">Usaha Mikro, Kecil, dan </w:t>
+      </w:r>
+      <w:proofErr w:type="spellStart"/>
+      <w:r>
+        <w:rPr>
+          <w:rFonts w:ascii="Times New Roman" w:eastAsia="Times New Roman" w:hAnsi="Times New Roman" w:cs="Times New Roman"/>
+        </w:rPr>
+        <w:t>Menengah</w:t>
+      </w:r>
+      <w:proofErr w:type="spellEnd"/>
+      <w:r>
+        <w:rPr>
+          <w:rFonts w:ascii="Times New Roman" w:eastAsia="Times New Roman" w:hAnsi="Times New Roman" w:cs="Times New Roman"/>
+        </w:rPr>
+        <w:t xml:space="preserve"> (UMKM) </w:t>
+      </w:r>
+      <w:proofErr w:type="spellStart"/>
+      <w:r>
+        <w:rPr>
+          <w:rFonts w:ascii="Times New Roman" w:eastAsia="Times New Roman" w:hAnsi="Times New Roman" w:cs="Times New Roman"/>
+        </w:rPr>
+        <w:t>memainkan</w:t>
+      </w:r>
+      <w:proofErr w:type="spellEnd"/>
+      <w:r>
+        <w:rPr>
+          <w:rFonts w:ascii="Times New Roman" w:eastAsia="Times New Roman" w:hAnsi="Times New Roman" w:cs="Times New Roman"/>
+        </w:rPr>
+        <w:t xml:space="preserve"> </w:t>
+      </w:r>
+      <w:proofErr w:type="spellStart"/>
+      <w:r>
+        <w:rPr>
+          <w:rFonts w:ascii="Times New Roman" w:eastAsia="Times New Roman" w:hAnsi="Times New Roman" w:cs="Times New Roman"/>
+        </w:rPr>
+        <w:t>peran</w:t>
+      </w:r>
+      <w:proofErr w:type="spellEnd"/>
+      <w:r>
+        <w:rPr>
+          <w:rFonts w:ascii="Times New Roman" w:eastAsia="Times New Roman" w:hAnsi="Times New Roman" w:cs="Times New Roman"/>
+        </w:rPr>
+        <w:t xml:space="preserve"> yang sangat </w:t>
+      </w:r>
+      <w:proofErr w:type="spellStart"/>
+      <w:r>
+        <w:rPr>
+          <w:rFonts w:ascii="Times New Roman" w:eastAsia="Times New Roman" w:hAnsi="Times New Roman" w:cs="Times New Roman"/>
+        </w:rPr>
+        <w:t>penting</w:t>
+      </w:r>
+      <w:proofErr w:type="spellEnd"/>
+      <w:r>
+        <w:rPr>
+          <w:rFonts w:ascii="Times New Roman" w:eastAsia="Times New Roman" w:hAnsi="Times New Roman" w:cs="Times New Roman"/>
+        </w:rPr>
+        <w:t xml:space="preserve"> </w:t>
+      </w:r>
+      <w:proofErr w:type="spellStart"/>
+      <w:r>
+        <w:rPr>
+          <w:rFonts w:ascii="Times New Roman" w:eastAsia="Times New Roman" w:hAnsi="Times New Roman" w:cs="Times New Roman"/>
+        </w:rPr>
+        <w:t>dalam</w:t>
+      </w:r>
+      <w:proofErr w:type="spellEnd"/>
+      <w:r>
+        <w:rPr>
+          <w:rFonts w:ascii="Times New Roman" w:eastAsia="Times New Roman" w:hAnsi="Times New Roman" w:cs="Times New Roman"/>
+        </w:rPr>
+        <w:t xml:space="preserve"> </w:t>
+      </w:r>
+      <w:proofErr w:type="spellStart"/>
+      <w:r>
+        <w:rPr>
+          <w:rFonts w:ascii="Times New Roman" w:eastAsia="Times New Roman" w:hAnsi="Times New Roman" w:cs="Times New Roman"/>
+        </w:rPr>
+        <w:t>perekonomian</w:t>
+      </w:r>
+      <w:proofErr w:type="spellEnd"/>
+      <w:r>
+        <w:rPr>
+          <w:rFonts w:ascii="Times New Roman" w:eastAsia="Times New Roman" w:hAnsi="Times New Roman" w:cs="Times New Roman"/>
+        </w:rPr>
+        <w:t xml:space="preserve"> Indonesia. </w:t>
+      </w:r>
+      <w:proofErr w:type="spellStart"/>
+      <w:r>
+        <w:rPr>
+          <w:rFonts w:ascii="Times New Roman" w:eastAsia="Times New Roman" w:hAnsi="Times New Roman" w:cs="Times New Roman"/>
+        </w:rPr>
+        <w:t>Berdasarkan</w:t>
+      </w:r>
+      <w:proofErr w:type="spellEnd"/>
+      <w:r>
+        <w:rPr>
+          <w:rFonts w:ascii="Times New Roman" w:eastAsia="Times New Roman" w:hAnsi="Times New Roman" w:cs="Times New Roman"/>
+        </w:rPr>
+        <w:t xml:space="preserve"> data </w:t>
+      </w:r>
+      <w:proofErr w:type="spellStart"/>
+      <w:r>
+        <w:rPr>
+          <w:rFonts w:ascii="Times New Roman" w:eastAsia="Times New Roman" w:hAnsi="Times New Roman" w:cs="Times New Roman"/>
+        </w:rPr>
+        <w:t>dari</w:t>
+      </w:r>
+      <w:proofErr w:type="spellEnd"/>
+      <w:r>
+        <w:rPr>
+          <w:rFonts w:ascii="Times New Roman" w:eastAsia="Times New Roman" w:hAnsi="Times New Roman" w:cs="Times New Roman"/>
+        </w:rPr>
+        <w:t xml:space="preserve"> Kementerian </w:t>
+      </w:r>
+      <w:proofErr w:type="spellStart"/>
+      <w:r>
+        <w:rPr>
+          <w:rFonts w:ascii="Times New Roman" w:eastAsia="Times New Roman" w:hAnsi="Times New Roman" w:cs="Times New Roman"/>
+        </w:rPr>
+        <w:t>Koperasi</w:t>
+      </w:r>
+      <w:proofErr w:type="spellEnd"/>
+      <w:r>
+        <w:rPr>
+          <w:rFonts w:ascii="Times New Roman" w:eastAsia="Times New Roman" w:hAnsi="Times New Roman" w:cs="Times New Roman"/>
+        </w:rPr>
+        <w:t xml:space="preserve"> dan Usaha Kecil dan </w:t>
+      </w:r>
+      <w:proofErr w:type="spellStart"/>
+      <w:r>
+        <w:rPr>
+          <w:rFonts w:ascii="Times New Roman" w:eastAsia="Times New Roman" w:hAnsi="Times New Roman" w:cs="Times New Roman"/>
+        </w:rPr>
+        <w:t>Menengah</w:t>
+      </w:r>
+      <w:proofErr w:type="spellEnd"/>
+      <w:r>
+        <w:rPr>
+          <w:rFonts w:ascii="Times New Roman" w:eastAsia="Times New Roman" w:hAnsi="Times New Roman" w:cs="Times New Roman"/>
+        </w:rPr>
+        <w:t xml:space="preserve"> Republik Indonesia, </w:t>
+      </w:r>
+      <w:proofErr w:type="spellStart"/>
+      <w:r>
+        <w:rPr>
+          <w:rFonts w:ascii="Times New Roman" w:eastAsia="Times New Roman" w:hAnsi="Times New Roman" w:cs="Times New Roman"/>
+        </w:rPr>
+        <w:t>jumlah</w:t>
+      </w:r>
+      <w:proofErr w:type="spellEnd"/>
+      <w:r>
+        <w:rPr>
+          <w:rFonts w:ascii="Times New Roman" w:eastAsia="Times New Roman" w:hAnsi="Times New Roman" w:cs="Times New Roman"/>
+        </w:rPr>
+        <w:t xml:space="preserve"> UMKM </w:t>
+      </w:r>
+      <w:proofErr w:type="spellStart"/>
+      <w:r>
+        <w:rPr>
+          <w:rFonts w:ascii="Times New Roman" w:eastAsia="Times New Roman" w:hAnsi="Times New Roman" w:cs="Times New Roman"/>
+        </w:rPr>
+        <w:t>diperkirakan</w:t>
+      </w:r>
+      <w:proofErr w:type="spellEnd"/>
+      <w:r>
+        <w:rPr>
+          <w:rFonts w:ascii="Times New Roman" w:eastAsia="Times New Roman" w:hAnsi="Times New Roman" w:cs="Times New Roman"/>
+        </w:rPr>
+        <w:t xml:space="preserve"> </w:t>
+      </w:r>
+      <w:proofErr w:type="spellStart"/>
+      <w:r>
+        <w:rPr>
+          <w:rFonts w:ascii="Times New Roman" w:eastAsia="Times New Roman" w:hAnsi="Times New Roman" w:cs="Times New Roman"/>
+        </w:rPr>
+        <w:t>mencapai</w:t>
+      </w:r>
+      <w:proofErr w:type="spellEnd"/>
+      <w:r>
+        <w:rPr>
+          <w:rFonts w:ascii="Times New Roman" w:eastAsia="Times New Roman" w:hAnsi="Times New Roman" w:cs="Times New Roman"/>
+        </w:rPr>
+        <w:t xml:space="preserve"> </w:t>
+      </w:r>
+      <w:proofErr w:type="spellStart"/>
+      <w:r>
+        <w:rPr>
+          <w:rFonts w:ascii="Times New Roman" w:eastAsia="Times New Roman" w:hAnsi="Times New Roman" w:cs="Times New Roman"/>
+        </w:rPr>
+        <w:t>sekitar</w:t>
+      </w:r>
+      <w:proofErr w:type="spellEnd"/>
+      <w:r>
+        <w:rPr>
+          <w:rFonts w:ascii="Times New Roman" w:eastAsia="Times New Roman" w:hAnsi="Times New Roman" w:cs="Times New Roman"/>
+        </w:rPr>
+        <w:t xml:space="preserve"> 66 </w:t>
+      </w:r>
+      <w:proofErr w:type="spellStart"/>
+      <w:r>
+        <w:rPr>
+          <w:rFonts w:ascii="Times New Roman" w:eastAsia="Times New Roman" w:hAnsi="Times New Roman" w:cs="Times New Roman"/>
+        </w:rPr>
+        <w:t>juta</w:t>
+      </w:r>
+      <w:proofErr w:type="spellEnd"/>
+      <w:r>
+        <w:rPr>
+          <w:rFonts w:ascii="Times New Roman" w:eastAsia="Times New Roman" w:hAnsi="Times New Roman" w:cs="Times New Roman"/>
+        </w:rPr>
+        <w:t xml:space="preserve"> unit </w:t>
+      </w:r>
+      <w:proofErr w:type="spellStart"/>
+      <w:r>
+        <w:rPr>
+          <w:rFonts w:ascii="Times New Roman" w:eastAsia="Times New Roman" w:hAnsi="Times New Roman" w:cs="Times New Roman"/>
+        </w:rPr>
+        <w:t>usaha</w:t>
+      </w:r>
+      <w:proofErr w:type="spellEnd"/>
+      <w:r>
+        <w:rPr>
+          <w:rFonts w:ascii="Times New Roman" w:eastAsia="Times New Roman" w:hAnsi="Times New Roman" w:cs="Times New Roman"/>
+        </w:rPr>
+        <w:t xml:space="preserve"> pada </w:t>
+      </w:r>
+      <w:proofErr w:type="spellStart"/>
+      <w:r>
+        <w:rPr>
+          <w:rFonts w:ascii="Times New Roman" w:eastAsia="Times New Roman" w:hAnsi="Times New Roman" w:cs="Times New Roman"/>
+        </w:rPr>
+        <w:t>periode</w:t>
+      </w:r>
+      <w:proofErr w:type="spellEnd"/>
+      <w:r>
+        <w:rPr>
+          <w:rFonts w:ascii="Times New Roman" w:eastAsia="Times New Roman" w:hAnsi="Times New Roman" w:cs="Times New Roman"/>
+        </w:rPr>
+        <w:t xml:space="preserve"> 2023–2025. Sektor </w:t>
+      </w:r>
+      <w:proofErr w:type="spellStart"/>
+      <w:r>
+        <w:rPr>
+          <w:rFonts w:ascii="Times New Roman" w:eastAsia="Times New Roman" w:hAnsi="Times New Roman" w:cs="Times New Roman"/>
+        </w:rPr>
+        <w:t>ini</w:t>
+      </w:r>
+      <w:proofErr w:type="spellEnd"/>
+      <w:r>
+        <w:rPr>
+          <w:rFonts w:ascii="Times New Roman" w:eastAsia="Times New Roman" w:hAnsi="Times New Roman" w:cs="Times New Roman"/>
+        </w:rPr>
+        <w:t xml:space="preserve"> juga </w:t>
+      </w:r>
+      <w:proofErr w:type="spellStart"/>
+      <w:r>
+        <w:rPr>
+          <w:rFonts w:ascii="Times New Roman" w:eastAsia="Times New Roman" w:hAnsi="Times New Roman" w:cs="Times New Roman"/>
+        </w:rPr>
+        <w:t>memberikan</w:t>
+      </w:r>
+      <w:proofErr w:type="spellEnd"/>
+      <w:r>
+        <w:rPr>
+          <w:rFonts w:ascii="Times New Roman" w:eastAsia="Times New Roman" w:hAnsi="Times New Roman" w:cs="Times New Roman"/>
+        </w:rPr>
+        <w:t xml:space="preserve"> </w:t>
+      </w:r>
+      <w:proofErr w:type="spellStart"/>
+      <w:r>
+        <w:rPr>
+          <w:rFonts w:ascii="Times New Roman" w:eastAsia="Times New Roman" w:hAnsi="Times New Roman" w:cs="Times New Roman"/>
+        </w:rPr>
+        <w:t>kontribusi</w:t>
+      </w:r>
+      <w:proofErr w:type="spellEnd"/>
+      <w:r>
+        <w:rPr>
+          <w:rFonts w:ascii="Times New Roman" w:eastAsia="Times New Roman" w:hAnsi="Times New Roman" w:cs="Times New Roman"/>
+        </w:rPr>
+        <w:t xml:space="preserve"> yang </w:t>
+      </w:r>
+      <w:proofErr w:type="spellStart"/>
+      <w:r>
+        <w:rPr>
+          <w:rFonts w:ascii="Times New Roman" w:eastAsia="Times New Roman" w:hAnsi="Times New Roman" w:cs="Times New Roman"/>
+        </w:rPr>
+        <w:t>signifikan</w:t>
+      </w:r>
+      <w:proofErr w:type="spellEnd"/>
+      <w:r>
+        <w:rPr>
+          <w:rFonts w:ascii="Times New Roman" w:eastAsia="Times New Roman" w:hAnsi="Times New Roman" w:cs="Times New Roman"/>
+        </w:rPr>
+        <w:t xml:space="preserve"> </w:t>
+      </w:r>
+      <w:proofErr w:type="spellStart"/>
+      <w:r>
+        <w:rPr>
+          <w:rFonts w:ascii="Times New Roman" w:eastAsia="Times New Roman" w:hAnsi="Times New Roman" w:cs="Times New Roman"/>
+        </w:rPr>
+        <w:t>terhadap</w:t>
+      </w:r>
+      <w:proofErr w:type="spellEnd"/>
+      <w:r>
+        <w:rPr>
+          <w:rFonts w:ascii="Times New Roman" w:eastAsia="Times New Roman" w:hAnsi="Times New Roman" w:cs="Times New Roman"/>
+        </w:rPr>
+        <w:t xml:space="preserve"> </w:t>
+      </w:r>
+      <w:proofErr w:type="spellStart"/>
+      <w:r>
+        <w:rPr>
+          <w:rFonts w:ascii="Times New Roman" w:eastAsia="Times New Roman" w:hAnsi="Times New Roman" w:cs="Times New Roman"/>
+        </w:rPr>
+        <w:t>perekonomian</w:t>
+      </w:r>
+      <w:proofErr w:type="spellEnd"/>
+      <w:r>
+        <w:rPr>
+          <w:rFonts w:ascii="Times New Roman" w:eastAsia="Times New Roman" w:hAnsi="Times New Roman" w:cs="Times New Roman"/>
+        </w:rPr>
+        <w:t xml:space="preserve"> </w:t>
+      </w:r>
+      <w:proofErr w:type="spellStart"/>
+      <w:r>
+        <w:rPr>
+          <w:rFonts w:ascii="Times New Roman" w:eastAsia="Times New Roman" w:hAnsi="Times New Roman" w:cs="Times New Roman"/>
+        </w:rPr>
+        <w:t>nasional</w:t>
+      </w:r>
+      <w:proofErr w:type="spellEnd"/>
+      <w:r>
+        <w:rPr>
+          <w:rFonts w:ascii="Times New Roman" w:eastAsia="Times New Roman" w:hAnsi="Times New Roman" w:cs="Times New Roman"/>
+        </w:rPr>
+        <w:t xml:space="preserve">, </w:t>
+      </w:r>
+      <w:proofErr w:type="spellStart"/>
+      <w:r>
+        <w:rPr>
+          <w:rFonts w:ascii="Times New Roman" w:eastAsia="Times New Roman" w:hAnsi="Times New Roman" w:cs="Times New Roman"/>
+        </w:rPr>
+        <w:t>yaitu</w:t>
+      </w:r>
+      <w:proofErr w:type="spellEnd"/>
+      <w:r>
+        <w:rPr>
+          <w:rFonts w:ascii="Times New Roman" w:eastAsia="Times New Roman" w:hAnsi="Times New Roman" w:cs="Times New Roman"/>
+        </w:rPr>
+        <w:t xml:space="preserve"> </w:t>
+      </w:r>
+      <w:proofErr w:type="spellStart"/>
+      <w:r>
+        <w:rPr>
+          <w:rFonts w:ascii="Times New Roman" w:eastAsia="Times New Roman" w:hAnsi="Times New Roman" w:cs="Times New Roman"/>
+        </w:rPr>
+        <w:t>sekitar</w:t>
+      </w:r>
+      <w:proofErr w:type="spellEnd"/>
+      <w:r>
+        <w:rPr>
+          <w:rFonts w:ascii="Times New Roman" w:eastAsia="Times New Roman" w:hAnsi="Times New Roman" w:cs="Times New Roman"/>
+        </w:rPr>
+        <w:t xml:space="preserve"> 61% </w:t>
+      </w:r>
+      <w:proofErr w:type="spellStart"/>
+      <w:r>
+        <w:rPr>
+          <w:rFonts w:ascii="Times New Roman" w:eastAsia="Times New Roman" w:hAnsi="Times New Roman" w:cs="Times New Roman"/>
+        </w:rPr>
+        <w:t>terhadap</w:t>
+      </w:r>
+      <w:proofErr w:type="spellEnd"/>
+      <w:r>
+        <w:rPr>
+          <w:rFonts w:ascii="Times New Roman" w:eastAsia="Times New Roman" w:hAnsi="Times New Roman" w:cs="Times New Roman"/>
+        </w:rPr>
+        <w:t xml:space="preserve"> </w:t>
+      </w:r>
+      <w:proofErr w:type="spellStart"/>
+      <w:r>
+        <w:rPr>
+          <w:rFonts w:ascii="Times New Roman" w:eastAsia="Times New Roman" w:hAnsi="Times New Roman" w:cs="Times New Roman"/>
+        </w:rPr>
+        <w:t>Produk</w:t>
+      </w:r>
+      <w:proofErr w:type="spellEnd"/>
+      <w:r>
+        <w:rPr>
+          <w:rFonts w:ascii="Times New Roman" w:eastAsia="Times New Roman" w:hAnsi="Times New Roman" w:cs="Times New Roman"/>
+        </w:rPr>
+        <w:t xml:space="preserve"> </w:t>
+      </w:r>
+      <w:proofErr w:type="spellStart"/>
+      <w:r>
+        <w:rPr>
+          <w:rFonts w:ascii="Times New Roman" w:eastAsia="Times New Roman" w:hAnsi="Times New Roman" w:cs="Times New Roman"/>
+        </w:rPr>
+        <w:t>Domestik</w:t>
+      </w:r>
+      <w:proofErr w:type="spellEnd"/>
+      <w:r>
+        <w:rPr>
+          <w:rFonts w:ascii="Times New Roman" w:eastAsia="Times New Roman" w:hAnsi="Times New Roman" w:cs="Times New Roman"/>
+        </w:rPr>
+        <w:t xml:space="preserve"> Bruto (PDB) Indonesia </w:t>
+      </w:r>
+      <w:proofErr w:type="spellStart"/>
+      <w:r>
+        <w:rPr>
+          <w:rFonts w:ascii="Times New Roman" w:eastAsia="Times New Roman" w:hAnsi="Times New Roman" w:cs="Times New Roman"/>
+        </w:rPr>
+        <w:t>atau</w:t>
+      </w:r>
+      <w:proofErr w:type="spellEnd"/>
+      <w:r>
+        <w:rPr>
+          <w:rFonts w:ascii="Times New Roman" w:eastAsia="Times New Roman" w:hAnsi="Times New Roman" w:cs="Times New Roman"/>
+        </w:rPr>
+        <w:t xml:space="preserve"> </w:t>
+      </w:r>
+      <w:proofErr w:type="spellStart"/>
+      <w:r>
+        <w:rPr>
+          <w:rFonts w:ascii="Times New Roman" w:eastAsia="Times New Roman" w:hAnsi="Times New Roman" w:cs="Times New Roman"/>
+        </w:rPr>
+        <w:t>setara</w:t>
+      </w:r>
+      <w:proofErr w:type="spellEnd"/>
+      <w:r>
+        <w:rPr>
+          <w:rFonts w:ascii="Times New Roman" w:eastAsia="Times New Roman" w:hAnsi="Times New Roman" w:cs="Times New Roman"/>
+        </w:rPr>
+        <w:t xml:space="preserve"> </w:t>
+      </w:r>
+      <w:proofErr w:type="spellStart"/>
+      <w:r>
+        <w:rPr>
+          <w:rFonts w:ascii="Times New Roman" w:eastAsia="Times New Roman" w:hAnsi="Times New Roman" w:cs="Times New Roman"/>
+        </w:rPr>
+        <w:t>dengan</w:t>
+      </w:r>
+      <w:proofErr w:type="spellEnd"/>
+      <w:r>
+        <w:rPr>
+          <w:rFonts w:ascii="Times New Roman" w:eastAsia="Times New Roman" w:hAnsi="Times New Roman" w:cs="Times New Roman"/>
+        </w:rPr>
+        <w:t xml:space="preserve"> Rp9.580 </w:t>
+      </w:r>
+      <w:proofErr w:type="spellStart"/>
+      <w:r>
+        <w:rPr>
+          <w:rFonts w:ascii="Times New Roman" w:eastAsia="Times New Roman" w:hAnsi="Times New Roman" w:cs="Times New Roman"/>
+        </w:rPr>
+        <w:t>triliun</w:t>
+      </w:r>
+      <w:proofErr w:type="spellEnd"/>
+      <w:r>
+        <w:rPr>
+          <w:rFonts w:ascii="Times New Roman" w:eastAsia="Times New Roman" w:hAnsi="Times New Roman" w:cs="Times New Roman"/>
+        </w:rPr>
+        <w:t xml:space="preserve">. Selain </w:t>
+      </w:r>
+      <w:proofErr w:type="spellStart"/>
+      <w:r>
+        <w:rPr>
+          <w:rFonts w:ascii="Times New Roman" w:eastAsia="Times New Roman" w:hAnsi="Times New Roman" w:cs="Times New Roman"/>
+        </w:rPr>
+        <w:t>itu</w:t>
+      </w:r>
+      <w:proofErr w:type="spellEnd"/>
+      <w:r>
+        <w:rPr>
+          <w:rFonts w:ascii="Times New Roman" w:eastAsia="Times New Roman" w:hAnsi="Times New Roman" w:cs="Times New Roman"/>
+        </w:rPr>
+        <w:t xml:space="preserve">, UMKM </w:t>
+      </w:r>
+      <w:proofErr w:type="spellStart"/>
+      <w:r>
+        <w:rPr>
+          <w:rFonts w:ascii="Times New Roman" w:eastAsia="Times New Roman" w:hAnsi="Times New Roman" w:cs="Times New Roman"/>
+        </w:rPr>
+        <w:t>mampu</w:t>
+      </w:r>
+      <w:proofErr w:type="spellEnd"/>
+      <w:r>
+        <w:rPr>
+          <w:rFonts w:ascii="Times New Roman" w:eastAsia="Times New Roman" w:hAnsi="Times New Roman" w:cs="Times New Roman"/>
+        </w:rPr>
+        <w:t xml:space="preserve"> </w:t>
+      </w:r>
+      <w:proofErr w:type="spellStart"/>
+      <w:r>
+        <w:rPr>
+          <w:rFonts w:ascii="Times New Roman" w:eastAsia="Times New Roman" w:hAnsi="Times New Roman" w:cs="Times New Roman"/>
+        </w:rPr>
+        <w:t>menyerap</w:t>
+      </w:r>
+      <w:proofErr w:type="spellEnd"/>
+      <w:r>
+        <w:rPr>
+          <w:rFonts w:ascii="Times New Roman" w:eastAsia="Times New Roman" w:hAnsi="Times New Roman" w:cs="Times New Roman"/>
+        </w:rPr>
+        <w:t xml:space="preserve"> </w:t>
+      </w:r>
+      <w:proofErr w:type="spellStart"/>
+      <w:r>
+        <w:rPr>
+          <w:rFonts w:ascii="Times New Roman" w:eastAsia="Times New Roman" w:hAnsi="Times New Roman" w:cs="Times New Roman"/>
+        </w:rPr>
+        <w:t>sekitar</w:t>
+      </w:r>
+      <w:proofErr w:type="spellEnd"/>
+      <w:r>
+        <w:rPr>
+          <w:rFonts w:ascii="Times New Roman" w:eastAsia="Times New Roman" w:hAnsi="Times New Roman" w:cs="Times New Roman"/>
+        </w:rPr>
+        <w:t xml:space="preserve"> 117 </w:t>
+      </w:r>
+      <w:proofErr w:type="spellStart"/>
+      <w:r>
+        <w:rPr>
+          <w:rFonts w:ascii="Times New Roman" w:eastAsia="Times New Roman" w:hAnsi="Times New Roman" w:cs="Times New Roman"/>
+        </w:rPr>
+        <w:t>juta</w:t>
+      </w:r>
+      <w:proofErr w:type="spellEnd"/>
+      <w:r>
+        <w:rPr>
+          <w:rFonts w:ascii="Times New Roman" w:eastAsia="Times New Roman" w:hAnsi="Times New Roman" w:cs="Times New Roman"/>
+        </w:rPr>
+        <w:t xml:space="preserve"> </w:t>
+      </w:r>
+      <w:proofErr w:type="spellStart"/>
+      <w:r>
+        <w:rPr>
+          <w:rFonts w:ascii="Times New Roman" w:eastAsia="Times New Roman" w:hAnsi="Times New Roman" w:cs="Times New Roman"/>
+        </w:rPr>
+        <w:t>tenaga</w:t>
+      </w:r>
+      <w:proofErr w:type="spellEnd"/>
+      <w:r>
+        <w:rPr>
+          <w:rFonts w:ascii="Times New Roman" w:eastAsia="Times New Roman" w:hAnsi="Times New Roman" w:cs="Times New Roman"/>
+        </w:rPr>
+        <w:t xml:space="preserve"> </w:t>
+      </w:r>
+      <w:proofErr w:type="spellStart"/>
+      <w:r>
+        <w:rPr>
+          <w:rFonts w:ascii="Times New Roman" w:eastAsia="Times New Roman" w:hAnsi="Times New Roman" w:cs="Times New Roman"/>
+        </w:rPr>
+        <w:t>kerja</w:t>
+      </w:r>
+      <w:proofErr w:type="spellEnd"/>
+      <w:r>
+        <w:rPr>
+          <w:rFonts w:ascii="Times New Roman" w:eastAsia="Times New Roman" w:hAnsi="Times New Roman" w:cs="Times New Roman"/>
+        </w:rPr>
+        <w:t xml:space="preserve"> </w:t>
+      </w:r>
+      <w:proofErr w:type="spellStart"/>
+      <w:r>
+        <w:rPr>
+          <w:rFonts w:ascii="Times New Roman" w:eastAsia="Times New Roman" w:hAnsi="Times New Roman" w:cs="Times New Roman"/>
+        </w:rPr>
+        <w:t>atau</w:t>
+      </w:r>
+      <w:proofErr w:type="spellEnd"/>
+      <w:r>
+        <w:rPr>
+          <w:rFonts w:ascii="Times New Roman" w:eastAsia="Times New Roman" w:hAnsi="Times New Roman" w:cs="Times New Roman"/>
+        </w:rPr>
+        <w:t xml:space="preserve"> </w:t>
+      </w:r>
+      <w:proofErr w:type="spellStart"/>
+      <w:r>
+        <w:rPr>
+          <w:rFonts w:ascii="Times New Roman" w:eastAsia="Times New Roman" w:hAnsi="Times New Roman" w:cs="Times New Roman"/>
+        </w:rPr>
+        <w:t>hampir</w:t>
+      </w:r>
+      <w:proofErr w:type="spellEnd"/>
+      <w:r>
+        <w:rPr>
+          <w:rFonts w:ascii="Times New Roman" w:eastAsia="Times New Roman" w:hAnsi="Times New Roman" w:cs="Times New Roman"/>
+        </w:rPr>
+        <w:t xml:space="preserve"> 97% </w:t>
+      </w:r>
+      <w:proofErr w:type="spellStart"/>
+      <w:r>
+        <w:rPr>
+          <w:rFonts w:ascii="Times New Roman" w:eastAsia="Times New Roman" w:hAnsi="Times New Roman" w:cs="Times New Roman"/>
+        </w:rPr>
+        <w:t>dari</w:t>
+      </w:r>
+      <w:proofErr w:type="spellEnd"/>
+      <w:r>
+        <w:rPr>
+          <w:rFonts w:ascii="Times New Roman" w:eastAsia="Times New Roman" w:hAnsi="Times New Roman" w:cs="Times New Roman"/>
+        </w:rPr>
+        <w:t xml:space="preserve"> total </w:t>
+      </w:r>
+      <w:proofErr w:type="spellStart"/>
+      <w:r>
+        <w:rPr>
+          <w:rFonts w:ascii="Times New Roman" w:eastAsia="Times New Roman" w:hAnsi="Times New Roman" w:cs="Times New Roman"/>
+        </w:rPr>
+        <w:t>tenaga</w:t>
+      </w:r>
+      <w:proofErr w:type="spellEnd"/>
+      <w:r>
+        <w:rPr>
+          <w:rFonts w:ascii="Times New Roman" w:eastAsia="Times New Roman" w:hAnsi="Times New Roman" w:cs="Times New Roman"/>
+        </w:rPr>
+        <w:t xml:space="preserve"> </w:t>
+      </w:r>
+      <w:proofErr w:type="spellStart"/>
+      <w:r>
+        <w:rPr>
+          <w:rFonts w:ascii="Times New Roman" w:eastAsia="Times New Roman" w:hAnsi="Times New Roman" w:cs="Times New Roman"/>
+        </w:rPr>
+        <w:t>kerja</w:t>
+      </w:r>
+      <w:proofErr w:type="spellEnd"/>
+      <w:r>
+        <w:rPr>
+          <w:rFonts w:ascii="Times New Roman" w:eastAsia="Times New Roman" w:hAnsi="Times New Roman" w:cs="Times New Roman"/>
+        </w:rPr>
+        <w:t xml:space="preserve"> </w:t>
+      </w:r>
+      <w:proofErr w:type="spellStart"/>
+      <w:r>
+        <w:rPr>
+          <w:rFonts w:ascii="Times New Roman" w:eastAsia="Times New Roman" w:hAnsi="Times New Roman" w:cs="Times New Roman"/>
+        </w:rPr>
+        <w:t>nasional</w:t>
+      </w:r>
+      <w:proofErr w:type="spellEnd"/>
+      <w:r>
+        <w:rPr>
+          <w:rFonts w:ascii="Times New Roman" w:eastAsia="Times New Roman" w:hAnsi="Times New Roman" w:cs="Times New Roman"/>
+        </w:rPr>
+        <w:t xml:space="preserve">, </w:t>
+      </w:r>
+      <w:proofErr w:type="spellStart"/>
+      <w:r>
+        <w:rPr>
+          <w:rFonts w:ascii="Times New Roman" w:eastAsia="Times New Roman" w:hAnsi="Times New Roman" w:cs="Times New Roman"/>
+        </w:rPr>
+        <w:t>sehingga</w:t>
+      </w:r>
+      <w:proofErr w:type="spellEnd"/>
+      <w:r>
+        <w:rPr>
+          <w:rFonts w:ascii="Times New Roman" w:eastAsia="Times New Roman" w:hAnsi="Times New Roman" w:cs="Times New Roman"/>
+        </w:rPr>
+        <w:t xml:space="preserve"> </w:t>
+      </w:r>
+      <w:proofErr w:type="spellStart"/>
+      <w:r>
+        <w:rPr>
+          <w:rFonts w:ascii="Times New Roman" w:eastAsia="Times New Roman" w:hAnsi="Times New Roman" w:cs="Times New Roman"/>
+        </w:rPr>
+        <w:t>menjadi</w:t>
+      </w:r>
+      <w:proofErr w:type="spellEnd"/>
+      <w:r>
+        <w:rPr>
+          <w:rFonts w:ascii="Times New Roman" w:eastAsia="Times New Roman" w:hAnsi="Times New Roman" w:cs="Times New Roman"/>
+        </w:rPr>
+        <w:t xml:space="preserve"> salah </w:t>
+      </w:r>
+      <w:proofErr w:type="spellStart"/>
+      <w:r>
+        <w:rPr>
+          <w:rFonts w:ascii="Times New Roman" w:eastAsia="Times New Roman" w:hAnsi="Times New Roman" w:cs="Times New Roman"/>
+        </w:rPr>
+        <w:t>satu</w:t>
+      </w:r>
+      <w:proofErr w:type="spellEnd"/>
+      <w:r>
+        <w:rPr>
+          <w:rFonts w:ascii="Times New Roman" w:eastAsia="Times New Roman" w:hAnsi="Times New Roman" w:cs="Times New Roman"/>
+        </w:rPr>
+        <w:t xml:space="preserve"> pilar </w:t>
+      </w:r>
+      <w:proofErr w:type="spellStart"/>
+      <w:r>
+        <w:rPr>
+          <w:rFonts w:ascii="Times New Roman" w:eastAsia="Times New Roman" w:hAnsi="Times New Roman" w:cs="Times New Roman"/>
+        </w:rPr>
+        <w:t>utama</w:t>
+      </w:r>
+      <w:proofErr w:type="spellEnd"/>
+      <w:r>
+        <w:rPr>
+          <w:rFonts w:ascii="Times New Roman" w:eastAsia="Times New Roman" w:hAnsi="Times New Roman" w:cs="Times New Roman"/>
+        </w:rPr>
+        <w:t xml:space="preserve"> </w:t>
+      </w:r>
+      <w:proofErr w:type="spellStart"/>
+      <w:r>
+        <w:rPr>
+          <w:rFonts w:ascii="Times New Roman" w:eastAsia="Times New Roman" w:hAnsi="Times New Roman" w:cs="Times New Roman"/>
+        </w:rPr>
+        <w:t>dalam</w:t>
+      </w:r>
+      <w:proofErr w:type="spellEnd"/>
+      <w:r>
+        <w:rPr>
+          <w:rFonts w:ascii="Times New Roman" w:eastAsia="Times New Roman" w:hAnsi="Times New Roman" w:cs="Times New Roman"/>
+        </w:rPr>
+        <w:t xml:space="preserve"> </w:t>
+      </w:r>
+      <w:proofErr w:type="spellStart"/>
+      <w:r>
+        <w:rPr>
+          <w:rFonts w:ascii="Times New Roman" w:eastAsia="Times New Roman" w:hAnsi="Times New Roman" w:cs="Times New Roman"/>
+        </w:rPr>
+        <w:t>pertumbuhan</w:t>
+      </w:r>
+      <w:proofErr w:type="spellEnd"/>
+      <w:r>
+        <w:rPr>
+          <w:rFonts w:ascii="Times New Roman" w:eastAsia="Times New Roman" w:hAnsi="Times New Roman" w:cs="Times New Roman"/>
+        </w:rPr>
+        <w:t xml:space="preserve"> </w:t>
+      </w:r>
+      <w:proofErr w:type="spellStart"/>
+      <w:r>
+        <w:rPr>
+          <w:rFonts w:ascii="Times New Roman" w:eastAsia="Times New Roman" w:hAnsi="Times New Roman" w:cs="Times New Roman"/>
+        </w:rPr>
+        <w:t>ekonomi</w:t>
+      </w:r>
+      <w:proofErr w:type="spellEnd"/>
+      <w:r>
+        <w:rPr>
+          <w:rFonts w:ascii="Times New Roman" w:eastAsia="Times New Roman" w:hAnsi="Times New Roman" w:cs="Times New Roman"/>
+        </w:rPr>
+        <w:t xml:space="preserve"> dan </w:t>
+      </w:r>
+      <w:proofErr w:type="spellStart"/>
+      <w:r>
+        <w:rPr>
+          <w:rFonts w:ascii="Times New Roman" w:eastAsia="Times New Roman" w:hAnsi="Times New Roman" w:cs="Times New Roman"/>
+        </w:rPr>
+        <w:t>penciptaan</w:t>
+      </w:r>
+      <w:proofErr w:type="spellEnd"/>
+      <w:r>
+        <w:rPr>
+          <w:rFonts w:ascii="Times New Roman" w:eastAsia="Times New Roman" w:hAnsi="Times New Roman" w:cs="Times New Roman"/>
+        </w:rPr>
+        <w:t xml:space="preserve"> </w:t>
+      </w:r>
+      <w:proofErr w:type="spellStart"/>
+      <w:r>
+        <w:rPr>
+          <w:rFonts w:ascii="Times New Roman" w:eastAsia="Times New Roman" w:hAnsi="Times New Roman" w:cs="Times New Roman"/>
+        </w:rPr>
+        <w:t>lapangan</w:t>
+      </w:r>
+      <w:proofErr w:type="spellEnd"/>
+      <w:r>
+        <w:rPr>
+          <w:rFonts w:ascii="Times New Roman" w:eastAsia="Times New Roman" w:hAnsi="Times New Roman" w:cs="Times New Roman"/>
+        </w:rPr>
+        <w:t xml:space="preserve"> </w:t>
+      </w:r>
+      <w:proofErr w:type="spellStart"/>
+      <w:r>
+        <w:rPr>
+          <w:rFonts w:ascii="Times New Roman" w:eastAsia="Times New Roman" w:hAnsi="Times New Roman" w:cs="Times New Roman"/>
+        </w:rPr>
+        <w:t>kerja</w:t>
+      </w:r>
+      <w:proofErr w:type="spellEnd"/>
+      <w:r>
+        <w:rPr>
+          <w:rFonts w:ascii="Times New Roman" w:eastAsia="Times New Roman" w:hAnsi="Times New Roman" w:cs="Times New Roman"/>
+        </w:rPr>
+        <w:t>.</w:t>
+      </w:r>
+    </w:p>
+    <w:p>
+      <w:pPr>
+        <w:pStyle w:val="ListParagraph"/>
+        <w:spacing w:line="360" w:lineRule="auto"/>
+        <w:ind w:firstLine="720"/>
+        <w:jc w:val="both"/>
+        <w:rPr>
+          <w:rFonts w:ascii="Times New Roman" w:eastAsia="Times New Roman" w:hAnsi="Times New Roman" w:cs="Times New Roman"/>
+        </w:rPr>
+      </w:pPr>
+      <w:proofErr w:type="spellStart"/>
+      <w:r>
+        <w:rPr>
+          <w:rFonts w:ascii="Times New Roman" w:eastAsia="Times New Roman" w:hAnsi="Times New Roman" w:cs="Times New Roman"/>
+        </w:rPr>
+        <w:t>Meskipun</w:t>
+      </w:r>
+      <w:proofErr w:type="spellEnd"/>
+      <w:r>
+        <w:rPr>
+          <w:rFonts w:ascii="Times New Roman" w:eastAsia="Times New Roman" w:hAnsi="Times New Roman" w:cs="Times New Roman"/>
+        </w:rPr>
+        <w:t xml:space="preserve"> </w:t>
+      </w:r>
+      <w:proofErr w:type="spellStart"/>
+      <w:r>
+        <w:rPr>
+          <w:rFonts w:ascii="Times New Roman" w:eastAsia="Times New Roman" w:hAnsi="Times New Roman" w:cs="Times New Roman"/>
+        </w:rPr>
+        <w:t>memiliki</w:t>
+      </w:r>
+      <w:proofErr w:type="spellEnd"/>
+      <w:r>
+        <w:rPr>
+          <w:rFonts w:ascii="Times New Roman" w:eastAsia="Times New Roman" w:hAnsi="Times New Roman" w:cs="Times New Roman"/>
+        </w:rPr>
+        <w:t xml:space="preserve"> </w:t>
+      </w:r>
+      <w:proofErr w:type="spellStart"/>
+      <w:r>
+        <w:rPr>
+          <w:rFonts w:ascii="Times New Roman" w:eastAsia="Times New Roman" w:hAnsi="Times New Roman" w:cs="Times New Roman"/>
+        </w:rPr>
+        <w:t>kontribusi</w:t>
+      </w:r>
+      <w:proofErr w:type="spellEnd"/>
+      <w:r>
+        <w:rPr>
+          <w:rFonts w:ascii="Times New Roman" w:eastAsia="Times New Roman" w:hAnsi="Times New Roman" w:cs="Times New Roman"/>
+        </w:rPr>
+        <w:t xml:space="preserve"> yang </w:t>
+      </w:r>
+      <w:proofErr w:type="spellStart"/>
+      <w:r>
+        <w:rPr>
+          <w:rFonts w:ascii="Times New Roman" w:eastAsia="Times New Roman" w:hAnsi="Times New Roman" w:cs="Times New Roman"/>
+        </w:rPr>
+        <w:t>besar</w:t>
+      </w:r>
+      <w:proofErr w:type="spellEnd"/>
+      <w:r>
+        <w:rPr>
+          <w:rFonts w:ascii="Times New Roman" w:eastAsia="Times New Roman" w:hAnsi="Times New Roman" w:cs="Times New Roman"/>
+        </w:rPr>
+        <w:t xml:space="preserve">, </w:t>
+      </w:r>
+      <w:proofErr w:type="spellStart"/>
+      <w:r>
+        <w:rPr>
+          <w:rFonts w:ascii="Times New Roman" w:eastAsia="Times New Roman" w:hAnsi="Times New Roman" w:cs="Times New Roman"/>
+        </w:rPr>
+        <w:t>sektor</w:t>
+      </w:r>
+      <w:proofErr w:type="spellEnd"/>
+      <w:r>
+        <w:rPr>
+          <w:rFonts w:ascii="Times New Roman" w:eastAsia="Times New Roman" w:hAnsi="Times New Roman" w:cs="Times New Roman"/>
+        </w:rPr>
+        <w:t xml:space="preserve"> UMKM </w:t>
+      </w:r>
+      <w:proofErr w:type="spellStart"/>
+      <w:r>
+        <w:rPr>
+          <w:rFonts w:ascii="Times New Roman" w:eastAsia="Times New Roman" w:hAnsi="Times New Roman" w:cs="Times New Roman"/>
+        </w:rPr>
+        <w:t>masih</w:t>
+      </w:r>
+      <w:proofErr w:type="spellEnd"/>
+      <w:r>
+        <w:rPr>
+          <w:rFonts w:ascii="Times New Roman" w:eastAsia="Times New Roman" w:hAnsi="Times New Roman" w:cs="Times New Roman"/>
+        </w:rPr>
+        <w:t xml:space="preserve"> </w:t>
+      </w:r>
+      <w:proofErr w:type="spellStart"/>
+      <w:r>
+        <w:rPr>
+          <w:rFonts w:ascii="Times New Roman" w:eastAsia="Times New Roman" w:hAnsi="Times New Roman" w:cs="Times New Roman"/>
+        </w:rPr>
+        <w:t>menghadapi</w:t>
+      </w:r>
+      <w:proofErr w:type="spellEnd"/>
+      <w:r>
+        <w:rPr>
+          <w:rFonts w:ascii="Times New Roman" w:eastAsia="Times New Roman" w:hAnsi="Times New Roman" w:cs="Times New Roman"/>
+        </w:rPr>
+        <w:t xml:space="preserve"> </w:t>
+      </w:r>
+      <w:proofErr w:type="spellStart"/>
+      <w:r>
+        <w:rPr>
+          <w:rFonts w:ascii="Times New Roman" w:eastAsia="Times New Roman" w:hAnsi="Times New Roman" w:cs="Times New Roman"/>
+        </w:rPr>
+        <w:t>berbagai</w:t>
+      </w:r>
+      <w:proofErr w:type="spellEnd"/>
+      <w:r>
+        <w:rPr>
+          <w:rFonts w:ascii="Times New Roman" w:eastAsia="Times New Roman" w:hAnsi="Times New Roman" w:cs="Times New Roman"/>
+        </w:rPr>
+        <w:t xml:space="preserve"> </w:t>
+      </w:r>
+      <w:proofErr w:type="spellStart"/>
+      <w:r>
+        <w:rPr>
+          <w:rFonts w:ascii="Times New Roman" w:eastAsia="Times New Roman" w:hAnsi="Times New Roman" w:cs="Times New Roman"/>
+        </w:rPr>
+        <w:t>tantangan</w:t>
+      </w:r>
+      <w:proofErr w:type="spellEnd"/>
+      <w:r>
+        <w:rPr>
+          <w:rFonts w:ascii="Times New Roman" w:eastAsia="Times New Roman" w:hAnsi="Times New Roman" w:cs="Times New Roman"/>
+        </w:rPr>
+        <w:t xml:space="preserve">, </w:t>
+      </w:r>
+      <w:proofErr w:type="spellStart"/>
+      <w:r>
+        <w:rPr>
+          <w:rFonts w:ascii="Times New Roman" w:eastAsia="Times New Roman" w:hAnsi="Times New Roman" w:cs="Times New Roman"/>
+        </w:rPr>
+        <w:t>khususnya</w:t>
+      </w:r>
+      <w:proofErr w:type="spellEnd"/>
+      <w:r>
+        <w:rPr>
+          <w:rFonts w:ascii="Times New Roman" w:eastAsia="Times New Roman" w:hAnsi="Times New Roman" w:cs="Times New Roman"/>
+        </w:rPr>
+        <w:t xml:space="preserve"> </w:t>
+      </w:r>
+      <w:proofErr w:type="spellStart"/>
+      <w:r>
+        <w:rPr>
+          <w:rFonts w:ascii="Times New Roman" w:eastAsia="Times New Roman" w:hAnsi="Times New Roman" w:cs="Times New Roman"/>
+        </w:rPr>
+        <w:t>dalam</w:t>
+      </w:r>
+      <w:proofErr w:type="spellEnd"/>
+      <w:r>
+        <w:rPr>
+          <w:rFonts w:ascii="Times New Roman" w:eastAsia="Times New Roman" w:hAnsi="Times New Roman" w:cs="Times New Roman"/>
+        </w:rPr>
+        <w:t xml:space="preserve"> </w:t>
+      </w:r>
+      <w:proofErr w:type="spellStart"/>
+      <w:r>
+        <w:rPr>
+          <w:rFonts w:ascii="Times New Roman" w:eastAsia="Times New Roman" w:hAnsi="Times New Roman" w:cs="Times New Roman"/>
+        </w:rPr>
+        <w:t>pemanfaatan</w:t>
+      </w:r>
+      <w:proofErr w:type="spellEnd"/>
+      <w:r>
+        <w:rPr>
+          <w:rFonts w:ascii="Times New Roman" w:eastAsia="Times New Roman" w:hAnsi="Times New Roman" w:cs="Times New Roman"/>
+        </w:rPr>
+        <w:t xml:space="preserve"> </w:t>
+      </w:r>
+      <w:proofErr w:type="spellStart"/>
+      <w:r>
+        <w:rPr>
+          <w:rFonts w:ascii="Times New Roman" w:eastAsia="Times New Roman" w:hAnsi="Times New Roman" w:cs="Times New Roman"/>
+        </w:rPr>
+        <w:t>teknologi</w:t>
+      </w:r>
+      <w:proofErr w:type="spellEnd"/>
+      <w:r>
+        <w:rPr>
+          <w:rFonts w:ascii="Times New Roman" w:eastAsia="Times New Roman" w:hAnsi="Times New Roman" w:cs="Times New Roman"/>
+        </w:rPr>
+        <w:t xml:space="preserve"> </w:t>
+      </w:r>
+      <w:proofErr w:type="spellStart"/>
+      <w:r>
+        <w:rPr>
+          <w:rFonts w:ascii="Times New Roman" w:eastAsia="Times New Roman" w:hAnsi="Times New Roman" w:cs="Times New Roman"/>
+        </w:rPr>
+        <w:t>informasi</w:t>
+      </w:r>
+      <w:proofErr w:type="spellEnd"/>
+      <w:r>
+        <w:rPr>
+          <w:rFonts w:ascii="Times New Roman" w:eastAsia="Times New Roman" w:hAnsi="Times New Roman" w:cs="Times New Roman"/>
+        </w:rPr>
+        <w:t xml:space="preserve">. Tingkat </w:t>
+      </w:r>
+      <w:proofErr w:type="spellStart"/>
+      <w:r>
+        <w:rPr>
+          <w:rFonts w:ascii="Times New Roman" w:eastAsia="Times New Roman" w:hAnsi="Times New Roman" w:cs="Times New Roman"/>
+        </w:rPr>
+        <w:t>digitalisasi</w:t>
+      </w:r>
+      <w:proofErr w:type="spellEnd"/>
+      <w:r>
+        <w:rPr>
+          <w:rFonts w:ascii="Times New Roman" w:eastAsia="Times New Roman" w:hAnsi="Times New Roman" w:cs="Times New Roman"/>
+        </w:rPr>
+        <w:t xml:space="preserve"> UMKM di Indonesia </w:t>
+      </w:r>
+      <w:proofErr w:type="spellStart"/>
+      <w:r>
+        <w:rPr>
+          <w:rFonts w:ascii="Times New Roman" w:eastAsia="Times New Roman" w:hAnsi="Times New Roman" w:cs="Times New Roman"/>
+        </w:rPr>
+        <w:t>masih</w:t>
+      </w:r>
+      <w:proofErr w:type="spellEnd"/>
+      <w:r>
+        <w:rPr>
+          <w:rFonts w:ascii="Times New Roman" w:eastAsia="Times New Roman" w:hAnsi="Times New Roman" w:cs="Times New Roman"/>
+        </w:rPr>
+        <w:t xml:space="preserve"> </w:t>
+      </w:r>
+      <w:proofErr w:type="spellStart"/>
+      <w:r>
+        <w:rPr>
+          <w:rFonts w:ascii="Times New Roman" w:eastAsia="Times New Roman" w:hAnsi="Times New Roman" w:cs="Times New Roman"/>
+        </w:rPr>
+        <w:t>belum</w:t>
+      </w:r>
+      <w:proofErr w:type="spellEnd"/>
+      <w:r>
+        <w:rPr>
+          <w:rFonts w:ascii="Times New Roman" w:eastAsia="Times New Roman" w:hAnsi="Times New Roman" w:cs="Times New Roman"/>
+        </w:rPr>
+        <w:t xml:space="preserve"> </w:t>
+      </w:r>
+      <w:proofErr w:type="spellStart"/>
+      <w:r>
+        <w:rPr>
+          <w:rFonts w:ascii="Times New Roman" w:eastAsia="Times New Roman" w:hAnsi="Times New Roman" w:cs="Times New Roman"/>
+        </w:rPr>
+        <w:t>merata</w:t>
+      </w:r>
+      <w:proofErr w:type="spellEnd"/>
+      <w:r>
+        <w:rPr>
+          <w:rFonts w:ascii="Times New Roman" w:eastAsia="Times New Roman" w:hAnsi="Times New Roman" w:cs="Times New Roman"/>
+        </w:rPr>
+        <w:t xml:space="preserve">. Pada </w:t>
+      </w:r>
+      <w:proofErr w:type="spellStart"/>
+      <w:r>
+        <w:rPr>
+          <w:rFonts w:ascii="Times New Roman" w:eastAsia="Times New Roman" w:hAnsi="Times New Roman" w:cs="Times New Roman"/>
+        </w:rPr>
+        <w:t>tahun</w:t>
+      </w:r>
+      <w:proofErr w:type="spellEnd"/>
+      <w:r>
+        <w:rPr>
+          <w:rFonts w:ascii="Times New Roman" w:eastAsia="Times New Roman" w:hAnsi="Times New Roman" w:cs="Times New Roman"/>
+        </w:rPr>
+        <w:t xml:space="preserve"> 2021, </w:t>
+      </w:r>
+      <w:proofErr w:type="spellStart"/>
+      <w:r>
+        <w:rPr>
+          <w:rFonts w:ascii="Times New Roman" w:eastAsia="Times New Roman" w:hAnsi="Times New Roman" w:cs="Times New Roman"/>
+        </w:rPr>
+        <w:t>hanya</w:t>
+      </w:r>
+      <w:proofErr w:type="spellEnd"/>
+      <w:r>
+        <w:rPr>
+          <w:rFonts w:ascii="Times New Roman" w:eastAsia="Times New Roman" w:hAnsi="Times New Roman" w:cs="Times New Roman"/>
+        </w:rPr>
+        <w:t xml:space="preserve"> </w:t>
+      </w:r>
+      <w:proofErr w:type="spellStart"/>
+      <w:r>
+        <w:rPr>
+          <w:rFonts w:ascii="Times New Roman" w:eastAsia="Times New Roman" w:hAnsi="Times New Roman" w:cs="Times New Roman"/>
+        </w:rPr>
+        <w:t>sekitar</w:t>
+      </w:r>
+      <w:proofErr w:type="spellEnd"/>
+      <w:r>
+        <w:rPr>
+          <w:rFonts w:ascii="Times New Roman" w:eastAsia="Times New Roman" w:hAnsi="Times New Roman" w:cs="Times New Roman"/>
+        </w:rPr>
+        <w:t xml:space="preserve"> 22% UMKM yang </w:t>
+      </w:r>
+      <w:proofErr w:type="spellStart"/>
+      <w:r>
+        <w:rPr>
+          <w:rFonts w:ascii="Times New Roman" w:eastAsia="Times New Roman" w:hAnsi="Times New Roman" w:cs="Times New Roman"/>
+        </w:rPr>
+        <w:t>telah</w:t>
+      </w:r>
+      <w:proofErr w:type="spellEnd"/>
+      <w:r>
+        <w:rPr>
+          <w:rFonts w:ascii="Times New Roman" w:eastAsia="Times New Roman" w:hAnsi="Times New Roman" w:cs="Times New Roman"/>
+        </w:rPr>
+        <w:t xml:space="preserve"> </w:t>
+      </w:r>
+      <w:proofErr w:type="spellStart"/>
+      <w:r>
+        <w:rPr>
+          <w:rFonts w:ascii="Times New Roman" w:eastAsia="Times New Roman" w:hAnsi="Times New Roman" w:cs="Times New Roman"/>
+        </w:rPr>
+        <w:t>memanfaatkan</w:t>
+      </w:r>
+      <w:proofErr w:type="spellEnd"/>
+      <w:r>
+        <w:rPr>
+          <w:rFonts w:ascii="Times New Roman" w:eastAsia="Times New Roman" w:hAnsi="Times New Roman" w:cs="Times New Roman"/>
+        </w:rPr>
+        <w:t xml:space="preserve"> platform digital, dan </w:t>
+      </w:r>
+      <w:proofErr w:type="spellStart"/>
+      <w:r>
+        <w:rPr>
+          <w:rFonts w:ascii="Times New Roman" w:eastAsia="Times New Roman" w:hAnsi="Times New Roman" w:cs="Times New Roman"/>
+        </w:rPr>
+        <w:t>meningkat</w:t>
+      </w:r>
+      <w:proofErr w:type="spellEnd"/>
+      <w:r>
+        <w:rPr>
+          <w:rFonts w:ascii="Times New Roman" w:eastAsia="Times New Roman" w:hAnsi="Times New Roman" w:cs="Times New Roman"/>
+        </w:rPr>
+        <w:t xml:space="preserve"> </w:t>
+      </w:r>
+      <w:proofErr w:type="spellStart"/>
+      <w:r>
+        <w:rPr>
+          <w:rFonts w:ascii="Times New Roman" w:eastAsia="Times New Roman" w:hAnsi="Times New Roman" w:cs="Times New Roman"/>
+        </w:rPr>
+        <w:t>menjadi</w:t>
+      </w:r>
+      <w:proofErr w:type="spellEnd"/>
+      <w:r>
+        <w:rPr>
+          <w:rFonts w:ascii="Times New Roman" w:eastAsia="Times New Roman" w:hAnsi="Times New Roman" w:cs="Times New Roman"/>
+        </w:rPr>
+        <w:t xml:space="preserve"> </w:t>
+      </w:r>
+      <w:proofErr w:type="spellStart"/>
+      <w:r>
+        <w:rPr>
+          <w:rFonts w:ascii="Times New Roman" w:eastAsia="Times New Roman" w:hAnsi="Times New Roman" w:cs="Times New Roman"/>
+        </w:rPr>
+        <w:t>sekitar</w:t>
+      </w:r>
+      <w:proofErr w:type="spellEnd"/>
+      <w:r>
+        <w:rPr>
+          <w:rFonts w:ascii="Times New Roman" w:eastAsia="Times New Roman" w:hAnsi="Times New Roman" w:cs="Times New Roman"/>
+        </w:rPr>
+        <w:t xml:space="preserve"> 25,4 </w:t>
+      </w:r>
+      <w:proofErr w:type="spellStart"/>
+      <w:r>
+        <w:rPr>
+          <w:rFonts w:ascii="Times New Roman" w:eastAsia="Times New Roman" w:hAnsi="Times New Roman" w:cs="Times New Roman"/>
+        </w:rPr>
+        <w:t>juta</w:t>
+      </w:r>
+      <w:proofErr w:type="spellEnd"/>
+      <w:r>
+        <w:rPr>
+          <w:rFonts w:ascii="Times New Roman" w:eastAsia="Times New Roman" w:hAnsi="Times New Roman" w:cs="Times New Roman"/>
+        </w:rPr>
+        <w:t xml:space="preserve"> UMKM pada </w:t>
+      </w:r>
+      <w:proofErr w:type="spellStart"/>
+      <w:r>
+        <w:rPr>
+          <w:rFonts w:ascii="Times New Roman" w:eastAsia="Times New Roman" w:hAnsi="Times New Roman" w:cs="Times New Roman"/>
+        </w:rPr>
+        <w:t>tahun</w:t>
+      </w:r>
+      <w:proofErr w:type="spellEnd"/>
+      <w:r>
+        <w:rPr>
+          <w:rFonts w:ascii="Times New Roman" w:eastAsia="Times New Roman" w:hAnsi="Times New Roman" w:cs="Times New Roman"/>
+        </w:rPr>
+        <w:t xml:space="preserve"> 2023. </w:t>
+      </w:r>
+      <w:proofErr w:type="spellStart"/>
+      <w:r>
+        <w:rPr>
+          <w:rFonts w:ascii="Times New Roman" w:eastAsia="Times New Roman" w:hAnsi="Times New Roman" w:cs="Times New Roman"/>
+        </w:rPr>
+        <w:t>Namun</w:t>
+      </w:r>
+      <w:proofErr w:type="spellEnd"/>
+      <w:r>
+        <w:rPr>
+          <w:rFonts w:ascii="Times New Roman" w:eastAsia="Times New Roman" w:hAnsi="Times New Roman" w:cs="Times New Roman"/>
+        </w:rPr>
+        <w:t xml:space="preserve"> </w:t>
+      </w:r>
+      <w:proofErr w:type="spellStart"/>
+      <w:r>
+        <w:rPr>
+          <w:rFonts w:ascii="Times New Roman" w:eastAsia="Times New Roman" w:hAnsi="Times New Roman" w:cs="Times New Roman"/>
+        </w:rPr>
+        <w:t>demikian</w:t>
+      </w:r>
+      <w:proofErr w:type="spellEnd"/>
+      <w:r>
+        <w:rPr>
+          <w:rFonts w:ascii="Times New Roman" w:eastAsia="Times New Roman" w:hAnsi="Times New Roman" w:cs="Times New Roman"/>
+        </w:rPr>
+        <w:t xml:space="preserve">, </w:t>
+      </w:r>
+      <w:proofErr w:type="spellStart"/>
+      <w:r>
+        <w:rPr>
+          <w:rFonts w:ascii="Times New Roman" w:eastAsia="Times New Roman" w:hAnsi="Times New Roman" w:cs="Times New Roman"/>
+        </w:rPr>
+        <w:t>masih</w:t>
+      </w:r>
+      <w:proofErr w:type="spellEnd"/>
+      <w:r>
+        <w:rPr>
+          <w:rFonts w:ascii="Times New Roman" w:eastAsia="Times New Roman" w:hAnsi="Times New Roman" w:cs="Times New Roman"/>
+        </w:rPr>
+        <w:t xml:space="preserve"> </w:t>
+      </w:r>
+      <w:proofErr w:type="spellStart"/>
+      <w:r>
+        <w:rPr>
+          <w:rFonts w:ascii="Times New Roman" w:eastAsia="Times New Roman" w:hAnsi="Times New Roman" w:cs="Times New Roman"/>
+        </w:rPr>
+        <w:t>terdapat</w:t>
+      </w:r>
+      <w:proofErr w:type="spellEnd"/>
+      <w:r>
+        <w:rPr>
+          <w:rFonts w:ascii="Times New Roman" w:eastAsia="Times New Roman" w:hAnsi="Times New Roman" w:cs="Times New Roman"/>
+        </w:rPr>
+        <w:t xml:space="preserve"> </w:t>
+      </w:r>
+      <w:proofErr w:type="spellStart"/>
+      <w:r>
+        <w:rPr>
+          <w:rFonts w:ascii="Times New Roman" w:eastAsia="Times New Roman" w:hAnsi="Times New Roman" w:cs="Times New Roman"/>
+        </w:rPr>
+        <w:t>puluhan</w:t>
+      </w:r>
+      <w:proofErr w:type="spellEnd"/>
+      <w:r>
+        <w:rPr>
+          <w:rFonts w:ascii="Times New Roman" w:eastAsia="Times New Roman" w:hAnsi="Times New Roman" w:cs="Times New Roman"/>
+        </w:rPr>
+        <w:t xml:space="preserve"> </w:t>
+      </w:r>
+      <w:proofErr w:type="spellStart"/>
+      <w:r>
+        <w:rPr>
+          <w:rFonts w:ascii="Times New Roman" w:eastAsia="Times New Roman" w:hAnsi="Times New Roman" w:cs="Times New Roman"/>
+        </w:rPr>
+        <w:t>juta</w:t>
+      </w:r>
+      <w:proofErr w:type="spellEnd"/>
+      <w:r>
+        <w:rPr>
+          <w:rFonts w:ascii="Times New Roman" w:eastAsia="Times New Roman" w:hAnsi="Times New Roman" w:cs="Times New Roman"/>
+        </w:rPr>
+        <w:t xml:space="preserve"> UMKM yang </w:t>
+      </w:r>
+      <w:proofErr w:type="spellStart"/>
+      <w:r>
+        <w:rPr>
+          <w:rFonts w:ascii="Times New Roman" w:eastAsia="Times New Roman" w:hAnsi="Times New Roman" w:cs="Times New Roman"/>
+        </w:rPr>
+        <w:t>belum</w:t>
+      </w:r>
+      <w:proofErr w:type="spellEnd"/>
+      <w:r>
+        <w:rPr>
+          <w:rFonts w:ascii="Times New Roman" w:eastAsia="Times New Roman" w:hAnsi="Times New Roman" w:cs="Times New Roman"/>
+        </w:rPr>
+        <w:t xml:space="preserve"> </w:t>
+      </w:r>
+      <w:proofErr w:type="spellStart"/>
+      <w:r>
+        <w:rPr>
+          <w:rFonts w:ascii="Times New Roman" w:eastAsia="Times New Roman" w:hAnsi="Times New Roman" w:cs="Times New Roman"/>
+        </w:rPr>
+        <w:t>terdigitalisasi</w:t>
+      </w:r>
+      <w:proofErr w:type="spellEnd"/>
+      <w:r>
+        <w:rPr>
+          <w:rFonts w:ascii="Times New Roman" w:eastAsia="Times New Roman" w:hAnsi="Times New Roman" w:cs="Times New Roman"/>
+        </w:rPr>
+        <w:t xml:space="preserve">, </w:t>
+      </w:r>
+      <w:proofErr w:type="spellStart"/>
+      <w:r>
+        <w:rPr>
+          <w:rFonts w:ascii="Times New Roman" w:eastAsia="Times New Roman" w:hAnsi="Times New Roman" w:cs="Times New Roman"/>
+        </w:rPr>
+        <w:t>sehingga</w:t>
+      </w:r>
+      <w:proofErr w:type="spellEnd"/>
+      <w:r>
+        <w:rPr>
+          <w:rFonts w:ascii="Times New Roman" w:eastAsia="Times New Roman" w:hAnsi="Times New Roman" w:cs="Times New Roman"/>
+        </w:rPr>
+        <w:t xml:space="preserve"> </w:t>
+      </w:r>
+      <w:proofErr w:type="spellStart"/>
+      <w:r>
+        <w:rPr>
+          <w:rFonts w:ascii="Times New Roman" w:eastAsia="Times New Roman" w:hAnsi="Times New Roman" w:cs="Times New Roman"/>
+        </w:rPr>
+        <w:t>menunjukkan</w:t>
+      </w:r>
+      <w:proofErr w:type="spellEnd"/>
+      <w:r>
+        <w:rPr>
+          <w:rFonts w:ascii="Times New Roman" w:eastAsia="Times New Roman" w:hAnsi="Times New Roman" w:cs="Times New Roman"/>
+        </w:rPr>
+        <w:t xml:space="preserve"> </w:t>
+      </w:r>
+      <w:proofErr w:type="spellStart"/>
+      <w:r>
+        <w:rPr>
+          <w:rFonts w:ascii="Times New Roman" w:eastAsia="Times New Roman" w:hAnsi="Times New Roman" w:cs="Times New Roman"/>
+        </w:rPr>
+        <w:t>bahwa</w:t>
+      </w:r>
+      <w:proofErr w:type="spellEnd"/>
+      <w:r>
+        <w:rPr>
+          <w:rFonts w:ascii="Times New Roman" w:eastAsia="Times New Roman" w:hAnsi="Times New Roman" w:cs="Times New Roman"/>
+        </w:rPr>
+        <w:t xml:space="preserve"> </w:t>
+      </w:r>
+      <w:proofErr w:type="spellStart"/>
+      <w:r>
+        <w:rPr>
+          <w:rFonts w:ascii="Times New Roman" w:eastAsia="Times New Roman" w:hAnsi="Times New Roman" w:cs="Times New Roman"/>
+        </w:rPr>
+        <w:t>pemanfaatan</w:t>
+      </w:r>
+      <w:proofErr w:type="spellEnd"/>
+      <w:r>
+        <w:rPr>
+          <w:rFonts w:ascii="Times New Roman" w:eastAsia="Times New Roman" w:hAnsi="Times New Roman" w:cs="Times New Roman"/>
+        </w:rPr>
+        <w:t xml:space="preserve"> </w:t>
+      </w:r>
+      <w:proofErr w:type="spellStart"/>
+      <w:r>
+        <w:rPr>
+          <w:rFonts w:ascii="Times New Roman" w:eastAsia="Times New Roman" w:hAnsi="Times New Roman" w:cs="Times New Roman"/>
+        </w:rPr>
+        <w:t>teknologi</w:t>
+      </w:r>
+      <w:proofErr w:type="spellEnd"/>
+      <w:r>
+        <w:rPr>
+          <w:rFonts w:ascii="Times New Roman" w:eastAsia="Times New Roman" w:hAnsi="Times New Roman" w:cs="Times New Roman"/>
+        </w:rPr>
+        <w:t xml:space="preserve"> </w:t>
+      </w:r>
+      <w:proofErr w:type="spellStart"/>
+      <w:r>
+        <w:rPr>
+          <w:rFonts w:ascii="Times New Roman" w:eastAsia="Times New Roman" w:hAnsi="Times New Roman" w:cs="Times New Roman"/>
+        </w:rPr>
+        <w:t>informasi</w:t>
+      </w:r>
+      <w:proofErr w:type="spellEnd"/>
+      <w:r>
+        <w:rPr>
+          <w:rFonts w:ascii="Times New Roman" w:eastAsia="Times New Roman" w:hAnsi="Times New Roman" w:cs="Times New Roman"/>
+        </w:rPr>
+        <w:t xml:space="preserve"> </w:t>
+      </w:r>
+      <w:proofErr w:type="spellStart"/>
+      <w:r>
+        <w:rPr>
+          <w:rFonts w:ascii="Times New Roman" w:eastAsia="Times New Roman" w:hAnsi="Times New Roman" w:cs="Times New Roman"/>
+        </w:rPr>
+        <w:t>masih</w:t>
+      </w:r>
+      <w:proofErr w:type="spellEnd"/>
+      <w:r>
+        <w:rPr>
+          <w:rFonts w:ascii="Times New Roman" w:eastAsia="Times New Roman" w:hAnsi="Times New Roman" w:cs="Times New Roman"/>
+        </w:rPr>
+        <w:t xml:space="preserve"> </w:t>
+      </w:r>
+      <w:proofErr w:type="spellStart"/>
+      <w:r>
+        <w:rPr>
+          <w:rFonts w:ascii="Times New Roman" w:eastAsia="Times New Roman" w:hAnsi="Times New Roman" w:cs="Times New Roman"/>
+        </w:rPr>
+        <w:t>perlu</w:t>
+      </w:r>
+      <w:proofErr w:type="spellEnd"/>
+      <w:r>
+        <w:rPr>
+          <w:rFonts w:ascii="Times New Roman" w:eastAsia="Times New Roman" w:hAnsi="Times New Roman" w:cs="Times New Roman"/>
+        </w:rPr>
+        <w:t xml:space="preserve"> </w:t>
+      </w:r>
+      <w:proofErr w:type="spellStart"/>
+      <w:r>
+        <w:rPr>
+          <w:rFonts w:ascii="Times New Roman" w:eastAsia="Times New Roman" w:hAnsi="Times New Roman" w:cs="Times New Roman"/>
+        </w:rPr>
+        <w:t>ditingkatkan</w:t>
+      </w:r>
+      <w:proofErr w:type="spellEnd"/>
+      <w:r>
+        <w:rPr>
+          <w:rFonts w:ascii="Times New Roman" w:eastAsia="Times New Roman" w:hAnsi="Times New Roman" w:cs="Times New Roman"/>
+        </w:rPr>
+        <w:t>.</w:t>
+      </w:r>
+    </w:p>
+    <w:p>
+      <w:pPr>
+        <w:pStyle w:val="ListParagraph"/>
+        <w:spacing w:line="360" w:lineRule="auto"/>
+        <w:ind w:firstLine="720"/>
+        <w:jc w:val="both"/>
+        <w:rPr>
+          <w:rFonts w:ascii="Times New Roman" w:eastAsia="Times New Roman" w:hAnsi="Times New Roman" w:cs="Times New Roman"/>
+        </w:rPr>
+      </w:pPr>
+      <w:r>
+        <w:rPr>
+          <w:rFonts w:ascii="Times New Roman" w:eastAsia="Times New Roman" w:hAnsi="Times New Roman" w:cs="Times New Roman"/>
+        </w:rPr>
+        <w:t xml:space="preserve">Salah </w:t>
+      </w:r>
+      <w:proofErr w:type="spellStart"/>
+      <w:r>
+        <w:rPr>
+          <w:rFonts w:ascii="Times New Roman" w:eastAsia="Times New Roman" w:hAnsi="Times New Roman" w:cs="Times New Roman"/>
+        </w:rPr>
+        <w:t>satu</w:t>
+      </w:r>
+      <w:proofErr w:type="spellEnd"/>
+      <w:r>
+        <w:rPr>
+          <w:rFonts w:ascii="Times New Roman" w:eastAsia="Times New Roman" w:hAnsi="Times New Roman" w:cs="Times New Roman"/>
+        </w:rPr>
+        <w:t xml:space="preserve"> </w:t>
+      </w:r>
+      <w:proofErr w:type="spellStart"/>
+      <w:r>
+        <w:rPr>
+          <w:rFonts w:ascii="Times New Roman" w:eastAsia="Times New Roman" w:hAnsi="Times New Roman" w:cs="Times New Roman"/>
+        </w:rPr>
+        <w:t>permasalahan</w:t>
+      </w:r>
+      <w:proofErr w:type="spellEnd"/>
+      <w:r>
+        <w:rPr>
+          <w:rFonts w:ascii="Times New Roman" w:eastAsia="Times New Roman" w:hAnsi="Times New Roman" w:cs="Times New Roman"/>
+        </w:rPr>
+        <w:t xml:space="preserve"> </w:t>
+      </w:r>
+      <w:proofErr w:type="spellStart"/>
+      <w:r>
+        <w:rPr>
+          <w:rFonts w:ascii="Times New Roman" w:eastAsia="Times New Roman" w:hAnsi="Times New Roman" w:cs="Times New Roman"/>
+        </w:rPr>
+        <w:t>utama</w:t>
+      </w:r>
+      <w:proofErr w:type="spellEnd"/>
+      <w:r>
+        <w:rPr>
+          <w:rFonts w:ascii="Times New Roman" w:eastAsia="Times New Roman" w:hAnsi="Times New Roman" w:cs="Times New Roman"/>
+        </w:rPr>
+        <w:t xml:space="preserve"> yang </w:t>
+      </w:r>
+      <w:proofErr w:type="spellStart"/>
+      <w:r>
+        <w:rPr>
+          <w:rFonts w:ascii="Times New Roman" w:eastAsia="Times New Roman" w:hAnsi="Times New Roman" w:cs="Times New Roman"/>
+        </w:rPr>
+        <w:t>dihadapi</w:t>
+      </w:r>
+      <w:proofErr w:type="spellEnd"/>
+      <w:r>
+        <w:rPr>
+          <w:rFonts w:ascii="Times New Roman" w:eastAsia="Times New Roman" w:hAnsi="Times New Roman" w:cs="Times New Roman"/>
+        </w:rPr>
+        <w:t xml:space="preserve"> UMKM </w:t>
+      </w:r>
+      <w:proofErr w:type="spellStart"/>
+      <w:r>
+        <w:rPr>
+          <w:rFonts w:ascii="Times New Roman" w:eastAsia="Times New Roman" w:hAnsi="Times New Roman" w:cs="Times New Roman"/>
+        </w:rPr>
+        <w:t>adalah</w:t>
+      </w:r>
+      <w:proofErr w:type="spellEnd"/>
+      <w:r>
+        <w:rPr>
+          <w:rFonts w:ascii="Times New Roman" w:eastAsia="Times New Roman" w:hAnsi="Times New Roman" w:cs="Times New Roman"/>
+        </w:rPr>
+        <w:t xml:space="preserve"> </w:t>
+      </w:r>
+      <w:proofErr w:type="spellStart"/>
+      <w:r>
+        <w:rPr>
+          <w:rFonts w:ascii="Times New Roman" w:eastAsia="Times New Roman" w:hAnsi="Times New Roman" w:cs="Times New Roman"/>
+        </w:rPr>
+        <w:t>pengelolaan</w:t>
+      </w:r>
+      <w:proofErr w:type="spellEnd"/>
+      <w:r>
+        <w:rPr>
+          <w:rFonts w:ascii="Times New Roman" w:eastAsia="Times New Roman" w:hAnsi="Times New Roman" w:cs="Times New Roman"/>
+        </w:rPr>
+        <w:t xml:space="preserve"> </w:t>
+      </w:r>
+      <w:proofErr w:type="spellStart"/>
+      <w:r>
+        <w:rPr>
+          <w:rFonts w:ascii="Times New Roman" w:eastAsia="Times New Roman" w:hAnsi="Times New Roman" w:cs="Times New Roman"/>
+        </w:rPr>
+        <w:t>penjualan</w:t>
+      </w:r>
+      <w:proofErr w:type="spellEnd"/>
+      <w:r>
+        <w:rPr>
+          <w:rFonts w:ascii="Times New Roman" w:eastAsia="Times New Roman" w:hAnsi="Times New Roman" w:cs="Times New Roman"/>
+        </w:rPr>
+        <w:t xml:space="preserve"> yang </w:t>
+      </w:r>
+      <w:proofErr w:type="spellStart"/>
+      <w:r>
+        <w:rPr>
+          <w:rFonts w:ascii="Times New Roman" w:eastAsia="Times New Roman" w:hAnsi="Times New Roman" w:cs="Times New Roman"/>
+        </w:rPr>
+        <w:t>masih</w:t>
+      </w:r>
+      <w:proofErr w:type="spellEnd"/>
+      <w:r>
+        <w:rPr>
+          <w:rFonts w:ascii="Times New Roman" w:eastAsia="Times New Roman" w:hAnsi="Times New Roman" w:cs="Times New Roman"/>
+        </w:rPr>
+        <w:t xml:space="preserve"> </w:t>
+      </w:r>
+      <w:proofErr w:type="spellStart"/>
+      <w:r>
+        <w:rPr>
+          <w:rFonts w:ascii="Times New Roman" w:eastAsia="Times New Roman" w:hAnsi="Times New Roman" w:cs="Times New Roman"/>
+        </w:rPr>
+        <w:t>dilakukan</w:t>
+      </w:r>
+      <w:proofErr w:type="spellEnd"/>
+      <w:r>
+        <w:rPr>
+          <w:rFonts w:ascii="Times New Roman" w:eastAsia="Times New Roman" w:hAnsi="Times New Roman" w:cs="Times New Roman"/>
+        </w:rPr>
+        <w:t xml:space="preserve"> </w:t>
+      </w:r>
+      <w:proofErr w:type="spellStart"/>
+      <w:r>
+        <w:rPr>
+          <w:rFonts w:ascii="Times New Roman" w:eastAsia="Times New Roman" w:hAnsi="Times New Roman" w:cs="Times New Roman"/>
+        </w:rPr>
+        <w:t>secara</w:t>
+      </w:r>
+      <w:proofErr w:type="spellEnd"/>
+      <w:r>
+        <w:rPr>
+          <w:rFonts w:ascii="Times New Roman" w:eastAsia="Times New Roman" w:hAnsi="Times New Roman" w:cs="Times New Roman"/>
+        </w:rPr>
+        <w:t xml:space="preserve"> manual. Banyak </w:t>
+      </w:r>
+      <w:proofErr w:type="spellStart"/>
+      <w:r>
+        <w:rPr>
+          <w:rFonts w:ascii="Times New Roman" w:eastAsia="Times New Roman" w:hAnsi="Times New Roman" w:cs="Times New Roman"/>
+        </w:rPr>
+        <w:t>pelaku</w:t>
+      </w:r>
+      <w:proofErr w:type="spellEnd"/>
+      <w:r>
+        <w:rPr>
+          <w:rFonts w:ascii="Times New Roman" w:eastAsia="Times New Roman" w:hAnsi="Times New Roman" w:cs="Times New Roman"/>
+        </w:rPr>
+        <w:t xml:space="preserve"> </w:t>
+      </w:r>
+      <w:proofErr w:type="spellStart"/>
+      <w:r>
+        <w:rPr>
+          <w:rFonts w:ascii="Times New Roman" w:eastAsia="Times New Roman" w:hAnsi="Times New Roman" w:cs="Times New Roman"/>
+        </w:rPr>
+        <w:t>usaha</w:t>
+      </w:r>
+      <w:proofErr w:type="spellEnd"/>
+      <w:r>
+        <w:rPr>
+          <w:rFonts w:ascii="Times New Roman" w:eastAsia="Times New Roman" w:hAnsi="Times New Roman" w:cs="Times New Roman"/>
+        </w:rPr>
+        <w:t xml:space="preserve"> yang </w:t>
+      </w:r>
+      <w:proofErr w:type="spellStart"/>
+      <w:r>
+        <w:rPr>
+          <w:rFonts w:ascii="Times New Roman" w:eastAsia="Times New Roman" w:hAnsi="Times New Roman" w:cs="Times New Roman"/>
+        </w:rPr>
+        <w:t>masih</w:t>
+      </w:r>
+      <w:proofErr w:type="spellEnd"/>
+      <w:r>
+        <w:rPr>
+          <w:rFonts w:ascii="Times New Roman" w:eastAsia="Times New Roman" w:hAnsi="Times New Roman" w:cs="Times New Roman"/>
+        </w:rPr>
+        <w:t xml:space="preserve"> </w:t>
+      </w:r>
+      <w:proofErr w:type="spellStart"/>
+      <w:r>
+        <w:rPr>
+          <w:rFonts w:ascii="Times New Roman" w:eastAsia="Times New Roman" w:hAnsi="Times New Roman" w:cs="Times New Roman"/>
+        </w:rPr>
+        <w:t>menggunakan</w:t>
+      </w:r>
+      <w:proofErr w:type="spellEnd"/>
+      <w:r>
+        <w:rPr>
+          <w:rFonts w:ascii="Times New Roman" w:eastAsia="Times New Roman" w:hAnsi="Times New Roman" w:cs="Times New Roman"/>
+        </w:rPr>
+        <w:t xml:space="preserve"> </w:t>
+      </w:r>
+      <w:proofErr w:type="spellStart"/>
+      <w:r>
+        <w:rPr>
+          <w:rFonts w:ascii="Times New Roman" w:eastAsia="Times New Roman" w:hAnsi="Times New Roman" w:cs="Times New Roman"/>
+        </w:rPr>
+        <w:t>metode</w:t>
+      </w:r>
+      <w:proofErr w:type="spellEnd"/>
+      <w:r>
+        <w:rPr>
+          <w:rFonts w:ascii="Times New Roman" w:eastAsia="Times New Roman" w:hAnsi="Times New Roman" w:cs="Times New Roman"/>
+        </w:rPr>
+        <w:t xml:space="preserve"> </w:t>
+      </w:r>
+      <w:proofErr w:type="spellStart"/>
+      <w:r>
+        <w:rPr>
+          <w:rFonts w:ascii="Times New Roman" w:eastAsia="Times New Roman" w:hAnsi="Times New Roman" w:cs="Times New Roman"/>
+        </w:rPr>
+        <w:t>pencatatan</w:t>
+      </w:r>
+      <w:proofErr w:type="spellEnd"/>
+      <w:r>
+        <w:rPr>
+          <w:rFonts w:ascii="Times New Roman" w:eastAsia="Times New Roman" w:hAnsi="Times New Roman" w:cs="Times New Roman"/>
+        </w:rPr>
+        <w:t xml:space="preserve"> </w:t>
+      </w:r>
+      <w:proofErr w:type="spellStart"/>
+      <w:r>
+        <w:rPr>
+          <w:rFonts w:ascii="Times New Roman" w:eastAsia="Times New Roman" w:hAnsi="Times New Roman" w:cs="Times New Roman"/>
+        </w:rPr>
+        <w:t>sederhana</w:t>
+      </w:r>
+      <w:proofErr w:type="spellEnd"/>
+      <w:r>
+        <w:rPr>
+          <w:rFonts w:ascii="Times New Roman" w:eastAsia="Times New Roman" w:hAnsi="Times New Roman" w:cs="Times New Roman"/>
+        </w:rPr>
+        <w:t xml:space="preserve"> </w:t>
+      </w:r>
+      <w:proofErr w:type="spellStart"/>
+      <w:r>
+        <w:rPr>
+          <w:rFonts w:ascii="Times New Roman" w:eastAsia="Times New Roman" w:hAnsi="Times New Roman" w:cs="Times New Roman"/>
+        </w:rPr>
+        <w:t>dalam</w:t>
+      </w:r>
+      <w:proofErr w:type="spellEnd"/>
+      <w:r>
+        <w:rPr>
+          <w:rFonts w:ascii="Times New Roman" w:eastAsia="Times New Roman" w:hAnsi="Times New Roman" w:cs="Times New Roman"/>
+        </w:rPr>
+        <w:t xml:space="preserve"> </w:t>
+      </w:r>
+      <w:proofErr w:type="spellStart"/>
+      <w:r>
+        <w:rPr>
+          <w:rFonts w:ascii="Times New Roman" w:eastAsia="Times New Roman" w:hAnsi="Times New Roman" w:cs="Times New Roman"/>
+        </w:rPr>
+        <w:t>mengelola</w:t>
+      </w:r>
+      <w:proofErr w:type="spellEnd"/>
+      <w:r>
+        <w:rPr>
+          <w:rFonts w:ascii="Times New Roman" w:eastAsia="Times New Roman" w:hAnsi="Times New Roman" w:cs="Times New Roman"/>
+        </w:rPr>
+        <w:t xml:space="preserve"> </w:t>
+      </w:r>
+      <w:proofErr w:type="spellStart"/>
+      <w:r>
+        <w:rPr>
+          <w:rFonts w:ascii="Times New Roman" w:eastAsia="Times New Roman" w:hAnsi="Times New Roman" w:cs="Times New Roman"/>
+        </w:rPr>
+        <w:t>transaksi</w:t>
+      </w:r>
+      <w:proofErr w:type="spellEnd"/>
+      <w:r>
+        <w:rPr>
+          <w:rFonts w:ascii="Times New Roman" w:eastAsia="Times New Roman" w:hAnsi="Times New Roman" w:cs="Times New Roman"/>
+        </w:rPr>
+        <w:t xml:space="preserve">, </w:t>
+      </w:r>
+      <w:proofErr w:type="spellStart"/>
+      <w:r>
+        <w:rPr>
+          <w:rFonts w:ascii="Times New Roman" w:eastAsia="Times New Roman" w:hAnsi="Times New Roman" w:cs="Times New Roman"/>
+        </w:rPr>
+        <w:t>persediaan</w:t>
+      </w:r>
+      <w:proofErr w:type="spellEnd"/>
+      <w:r>
+        <w:rPr>
+          <w:rFonts w:ascii="Times New Roman" w:eastAsia="Times New Roman" w:hAnsi="Times New Roman" w:cs="Times New Roman"/>
+        </w:rPr>
+        <w:t xml:space="preserve"> </w:t>
+      </w:r>
+      <w:proofErr w:type="spellStart"/>
+      <w:r>
+        <w:rPr>
+          <w:rFonts w:ascii="Times New Roman" w:eastAsia="Times New Roman" w:hAnsi="Times New Roman" w:cs="Times New Roman"/>
+        </w:rPr>
+        <w:t>barang</w:t>
+      </w:r>
+      <w:proofErr w:type="spellEnd"/>
+      <w:r>
+        <w:rPr>
+          <w:rFonts w:ascii="Times New Roman" w:eastAsia="Times New Roman" w:hAnsi="Times New Roman" w:cs="Times New Roman"/>
+        </w:rPr>
+        <w:t xml:space="preserve">, dan </w:t>
+      </w:r>
+      <w:proofErr w:type="spellStart"/>
+      <w:r>
+        <w:rPr>
+          <w:rFonts w:ascii="Times New Roman" w:eastAsia="Times New Roman" w:hAnsi="Times New Roman" w:cs="Times New Roman"/>
+        </w:rPr>
+        <w:t>laporan</w:t>
+      </w:r>
+      <w:proofErr w:type="spellEnd"/>
+      <w:r>
+        <w:rPr>
+          <w:rFonts w:ascii="Times New Roman" w:eastAsia="Times New Roman" w:hAnsi="Times New Roman" w:cs="Times New Roman"/>
+        </w:rPr>
+        <w:t xml:space="preserve"> </w:t>
+      </w:r>
+      <w:proofErr w:type="spellStart"/>
+      <w:r>
+        <w:rPr>
+          <w:rFonts w:ascii="Times New Roman" w:eastAsia="Times New Roman" w:hAnsi="Times New Roman" w:cs="Times New Roman"/>
+        </w:rPr>
+        <w:t>penjualan</w:t>
+      </w:r>
+      <w:proofErr w:type="spellEnd"/>
+      <w:r>
+        <w:rPr>
+          <w:rFonts w:ascii="Times New Roman" w:eastAsia="Times New Roman" w:hAnsi="Times New Roman" w:cs="Times New Roman"/>
+        </w:rPr>
+        <w:t xml:space="preserve">. Metode </w:t>
+      </w:r>
+      <w:proofErr w:type="spellStart"/>
+      <w:r>
+        <w:rPr>
+          <w:rFonts w:ascii="Times New Roman" w:eastAsia="Times New Roman" w:hAnsi="Times New Roman" w:cs="Times New Roman"/>
+        </w:rPr>
+        <w:t>ini</w:t>
+      </w:r>
+      <w:proofErr w:type="spellEnd"/>
+      <w:r>
+        <w:rPr>
+          <w:rFonts w:ascii="Times New Roman" w:eastAsia="Times New Roman" w:hAnsi="Times New Roman" w:cs="Times New Roman"/>
+        </w:rPr>
+        <w:t xml:space="preserve"> </w:t>
+      </w:r>
+      <w:proofErr w:type="spellStart"/>
+      <w:r>
+        <w:rPr>
+          <w:rFonts w:ascii="Times New Roman" w:eastAsia="Times New Roman" w:hAnsi="Times New Roman" w:cs="Times New Roman"/>
+        </w:rPr>
+        <w:t>berpotensi</w:t>
+      </w:r>
+      <w:proofErr w:type="spellEnd"/>
+      <w:r>
+        <w:rPr>
+          <w:rFonts w:ascii="Times New Roman" w:eastAsia="Times New Roman" w:hAnsi="Times New Roman" w:cs="Times New Roman"/>
+        </w:rPr>
+        <w:t xml:space="preserve"> </w:t>
+      </w:r>
+      <w:proofErr w:type="spellStart"/>
+      <w:r>
+        <w:rPr>
+          <w:rFonts w:ascii="Times New Roman" w:eastAsia="Times New Roman" w:hAnsi="Times New Roman" w:cs="Times New Roman"/>
+        </w:rPr>
+        <w:t>menimbulkan</w:t>
+      </w:r>
+      <w:proofErr w:type="spellEnd"/>
+      <w:r>
+        <w:rPr>
+          <w:rFonts w:ascii="Times New Roman" w:eastAsia="Times New Roman" w:hAnsi="Times New Roman" w:cs="Times New Roman"/>
+        </w:rPr>
+        <w:t xml:space="preserve"> </w:t>
+      </w:r>
+      <w:proofErr w:type="spellStart"/>
+      <w:r>
+        <w:rPr>
+          <w:rFonts w:ascii="Times New Roman" w:eastAsia="Times New Roman" w:hAnsi="Times New Roman" w:cs="Times New Roman"/>
+        </w:rPr>
+        <w:t>kesalahan</w:t>
+      </w:r>
+      <w:proofErr w:type="spellEnd"/>
+      <w:r>
+        <w:rPr>
+          <w:rFonts w:ascii="Times New Roman" w:eastAsia="Times New Roman" w:hAnsi="Times New Roman" w:cs="Times New Roman"/>
+        </w:rPr>
+        <w:t xml:space="preserve"> </w:t>
+      </w:r>
+      <w:proofErr w:type="spellStart"/>
+      <w:r>
+        <w:rPr>
+          <w:rFonts w:ascii="Times New Roman" w:eastAsia="Times New Roman" w:hAnsi="Times New Roman" w:cs="Times New Roman"/>
+        </w:rPr>
+        <w:t>pencatatan</w:t>
+      </w:r>
+      <w:proofErr w:type="spellEnd"/>
+      <w:r>
+        <w:rPr>
+          <w:rFonts w:ascii="Times New Roman" w:eastAsia="Times New Roman" w:hAnsi="Times New Roman" w:cs="Times New Roman"/>
+        </w:rPr>
+        <w:t xml:space="preserve">, </w:t>
+      </w:r>
+      <w:proofErr w:type="spellStart"/>
+      <w:r>
+        <w:rPr>
+          <w:rFonts w:ascii="Times New Roman" w:eastAsia="Times New Roman" w:hAnsi="Times New Roman" w:cs="Times New Roman"/>
+        </w:rPr>
+        <w:t>kesulitan</w:t>
+      </w:r>
+      <w:proofErr w:type="spellEnd"/>
+      <w:r>
+        <w:rPr>
+          <w:rFonts w:ascii="Times New Roman" w:eastAsia="Times New Roman" w:hAnsi="Times New Roman" w:cs="Times New Roman"/>
+        </w:rPr>
+        <w:t xml:space="preserve"> </w:t>
+      </w:r>
+      <w:proofErr w:type="spellStart"/>
+      <w:r>
+        <w:rPr>
+          <w:rFonts w:ascii="Times New Roman" w:eastAsia="Times New Roman" w:hAnsi="Times New Roman" w:cs="Times New Roman"/>
+        </w:rPr>
+        <w:t>dalam</w:t>
+      </w:r>
+      <w:proofErr w:type="spellEnd"/>
+      <w:r>
+        <w:rPr>
+          <w:rFonts w:ascii="Times New Roman" w:eastAsia="Times New Roman" w:hAnsi="Times New Roman" w:cs="Times New Roman"/>
+        </w:rPr>
+        <w:t xml:space="preserve"> </w:t>
+      </w:r>
+      <w:proofErr w:type="spellStart"/>
+      <w:r>
+        <w:rPr>
+          <w:rFonts w:ascii="Times New Roman" w:eastAsia="Times New Roman" w:hAnsi="Times New Roman" w:cs="Times New Roman"/>
+        </w:rPr>
+        <w:t>penyusunan</w:t>
+      </w:r>
+      <w:proofErr w:type="spellEnd"/>
+      <w:r>
+        <w:rPr>
+          <w:rFonts w:ascii="Times New Roman" w:eastAsia="Times New Roman" w:hAnsi="Times New Roman" w:cs="Times New Roman"/>
+        </w:rPr>
+        <w:t xml:space="preserve"> </w:t>
+      </w:r>
+      <w:proofErr w:type="spellStart"/>
+      <w:r>
+        <w:rPr>
+          <w:rFonts w:ascii="Times New Roman" w:eastAsia="Times New Roman" w:hAnsi="Times New Roman" w:cs="Times New Roman"/>
+        </w:rPr>
+        <w:t>laporan</w:t>
+      </w:r>
+      <w:proofErr w:type="spellEnd"/>
+      <w:r>
+        <w:rPr>
+          <w:rFonts w:ascii="Times New Roman" w:eastAsia="Times New Roman" w:hAnsi="Times New Roman" w:cs="Times New Roman"/>
+        </w:rPr>
+        <w:t xml:space="preserve">, </w:t>
+      </w:r>
+      <w:proofErr w:type="spellStart"/>
+      <w:r>
+        <w:rPr>
+          <w:rFonts w:ascii="Times New Roman" w:eastAsia="Times New Roman" w:hAnsi="Times New Roman" w:cs="Times New Roman"/>
+        </w:rPr>
+        <w:t>serta</w:t>
+      </w:r>
+      <w:proofErr w:type="spellEnd"/>
+      <w:r>
+        <w:rPr>
+          <w:rFonts w:ascii="Times New Roman" w:eastAsia="Times New Roman" w:hAnsi="Times New Roman" w:cs="Times New Roman"/>
+        </w:rPr>
+        <w:t xml:space="preserve"> </w:t>
+      </w:r>
+      <w:proofErr w:type="spellStart"/>
+      <w:r>
+        <w:rPr>
+          <w:rFonts w:ascii="Times New Roman" w:eastAsia="Times New Roman" w:hAnsi="Times New Roman" w:cs="Times New Roman"/>
+        </w:rPr>
+        <w:t>keterbatasan</w:t>
+      </w:r>
+      <w:proofErr w:type="spellEnd"/>
+      <w:r>
+        <w:rPr>
+          <w:rFonts w:ascii="Times New Roman" w:eastAsia="Times New Roman" w:hAnsi="Times New Roman" w:cs="Times New Roman"/>
+        </w:rPr>
+        <w:t xml:space="preserve"> </w:t>
+      </w:r>
+      <w:proofErr w:type="spellStart"/>
+      <w:r>
+        <w:rPr>
+          <w:rFonts w:ascii="Times New Roman" w:eastAsia="Times New Roman" w:hAnsi="Times New Roman" w:cs="Times New Roman"/>
+        </w:rPr>
+        <w:t>dalam</w:t>
+      </w:r>
+      <w:proofErr w:type="spellEnd"/>
+      <w:r>
+        <w:rPr>
+          <w:rFonts w:ascii="Times New Roman" w:eastAsia="Times New Roman" w:hAnsi="Times New Roman" w:cs="Times New Roman"/>
+        </w:rPr>
+        <w:t xml:space="preserve"> </w:t>
+      </w:r>
+      <w:proofErr w:type="spellStart"/>
+      <w:r>
+        <w:rPr>
+          <w:rFonts w:ascii="Times New Roman" w:eastAsia="Times New Roman" w:hAnsi="Times New Roman" w:cs="Times New Roman"/>
+        </w:rPr>
+        <w:t>memantau</w:t>
+      </w:r>
+      <w:proofErr w:type="spellEnd"/>
+      <w:r>
+        <w:rPr>
+          <w:rFonts w:ascii="Times New Roman" w:eastAsia="Times New Roman" w:hAnsi="Times New Roman" w:cs="Times New Roman"/>
+        </w:rPr>
+        <w:t xml:space="preserve"> </w:t>
+      </w:r>
+      <w:proofErr w:type="spellStart"/>
+      <w:r>
+        <w:rPr>
+          <w:rFonts w:ascii="Times New Roman" w:eastAsia="Times New Roman" w:hAnsi="Times New Roman" w:cs="Times New Roman"/>
+        </w:rPr>
+        <w:t>perkembangan</w:t>
+      </w:r>
+      <w:proofErr w:type="spellEnd"/>
+      <w:r>
+        <w:rPr>
+          <w:rFonts w:ascii="Times New Roman" w:eastAsia="Times New Roman" w:hAnsi="Times New Roman" w:cs="Times New Roman"/>
+        </w:rPr>
+        <w:t xml:space="preserve"> </w:t>
+      </w:r>
+      <w:proofErr w:type="spellStart"/>
+      <w:r>
+        <w:rPr>
+          <w:rFonts w:ascii="Times New Roman" w:eastAsia="Times New Roman" w:hAnsi="Times New Roman" w:cs="Times New Roman"/>
+        </w:rPr>
+        <w:t>usaha</w:t>
+      </w:r>
+      <w:proofErr w:type="spellEnd"/>
+      <w:r>
+        <w:rPr>
+          <w:rFonts w:ascii="Times New Roman" w:eastAsia="Times New Roman" w:hAnsi="Times New Roman" w:cs="Times New Roman"/>
+        </w:rPr>
+        <w:t xml:space="preserve"> </w:t>
+      </w:r>
+      <w:proofErr w:type="spellStart"/>
+      <w:r>
+        <w:rPr>
+          <w:rFonts w:ascii="Times New Roman" w:eastAsia="Times New Roman" w:hAnsi="Times New Roman" w:cs="Times New Roman"/>
+        </w:rPr>
+        <w:t>secara</w:t>
+      </w:r>
+      <w:proofErr w:type="spellEnd"/>
+      <w:r>
+        <w:rPr>
+          <w:rFonts w:ascii="Times New Roman" w:eastAsia="Times New Roman" w:hAnsi="Times New Roman" w:cs="Times New Roman"/>
+        </w:rPr>
+        <w:t xml:space="preserve"> </w:t>
+      </w:r>
+      <w:proofErr w:type="spellStart"/>
+      <w:r>
+        <w:rPr>
+          <w:rFonts w:ascii="Times New Roman" w:eastAsia="Times New Roman" w:hAnsi="Times New Roman" w:cs="Times New Roman"/>
+        </w:rPr>
+        <w:t>cepat</w:t>
+      </w:r>
+      <w:proofErr w:type="spellEnd"/>
+      <w:r>
+        <w:rPr>
+          <w:rFonts w:ascii="Times New Roman" w:eastAsia="Times New Roman" w:hAnsi="Times New Roman" w:cs="Times New Roman"/>
+        </w:rPr>
+        <w:t xml:space="preserve"> dan </w:t>
+      </w:r>
+      <w:proofErr w:type="spellStart"/>
+      <w:r>
+        <w:rPr>
+          <w:rFonts w:ascii="Times New Roman" w:eastAsia="Times New Roman" w:hAnsi="Times New Roman" w:cs="Times New Roman"/>
+        </w:rPr>
+        <w:t>akurat</w:t>
+      </w:r>
+      <w:proofErr w:type="spellEnd"/>
+      <w:r>
+        <w:rPr>
+          <w:rFonts w:ascii="Times New Roman" w:eastAsia="Times New Roman" w:hAnsi="Times New Roman" w:cs="Times New Roman"/>
+        </w:rPr>
+        <w:t xml:space="preserve">. Hal </w:t>
+      </w:r>
+      <w:proofErr w:type="spellStart"/>
+      <w:r>
+        <w:rPr>
+          <w:rFonts w:ascii="Times New Roman" w:eastAsia="Times New Roman" w:hAnsi="Times New Roman" w:cs="Times New Roman"/>
+        </w:rPr>
+        <w:t>tersebut</w:t>
+      </w:r>
+      <w:proofErr w:type="spellEnd"/>
+      <w:r>
+        <w:rPr>
+          <w:rFonts w:ascii="Times New Roman" w:eastAsia="Times New Roman" w:hAnsi="Times New Roman" w:cs="Times New Roman"/>
+        </w:rPr>
+        <w:t xml:space="preserve"> </w:t>
+      </w:r>
+      <w:proofErr w:type="spellStart"/>
+      <w:r>
+        <w:rPr>
+          <w:rFonts w:ascii="Times New Roman" w:eastAsia="Times New Roman" w:hAnsi="Times New Roman" w:cs="Times New Roman"/>
+        </w:rPr>
+        <w:t>dapat</w:t>
+      </w:r>
+      <w:proofErr w:type="spellEnd"/>
+      <w:r>
+        <w:rPr>
+          <w:rFonts w:ascii="Times New Roman" w:eastAsia="Times New Roman" w:hAnsi="Times New Roman" w:cs="Times New Roman"/>
+        </w:rPr>
+        <w:t xml:space="preserve"> </w:t>
+      </w:r>
+      <w:proofErr w:type="spellStart"/>
+      <w:r>
+        <w:rPr>
+          <w:rFonts w:ascii="Times New Roman" w:eastAsia="Times New Roman" w:hAnsi="Times New Roman" w:cs="Times New Roman"/>
+        </w:rPr>
+        <w:t>berdampak</w:t>
+      </w:r>
+      <w:proofErr w:type="spellEnd"/>
+      <w:r>
+        <w:rPr>
+          <w:rFonts w:ascii="Times New Roman" w:eastAsia="Times New Roman" w:hAnsi="Times New Roman" w:cs="Times New Roman"/>
+        </w:rPr>
+        <w:t xml:space="preserve"> pada </w:t>
+      </w:r>
+      <w:proofErr w:type="spellStart"/>
+      <w:r>
+        <w:rPr>
+          <w:rFonts w:ascii="Times New Roman" w:eastAsia="Times New Roman" w:hAnsi="Times New Roman" w:cs="Times New Roman"/>
+        </w:rPr>
+        <w:t>kurang</w:t>
+      </w:r>
+      <w:proofErr w:type="spellEnd"/>
+      <w:r>
+        <w:rPr>
+          <w:rFonts w:ascii="Times New Roman" w:eastAsia="Times New Roman" w:hAnsi="Times New Roman" w:cs="Times New Roman"/>
+        </w:rPr>
+        <w:t xml:space="preserve"> </w:t>
+      </w:r>
+      <w:proofErr w:type="spellStart"/>
+      <w:r>
+        <w:rPr>
+          <w:rFonts w:ascii="Times New Roman" w:eastAsia="Times New Roman" w:hAnsi="Times New Roman" w:cs="Times New Roman"/>
+        </w:rPr>
+        <w:t>optimalnya</w:t>
+      </w:r>
+      <w:proofErr w:type="spellEnd"/>
+      <w:r>
+        <w:rPr>
+          <w:rFonts w:ascii="Times New Roman" w:eastAsia="Times New Roman" w:hAnsi="Times New Roman" w:cs="Times New Roman"/>
+        </w:rPr>
+        <w:t xml:space="preserve"> </w:t>
+      </w:r>
+      <w:proofErr w:type="spellStart"/>
+      <w:r>
+        <w:rPr>
+          <w:rFonts w:ascii="Times New Roman" w:eastAsia="Times New Roman" w:hAnsi="Times New Roman" w:cs="Times New Roman"/>
+        </w:rPr>
+        <w:t>pengambilan</w:t>
+      </w:r>
+      <w:proofErr w:type="spellEnd"/>
+      <w:r>
+        <w:rPr>
+          <w:rFonts w:ascii="Times New Roman" w:eastAsia="Times New Roman" w:hAnsi="Times New Roman" w:cs="Times New Roman"/>
+        </w:rPr>
+        <w:t xml:space="preserve"> </w:t>
+      </w:r>
+      <w:proofErr w:type="spellStart"/>
+      <w:r>
+        <w:rPr>
+          <w:rFonts w:ascii="Times New Roman" w:eastAsia="Times New Roman" w:hAnsi="Times New Roman" w:cs="Times New Roman"/>
+        </w:rPr>
+        <w:t>keputusan</w:t>
+      </w:r>
+      <w:proofErr w:type="spellEnd"/>
+      <w:r>
+        <w:rPr>
+          <w:rFonts w:ascii="Times New Roman" w:eastAsia="Times New Roman" w:hAnsi="Times New Roman" w:cs="Times New Roman"/>
+        </w:rPr>
+        <w:t xml:space="preserve"> </w:t>
+      </w:r>
+      <w:proofErr w:type="spellStart"/>
+      <w:r>
+        <w:rPr>
+          <w:rFonts w:ascii="Times New Roman" w:eastAsia="Times New Roman" w:hAnsi="Times New Roman" w:cs="Times New Roman"/>
+        </w:rPr>
+        <w:t>dalam</w:t>
+      </w:r>
+      <w:proofErr w:type="spellEnd"/>
+      <w:r>
+        <w:rPr>
+          <w:rFonts w:ascii="Times New Roman" w:eastAsia="Times New Roman" w:hAnsi="Times New Roman" w:cs="Times New Roman"/>
+        </w:rPr>
+        <w:t xml:space="preserve"> </w:t>
+      </w:r>
+      <w:proofErr w:type="spellStart"/>
+      <w:r>
+        <w:rPr>
+          <w:rFonts w:ascii="Times New Roman" w:eastAsia="Times New Roman" w:hAnsi="Times New Roman" w:cs="Times New Roman"/>
+        </w:rPr>
+        <w:t>pengelolaan</w:t>
+      </w:r>
+      <w:proofErr w:type="spellEnd"/>
+      <w:r>
+        <w:rPr>
+          <w:rFonts w:ascii="Times New Roman" w:eastAsia="Times New Roman" w:hAnsi="Times New Roman" w:cs="Times New Roman"/>
+        </w:rPr>
+        <w:t xml:space="preserve"> </w:t>
+      </w:r>
+      <w:proofErr w:type="spellStart"/>
+      <w:r>
+        <w:rPr>
+          <w:rFonts w:ascii="Times New Roman" w:eastAsia="Times New Roman" w:hAnsi="Times New Roman" w:cs="Times New Roman"/>
+        </w:rPr>
+        <w:t>usaha</w:t>
+      </w:r>
+      <w:proofErr w:type="spellEnd"/>
+      <w:r>
+        <w:rPr>
+          <w:rFonts w:ascii="Times New Roman" w:eastAsia="Times New Roman" w:hAnsi="Times New Roman" w:cs="Times New Roman"/>
+        </w:rPr>
+        <w:t>.</w:t>
+      </w:r>
+    </w:p>
+    <w:p>
+      <w:pPr>
+        <w:pStyle w:val="ListParagraph"/>
+        <w:spacing w:line="360" w:lineRule="auto"/>
+        <w:ind w:firstLine="720"/>
+        <w:jc w:val="both"/>
+        <w:rPr>
+          <w:rFonts w:ascii="Times New Roman" w:eastAsia="Times New Roman" w:hAnsi="Times New Roman" w:cs="Times New Roman"/>
+        </w:rPr>
+      </w:pPr>
+      <w:r>
+        <w:rPr>
+          <w:rFonts w:ascii="Times New Roman" w:eastAsia="Times New Roman" w:hAnsi="Times New Roman" w:cs="Times New Roman"/>
+        </w:rPr>
+        <w:lastRenderedPageBreak/>
+        <w:t xml:space="preserve">Seiring </w:t>
+      </w:r>
+      <w:proofErr w:type="spellStart"/>
+      <w:r>
+        <w:rPr>
+          <w:rFonts w:ascii="Times New Roman" w:eastAsia="Times New Roman" w:hAnsi="Times New Roman" w:cs="Times New Roman"/>
+        </w:rPr>
+        <w:t>dengan</w:t>
+      </w:r>
+      <w:proofErr w:type="spellEnd"/>
+      <w:r>
+        <w:rPr>
+          <w:rFonts w:ascii="Times New Roman" w:eastAsia="Times New Roman" w:hAnsi="Times New Roman" w:cs="Times New Roman"/>
+        </w:rPr>
+        <w:t xml:space="preserve"> </w:t>
+      </w:r>
+      <w:proofErr w:type="spellStart"/>
+      <w:r>
+        <w:rPr>
+          <w:rFonts w:ascii="Times New Roman" w:eastAsia="Times New Roman" w:hAnsi="Times New Roman" w:cs="Times New Roman"/>
+        </w:rPr>
+        <w:t>perkembangan</w:t>
+      </w:r>
+      <w:proofErr w:type="spellEnd"/>
+      <w:r>
+        <w:rPr>
+          <w:rFonts w:ascii="Times New Roman" w:eastAsia="Times New Roman" w:hAnsi="Times New Roman" w:cs="Times New Roman"/>
+        </w:rPr>
+        <w:t xml:space="preserve"> </w:t>
+      </w:r>
+      <w:proofErr w:type="spellStart"/>
+      <w:r>
+        <w:rPr>
+          <w:rFonts w:ascii="Times New Roman" w:eastAsia="Times New Roman" w:hAnsi="Times New Roman" w:cs="Times New Roman"/>
+        </w:rPr>
+        <w:t>teknologi</w:t>
+      </w:r>
+      <w:proofErr w:type="spellEnd"/>
+      <w:r>
+        <w:rPr>
+          <w:rFonts w:ascii="Times New Roman" w:eastAsia="Times New Roman" w:hAnsi="Times New Roman" w:cs="Times New Roman"/>
+        </w:rPr>
+        <w:t xml:space="preserve"> </w:t>
+      </w:r>
+      <w:proofErr w:type="spellStart"/>
+      <w:r>
+        <w:rPr>
+          <w:rFonts w:ascii="Times New Roman" w:eastAsia="Times New Roman" w:hAnsi="Times New Roman" w:cs="Times New Roman"/>
+        </w:rPr>
+        <w:t>informasi</w:t>
+      </w:r>
+      <w:proofErr w:type="spellEnd"/>
+      <w:r>
+        <w:rPr>
+          <w:rFonts w:ascii="Times New Roman" w:eastAsia="Times New Roman" w:hAnsi="Times New Roman" w:cs="Times New Roman"/>
+        </w:rPr>
+        <w:t xml:space="preserve">, </w:t>
+      </w:r>
+      <w:proofErr w:type="spellStart"/>
+      <w:r>
+        <w:rPr>
+          <w:rFonts w:ascii="Times New Roman" w:eastAsia="Times New Roman" w:hAnsi="Times New Roman" w:cs="Times New Roman"/>
+        </w:rPr>
+        <w:t>sistem</w:t>
+      </w:r>
+      <w:proofErr w:type="spellEnd"/>
+      <w:r>
+        <w:rPr>
+          <w:rFonts w:ascii="Times New Roman" w:eastAsia="Times New Roman" w:hAnsi="Times New Roman" w:cs="Times New Roman"/>
+        </w:rPr>
+        <w:t xml:space="preserve"> </w:t>
+      </w:r>
+      <w:proofErr w:type="spellStart"/>
+      <w:r>
+        <w:rPr>
+          <w:rFonts w:ascii="Times New Roman" w:eastAsia="Times New Roman" w:hAnsi="Times New Roman" w:cs="Times New Roman"/>
+        </w:rPr>
+        <w:t>informasi</w:t>
+      </w:r>
+      <w:proofErr w:type="spellEnd"/>
+      <w:r>
+        <w:rPr>
+          <w:rFonts w:ascii="Times New Roman" w:eastAsia="Times New Roman" w:hAnsi="Times New Roman" w:cs="Times New Roman"/>
+        </w:rPr>
+        <w:t xml:space="preserve"> </w:t>
+      </w:r>
+      <w:proofErr w:type="spellStart"/>
+      <w:r>
+        <w:rPr>
+          <w:rFonts w:ascii="Times New Roman" w:eastAsia="Times New Roman" w:hAnsi="Times New Roman" w:cs="Times New Roman"/>
+        </w:rPr>
+        <w:t>berbasis</w:t>
+      </w:r>
+      <w:proofErr w:type="spellEnd"/>
+      <w:r>
+        <w:rPr>
+          <w:rFonts w:ascii="Times New Roman" w:eastAsia="Times New Roman" w:hAnsi="Times New Roman" w:cs="Times New Roman"/>
+        </w:rPr>
+        <w:t xml:space="preserve"> web </w:t>
+      </w:r>
+      <w:proofErr w:type="spellStart"/>
+      <w:r>
+        <w:rPr>
+          <w:rFonts w:ascii="Times New Roman" w:eastAsia="Times New Roman" w:hAnsi="Times New Roman" w:cs="Times New Roman"/>
+        </w:rPr>
+        <w:t>menjadi</w:t>
+      </w:r>
+      <w:proofErr w:type="spellEnd"/>
+      <w:r>
+        <w:rPr>
+          <w:rFonts w:ascii="Times New Roman" w:eastAsia="Times New Roman" w:hAnsi="Times New Roman" w:cs="Times New Roman"/>
+        </w:rPr>
+        <w:t xml:space="preserve"> </w:t>
+      </w:r>
+      <w:proofErr w:type="spellStart"/>
+      <w:r>
+        <w:rPr>
+          <w:rFonts w:ascii="Times New Roman" w:eastAsia="Times New Roman" w:hAnsi="Times New Roman" w:cs="Times New Roman"/>
+        </w:rPr>
+        <w:t>solusi</w:t>
+      </w:r>
+      <w:proofErr w:type="spellEnd"/>
+      <w:r>
+        <w:rPr>
+          <w:rFonts w:ascii="Times New Roman" w:eastAsia="Times New Roman" w:hAnsi="Times New Roman" w:cs="Times New Roman"/>
+        </w:rPr>
+        <w:t xml:space="preserve"> yang </w:t>
+      </w:r>
+      <w:proofErr w:type="spellStart"/>
+      <w:r>
+        <w:rPr>
+          <w:rFonts w:ascii="Times New Roman" w:eastAsia="Times New Roman" w:hAnsi="Times New Roman" w:cs="Times New Roman"/>
+        </w:rPr>
+        <w:t>dapat</w:t>
+      </w:r>
+      <w:proofErr w:type="spellEnd"/>
+      <w:r>
+        <w:rPr>
+          <w:rFonts w:ascii="Times New Roman" w:eastAsia="Times New Roman" w:hAnsi="Times New Roman" w:cs="Times New Roman"/>
+        </w:rPr>
+        <w:t xml:space="preserve"> </w:t>
+      </w:r>
+      <w:proofErr w:type="spellStart"/>
+      <w:r>
+        <w:rPr>
+          <w:rFonts w:ascii="Times New Roman" w:eastAsia="Times New Roman" w:hAnsi="Times New Roman" w:cs="Times New Roman"/>
+        </w:rPr>
+        <w:t>membantu</w:t>
+      </w:r>
+      <w:proofErr w:type="spellEnd"/>
+      <w:r>
+        <w:rPr>
+          <w:rFonts w:ascii="Times New Roman" w:eastAsia="Times New Roman" w:hAnsi="Times New Roman" w:cs="Times New Roman"/>
+        </w:rPr>
+        <w:t xml:space="preserve"> </w:t>
+      </w:r>
+      <w:proofErr w:type="spellStart"/>
+      <w:r>
+        <w:rPr>
+          <w:rFonts w:ascii="Times New Roman" w:eastAsia="Times New Roman" w:hAnsi="Times New Roman" w:cs="Times New Roman"/>
+        </w:rPr>
+        <w:t>meningkatkan</w:t>
+      </w:r>
+      <w:proofErr w:type="spellEnd"/>
+      <w:r>
+        <w:rPr>
+          <w:rFonts w:ascii="Times New Roman" w:eastAsia="Times New Roman" w:hAnsi="Times New Roman" w:cs="Times New Roman"/>
+        </w:rPr>
+        <w:t xml:space="preserve"> </w:t>
+      </w:r>
+      <w:proofErr w:type="spellStart"/>
+      <w:r>
+        <w:rPr>
+          <w:rFonts w:ascii="Times New Roman" w:eastAsia="Times New Roman" w:hAnsi="Times New Roman" w:cs="Times New Roman"/>
+        </w:rPr>
+        <w:t>efisiensi</w:t>
+      </w:r>
+      <w:proofErr w:type="spellEnd"/>
+      <w:r>
+        <w:rPr>
+          <w:rFonts w:ascii="Times New Roman" w:eastAsia="Times New Roman" w:hAnsi="Times New Roman" w:cs="Times New Roman"/>
+        </w:rPr>
+        <w:t xml:space="preserve"> </w:t>
+      </w:r>
+      <w:proofErr w:type="spellStart"/>
+      <w:r>
+        <w:rPr>
+          <w:rFonts w:ascii="Times New Roman" w:eastAsia="Times New Roman" w:hAnsi="Times New Roman" w:cs="Times New Roman"/>
+        </w:rPr>
+        <w:t>pengelolaan</w:t>
+      </w:r>
+      <w:proofErr w:type="spellEnd"/>
+      <w:r>
+        <w:rPr>
+          <w:rFonts w:ascii="Times New Roman" w:eastAsia="Times New Roman" w:hAnsi="Times New Roman" w:cs="Times New Roman"/>
+        </w:rPr>
+        <w:t xml:space="preserve"> </w:t>
+      </w:r>
+      <w:proofErr w:type="spellStart"/>
+      <w:r>
+        <w:rPr>
+          <w:rFonts w:ascii="Times New Roman" w:eastAsia="Times New Roman" w:hAnsi="Times New Roman" w:cs="Times New Roman"/>
+        </w:rPr>
+        <w:t>usaha</w:t>
+      </w:r>
+      <w:proofErr w:type="spellEnd"/>
+      <w:r>
+        <w:rPr>
+          <w:rFonts w:ascii="Times New Roman" w:eastAsia="Times New Roman" w:hAnsi="Times New Roman" w:cs="Times New Roman"/>
+        </w:rPr>
+        <w:t xml:space="preserve">. </w:t>
+      </w:r>
+      <w:proofErr w:type="spellStart"/>
+      <w:r>
+        <w:rPr>
+          <w:rFonts w:ascii="Times New Roman" w:eastAsia="Times New Roman" w:hAnsi="Times New Roman" w:cs="Times New Roman"/>
+        </w:rPr>
+        <w:t>Sistem</w:t>
+      </w:r>
+      <w:proofErr w:type="spellEnd"/>
+      <w:r>
+        <w:rPr>
+          <w:rFonts w:ascii="Times New Roman" w:eastAsia="Times New Roman" w:hAnsi="Times New Roman" w:cs="Times New Roman"/>
+        </w:rPr>
+        <w:t xml:space="preserve"> </w:t>
+      </w:r>
+      <w:proofErr w:type="spellStart"/>
+      <w:r>
+        <w:rPr>
+          <w:rFonts w:ascii="Times New Roman" w:eastAsia="Times New Roman" w:hAnsi="Times New Roman" w:cs="Times New Roman"/>
+        </w:rPr>
+        <w:t>berbasis</w:t>
+      </w:r>
+      <w:proofErr w:type="spellEnd"/>
+      <w:r>
+        <w:rPr>
+          <w:rFonts w:ascii="Times New Roman" w:eastAsia="Times New Roman" w:hAnsi="Times New Roman" w:cs="Times New Roman"/>
+        </w:rPr>
+        <w:t xml:space="preserve"> web </w:t>
+      </w:r>
+      <w:proofErr w:type="spellStart"/>
+      <w:r>
+        <w:rPr>
+          <w:rFonts w:ascii="Times New Roman" w:eastAsia="Times New Roman" w:hAnsi="Times New Roman" w:cs="Times New Roman"/>
+        </w:rPr>
+        <w:t>memungkinkan</w:t>
+      </w:r>
+      <w:proofErr w:type="spellEnd"/>
+      <w:r>
+        <w:rPr>
+          <w:rFonts w:ascii="Times New Roman" w:eastAsia="Times New Roman" w:hAnsi="Times New Roman" w:cs="Times New Roman"/>
+        </w:rPr>
+        <w:t xml:space="preserve"> proses </w:t>
+      </w:r>
+      <w:proofErr w:type="spellStart"/>
+      <w:r>
+        <w:rPr>
+          <w:rFonts w:ascii="Times New Roman" w:eastAsia="Times New Roman" w:hAnsi="Times New Roman" w:cs="Times New Roman"/>
+        </w:rPr>
+        <w:t>pencatatan</w:t>
+      </w:r>
+      <w:proofErr w:type="spellEnd"/>
+      <w:r>
+        <w:rPr>
+          <w:rFonts w:ascii="Times New Roman" w:eastAsia="Times New Roman" w:hAnsi="Times New Roman" w:cs="Times New Roman"/>
+        </w:rPr>
+        <w:t xml:space="preserve"> </w:t>
+      </w:r>
+      <w:proofErr w:type="spellStart"/>
+      <w:r>
+        <w:rPr>
+          <w:rFonts w:ascii="Times New Roman" w:eastAsia="Times New Roman" w:hAnsi="Times New Roman" w:cs="Times New Roman"/>
+        </w:rPr>
+        <w:t>transaksi</w:t>
+      </w:r>
+      <w:proofErr w:type="spellEnd"/>
+      <w:r>
+        <w:rPr>
+          <w:rFonts w:ascii="Times New Roman" w:eastAsia="Times New Roman" w:hAnsi="Times New Roman" w:cs="Times New Roman"/>
+        </w:rPr>
+        <w:t xml:space="preserve">, </w:t>
+      </w:r>
+      <w:proofErr w:type="spellStart"/>
+      <w:r>
+        <w:rPr>
+          <w:rFonts w:ascii="Times New Roman" w:eastAsia="Times New Roman" w:hAnsi="Times New Roman" w:cs="Times New Roman"/>
+        </w:rPr>
+        <w:t>pengelolaan</w:t>
+      </w:r>
+      <w:proofErr w:type="spellEnd"/>
+      <w:r>
+        <w:rPr>
+          <w:rFonts w:ascii="Times New Roman" w:eastAsia="Times New Roman" w:hAnsi="Times New Roman" w:cs="Times New Roman"/>
+        </w:rPr>
+        <w:t xml:space="preserve"> data </w:t>
+      </w:r>
+      <w:proofErr w:type="spellStart"/>
+      <w:r>
+        <w:rPr>
+          <w:rFonts w:ascii="Times New Roman" w:eastAsia="Times New Roman" w:hAnsi="Times New Roman" w:cs="Times New Roman"/>
+        </w:rPr>
+        <w:t>produk</w:t>
+      </w:r>
+      <w:proofErr w:type="spellEnd"/>
+      <w:r>
+        <w:rPr>
+          <w:rFonts w:ascii="Times New Roman" w:eastAsia="Times New Roman" w:hAnsi="Times New Roman" w:cs="Times New Roman"/>
+        </w:rPr>
+        <w:t xml:space="preserve">, </w:t>
+      </w:r>
+      <w:proofErr w:type="spellStart"/>
+      <w:r>
+        <w:rPr>
+          <w:rFonts w:ascii="Times New Roman" w:eastAsia="Times New Roman" w:hAnsi="Times New Roman" w:cs="Times New Roman"/>
+        </w:rPr>
+        <w:t>serta</w:t>
+      </w:r>
+      <w:proofErr w:type="spellEnd"/>
+      <w:r>
+        <w:rPr>
+          <w:rFonts w:ascii="Times New Roman" w:eastAsia="Times New Roman" w:hAnsi="Times New Roman" w:cs="Times New Roman"/>
+        </w:rPr>
+        <w:t xml:space="preserve"> </w:t>
+      </w:r>
+      <w:proofErr w:type="spellStart"/>
+      <w:r>
+        <w:rPr>
+          <w:rFonts w:ascii="Times New Roman" w:eastAsia="Times New Roman" w:hAnsi="Times New Roman" w:cs="Times New Roman"/>
+        </w:rPr>
+        <w:t>penyajian</w:t>
+      </w:r>
+      <w:proofErr w:type="spellEnd"/>
+      <w:r>
+        <w:rPr>
+          <w:rFonts w:ascii="Times New Roman" w:eastAsia="Times New Roman" w:hAnsi="Times New Roman" w:cs="Times New Roman"/>
+        </w:rPr>
+        <w:t xml:space="preserve"> </w:t>
+      </w:r>
+      <w:proofErr w:type="spellStart"/>
+      <w:r>
+        <w:rPr>
+          <w:rFonts w:ascii="Times New Roman" w:eastAsia="Times New Roman" w:hAnsi="Times New Roman" w:cs="Times New Roman"/>
+        </w:rPr>
+        <w:t>laporan</w:t>
+      </w:r>
+      <w:proofErr w:type="spellEnd"/>
+      <w:r>
+        <w:rPr>
+          <w:rFonts w:ascii="Times New Roman" w:eastAsia="Times New Roman" w:hAnsi="Times New Roman" w:cs="Times New Roman"/>
+        </w:rPr>
+        <w:t xml:space="preserve"> </w:t>
+      </w:r>
+      <w:proofErr w:type="spellStart"/>
+      <w:r>
+        <w:rPr>
+          <w:rFonts w:ascii="Times New Roman" w:eastAsia="Times New Roman" w:hAnsi="Times New Roman" w:cs="Times New Roman"/>
+        </w:rPr>
+        <w:t>dilakukan</w:t>
+      </w:r>
+      <w:proofErr w:type="spellEnd"/>
+      <w:r>
+        <w:rPr>
+          <w:rFonts w:ascii="Times New Roman" w:eastAsia="Times New Roman" w:hAnsi="Times New Roman" w:cs="Times New Roman"/>
+        </w:rPr>
+        <w:t xml:space="preserve"> </w:t>
+      </w:r>
+      <w:proofErr w:type="spellStart"/>
+      <w:r>
+        <w:rPr>
+          <w:rFonts w:ascii="Times New Roman" w:eastAsia="Times New Roman" w:hAnsi="Times New Roman" w:cs="Times New Roman"/>
+        </w:rPr>
+        <w:t>secara</w:t>
+      </w:r>
+      <w:proofErr w:type="spellEnd"/>
+      <w:r>
+        <w:rPr>
+          <w:rFonts w:ascii="Times New Roman" w:eastAsia="Times New Roman" w:hAnsi="Times New Roman" w:cs="Times New Roman"/>
+        </w:rPr>
+        <w:t xml:space="preserve"> </w:t>
+      </w:r>
+      <w:proofErr w:type="spellStart"/>
+      <w:r>
+        <w:rPr>
+          <w:rFonts w:ascii="Times New Roman" w:eastAsia="Times New Roman" w:hAnsi="Times New Roman" w:cs="Times New Roman"/>
+        </w:rPr>
+        <w:t>lebih</w:t>
+      </w:r>
+      <w:proofErr w:type="spellEnd"/>
+      <w:r>
+        <w:rPr>
+          <w:rFonts w:ascii="Times New Roman" w:eastAsia="Times New Roman" w:hAnsi="Times New Roman" w:cs="Times New Roman"/>
+        </w:rPr>
+        <w:t xml:space="preserve"> </w:t>
+      </w:r>
+      <w:proofErr w:type="spellStart"/>
+      <w:r>
+        <w:rPr>
+          <w:rFonts w:ascii="Times New Roman" w:eastAsia="Times New Roman" w:hAnsi="Times New Roman" w:cs="Times New Roman"/>
+        </w:rPr>
+        <w:t>terstruktur</w:t>
+      </w:r>
+      <w:proofErr w:type="spellEnd"/>
+      <w:r>
+        <w:rPr>
+          <w:rFonts w:ascii="Times New Roman" w:eastAsia="Times New Roman" w:hAnsi="Times New Roman" w:cs="Times New Roman"/>
+        </w:rPr>
+        <w:t xml:space="preserve">, </w:t>
+      </w:r>
+      <w:proofErr w:type="spellStart"/>
+      <w:r>
+        <w:rPr>
+          <w:rFonts w:ascii="Times New Roman" w:eastAsia="Times New Roman" w:hAnsi="Times New Roman" w:cs="Times New Roman"/>
+        </w:rPr>
+        <w:t>cepat</w:t>
+      </w:r>
+      <w:proofErr w:type="spellEnd"/>
+      <w:r>
+        <w:rPr>
+          <w:rFonts w:ascii="Times New Roman" w:eastAsia="Times New Roman" w:hAnsi="Times New Roman" w:cs="Times New Roman"/>
+        </w:rPr>
+        <w:t xml:space="preserve">, dan </w:t>
+      </w:r>
+      <w:proofErr w:type="spellStart"/>
+      <w:r>
+        <w:rPr>
+          <w:rFonts w:ascii="Times New Roman" w:eastAsia="Times New Roman" w:hAnsi="Times New Roman" w:cs="Times New Roman"/>
+        </w:rPr>
+        <w:t>dapat</w:t>
+      </w:r>
+      <w:proofErr w:type="spellEnd"/>
+      <w:r>
+        <w:rPr>
+          <w:rFonts w:ascii="Times New Roman" w:eastAsia="Times New Roman" w:hAnsi="Times New Roman" w:cs="Times New Roman"/>
+        </w:rPr>
+        <w:t xml:space="preserve"> </w:t>
+      </w:r>
+      <w:proofErr w:type="spellStart"/>
+      <w:r>
+        <w:rPr>
+          <w:rFonts w:ascii="Times New Roman" w:eastAsia="Times New Roman" w:hAnsi="Times New Roman" w:cs="Times New Roman"/>
+        </w:rPr>
+        <w:t>diakses</w:t>
+      </w:r>
+      <w:proofErr w:type="spellEnd"/>
+      <w:r>
+        <w:rPr>
+          <w:rFonts w:ascii="Times New Roman" w:eastAsia="Times New Roman" w:hAnsi="Times New Roman" w:cs="Times New Roman"/>
+        </w:rPr>
+        <w:t xml:space="preserve"> </w:t>
+      </w:r>
+      <w:proofErr w:type="spellStart"/>
+      <w:r>
+        <w:rPr>
+          <w:rFonts w:ascii="Times New Roman" w:eastAsia="Times New Roman" w:hAnsi="Times New Roman" w:cs="Times New Roman"/>
+        </w:rPr>
+        <w:t>kapan</w:t>
+      </w:r>
+      <w:proofErr w:type="spellEnd"/>
+      <w:r>
+        <w:rPr>
+          <w:rFonts w:ascii="Times New Roman" w:eastAsia="Times New Roman" w:hAnsi="Times New Roman" w:cs="Times New Roman"/>
+        </w:rPr>
+        <w:t xml:space="preserve"> </w:t>
+      </w:r>
+      <w:proofErr w:type="spellStart"/>
+      <w:r>
+        <w:rPr>
+          <w:rFonts w:ascii="Times New Roman" w:eastAsia="Times New Roman" w:hAnsi="Times New Roman" w:cs="Times New Roman"/>
+        </w:rPr>
+        <w:t>saja</w:t>
+      </w:r>
+      <w:proofErr w:type="spellEnd"/>
+      <w:r>
+        <w:rPr>
+          <w:rFonts w:ascii="Times New Roman" w:eastAsia="Times New Roman" w:hAnsi="Times New Roman" w:cs="Times New Roman"/>
+        </w:rPr>
+        <w:t xml:space="preserve">. Selain </w:t>
+      </w:r>
+      <w:proofErr w:type="spellStart"/>
+      <w:r>
+        <w:rPr>
+          <w:rFonts w:ascii="Times New Roman" w:eastAsia="Times New Roman" w:hAnsi="Times New Roman" w:cs="Times New Roman"/>
+        </w:rPr>
+        <w:t>itu</w:t>
+      </w:r>
+      <w:proofErr w:type="spellEnd"/>
+      <w:r>
+        <w:rPr>
+          <w:rFonts w:ascii="Times New Roman" w:eastAsia="Times New Roman" w:hAnsi="Times New Roman" w:cs="Times New Roman"/>
+        </w:rPr>
+        <w:t xml:space="preserve">, </w:t>
+      </w:r>
+      <w:proofErr w:type="spellStart"/>
+      <w:r>
+        <w:rPr>
+          <w:rFonts w:ascii="Times New Roman" w:eastAsia="Times New Roman" w:hAnsi="Times New Roman" w:cs="Times New Roman"/>
+        </w:rPr>
+        <w:t>tampilan</w:t>
+      </w:r>
+      <w:proofErr w:type="spellEnd"/>
+      <w:r>
+        <w:rPr>
+          <w:rFonts w:ascii="Times New Roman" w:eastAsia="Times New Roman" w:hAnsi="Times New Roman" w:cs="Times New Roman"/>
+        </w:rPr>
+        <w:t xml:space="preserve"> </w:t>
+      </w:r>
+      <w:proofErr w:type="spellStart"/>
+      <w:r>
+        <w:rPr>
+          <w:rFonts w:ascii="Times New Roman" w:eastAsia="Times New Roman" w:hAnsi="Times New Roman" w:cs="Times New Roman"/>
+        </w:rPr>
+        <w:t>antarmuka</w:t>
+      </w:r>
+      <w:proofErr w:type="spellEnd"/>
+      <w:r>
+        <w:rPr>
+          <w:rFonts w:ascii="Times New Roman" w:eastAsia="Times New Roman" w:hAnsi="Times New Roman" w:cs="Times New Roman"/>
+        </w:rPr>
+        <w:t xml:space="preserve"> (front-end) yang </w:t>
+      </w:r>
+      <w:proofErr w:type="spellStart"/>
+      <w:r>
+        <w:rPr>
+          <w:rFonts w:ascii="Times New Roman" w:eastAsia="Times New Roman" w:hAnsi="Times New Roman" w:cs="Times New Roman"/>
+        </w:rPr>
+        <w:t>baik</w:t>
+      </w:r>
+      <w:proofErr w:type="spellEnd"/>
+      <w:r>
+        <w:rPr>
+          <w:rFonts w:ascii="Times New Roman" w:eastAsia="Times New Roman" w:hAnsi="Times New Roman" w:cs="Times New Roman"/>
+        </w:rPr>
+        <w:t xml:space="preserve"> dan </w:t>
+      </w:r>
+      <w:proofErr w:type="spellStart"/>
+      <w:r>
+        <w:rPr>
+          <w:rFonts w:ascii="Times New Roman" w:eastAsia="Times New Roman" w:hAnsi="Times New Roman" w:cs="Times New Roman"/>
+        </w:rPr>
+        <w:t>interaktif</w:t>
+      </w:r>
+      <w:proofErr w:type="spellEnd"/>
+      <w:r>
+        <w:rPr>
+          <w:rFonts w:ascii="Times New Roman" w:eastAsia="Times New Roman" w:hAnsi="Times New Roman" w:cs="Times New Roman"/>
+        </w:rPr>
+        <w:t xml:space="preserve"> </w:t>
+      </w:r>
+      <w:proofErr w:type="spellStart"/>
+      <w:r>
+        <w:rPr>
+          <w:rFonts w:ascii="Times New Roman" w:eastAsia="Times New Roman" w:hAnsi="Times New Roman" w:cs="Times New Roman"/>
+        </w:rPr>
+        <w:t>menjadi</w:t>
+      </w:r>
+      <w:proofErr w:type="spellEnd"/>
+      <w:r>
+        <w:rPr>
+          <w:rFonts w:ascii="Times New Roman" w:eastAsia="Times New Roman" w:hAnsi="Times New Roman" w:cs="Times New Roman"/>
+        </w:rPr>
+        <w:t xml:space="preserve"> </w:t>
+      </w:r>
+      <w:proofErr w:type="spellStart"/>
+      <w:r>
+        <w:rPr>
+          <w:rFonts w:ascii="Times New Roman" w:eastAsia="Times New Roman" w:hAnsi="Times New Roman" w:cs="Times New Roman"/>
+        </w:rPr>
+        <w:t>faktor</w:t>
+      </w:r>
+      <w:proofErr w:type="spellEnd"/>
+      <w:r>
+        <w:rPr>
+          <w:rFonts w:ascii="Times New Roman" w:eastAsia="Times New Roman" w:hAnsi="Times New Roman" w:cs="Times New Roman"/>
+        </w:rPr>
+        <w:t xml:space="preserve"> </w:t>
+      </w:r>
+      <w:proofErr w:type="spellStart"/>
+      <w:r>
+        <w:rPr>
+          <w:rFonts w:ascii="Times New Roman" w:eastAsia="Times New Roman" w:hAnsi="Times New Roman" w:cs="Times New Roman"/>
+        </w:rPr>
+        <w:t>penting</w:t>
+      </w:r>
+      <w:proofErr w:type="spellEnd"/>
+      <w:r>
+        <w:rPr>
+          <w:rFonts w:ascii="Times New Roman" w:eastAsia="Times New Roman" w:hAnsi="Times New Roman" w:cs="Times New Roman"/>
+        </w:rPr>
+        <w:t xml:space="preserve"> </w:t>
+      </w:r>
+      <w:proofErr w:type="spellStart"/>
+      <w:r>
+        <w:rPr>
+          <w:rFonts w:ascii="Times New Roman" w:eastAsia="Times New Roman" w:hAnsi="Times New Roman" w:cs="Times New Roman"/>
+        </w:rPr>
+        <w:t>dalam</w:t>
+      </w:r>
+      <w:proofErr w:type="spellEnd"/>
+      <w:r>
+        <w:rPr>
+          <w:rFonts w:ascii="Times New Roman" w:eastAsia="Times New Roman" w:hAnsi="Times New Roman" w:cs="Times New Roman"/>
+        </w:rPr>
+        <w:t xml:space="preserve"> </w:t>
+      </w:r>
+      <w:proofErr w:type="spellStart"/>
+      <w:r>
+        <w:rPr>
+          <w:rFonts w:ascii="Times New Roman" w:eastAsia="Times New Roman" w:hAnsi="Times New Roman" w:cs="Times New Roman"/>
+        </w:rPr>
+        <w:t>meningkatkan</w:t>
+      </w:r>
+      <w:proofErr w:type="spellEnd"/>
+      <w:r>
+        <w:rPr>
+          <w:rFonts w:ascii="Times New Roman" w:eastAsia="Times New Roman" w:hAnsi="Times New Roman" w:cs="Times New Roman"/>
+        </w:rPr>
+        <w:t xml:space="preserve"> </w:t>
+      </w:r>
+      <w:proofErr w:type="spellStart"/>
+      <w:r>
+        <w:rPr>
+          <w:rFonts w:ascii="Times New Roman" w:eastAsia="Times New Roman" w:hAnsi="Times New Roman" w:cs="Times New Roman"/>
+        </w:rPr>
+        <w:t>kemudahan</w:t>
+      </w:r>
+      <w:proofErr w:type="spellEnd"/>
+      <w:r>
+        <w:rPr>
+          <w:rFonts w:ascii="Times New Roman" w:eastAsia="Times New Roman" w:hAnsi="Times New Roman" w:cs="Times New Roman"/>
+        </w:rPr>
+        <w:t xml:space="preserve"> </w:t>
+      </w:r>
+      <w:proofErr w:type="spellStart"/>
+      <w:r>
+        <w:rPr>
+          <w:rFonts w:ascii="Times New Roman" w:eastAsia="Times New Roman" w:hAnsi="Times New Roman" w:cs="Times New Roman"/>
+        </w:rPr>
+        <w:t>penggunaan</w:t>
+      </w:r>
+      <w:proofErr w:type="spellEnd"/>
+      <w:r>
+        <w:rPr>
+          <w:rFonts w:ascii="Times New Roman" w:eastAsia="Times New Roman" w:hAnsi="Times New Roman" w:cs="Times New Roman"/>
+        </w:rPr>
+        <w:t xml:space="preserve"> </w:t>
+      </w:r>
+      <w:proofErr w:type="spellStart"/>
+      <w:r>
+        <w:rPr>
+          <w:rFonts w:ascii="Times New Roman" w:eastAsia="Times New Roman" w:hAnsi="Times New Roman" w:cs="Times New Roman"/>
+        </w:rPr>
+        <w:t>sistem</w:t>
+      </w:r>
+      <w:proofErr w:type="spellEnd"/>
+      <w:r>
+        <w:rPr>
+          <w:rFonts w:ascii="Times New Roman" w:eastAsia="Times New Roman" w:hAnsi="Times New Roman" w:cs="Times New Roman"/>
+        </w:rPr>
+        <w:t xml:space="preserve"> oleh </w:t>
+      </w:r>
+      <w:proofErr w:type="spellStart"/>
+      <w:r>
+        <w:rPr>
+          <w:rFonts w:ascii="Times New Roman" w:eastAsia="Times New Roman" w:hAnsi="Times New Roman" w:cs="Times New Roman"/>
+        </w:rPr>
+        <w:t>pengguna</w:t>
+      </w:r>
+      <w:proofErr w:type="spellEnd"/>
+      <w:r>
+        <w:rPr>
+          <w:rFonts w:ascii="Times New Roman" w:eastAsia="Times New Roman" w:hAnsi="Times New Roman" w:cs="Times New Roman"/>
+        </w:rPr>
+        <w:t xml:space="preserve">, </w:t>
+      </w:r>
+      <w:proofErr w:type="spellStart"/>
+      <w:r>
+        <w:rPr>
+          <w:rFonts w:ascii="Times New Roman" w:eastAsia="Times New Roman" w:hAnsi="Times New Roman" w:cs="Times New Roman"/>
+        </w:rPr>
+        <w:t>khususnya</w:t>
+      </w:r>
+      <w:proofErr w:type="spellEnd"/>
+      <w:r>
+        <w:rPr>
+          <w:rFonts w:ascii="Times New Roman" w:eastAsia="Times New Roman" w:hAnsi="Times New Roman" w:cs="Times New Roman"/>
+        </w:rPr>
+        <w:t xml:space="preserve"> </w:t>
+      </w:r>
+      <w:proofErr w:type="spellStart"/>
+      <w:r>
+        <w:rPr>
+          <w:rFonts w:ascii="Times New Roman" w:eastAsia="Times New Roman" w:hAnsi="Times New Roman" w:cs="Times New Roman"/>
+        </w:rPr>
+        <w:t>pelaku</w:t>
+      </w:r>
+      <w:proofErr w:type="spellEnd"/>
+      <w:r>
+        <w:rPr>
+          <w:rFonts w:ascii="Times New Roman" w:eastAsia="Times New Roman" w:hAnsi="Times New Roman" w:cs="Times New Roman"/>
+        </w:rPr>
+        <w:t xml:space="preserve"> UMKM yang </w:t>
+      </w:r>
+      <w:proofErr w:type="spellStart"/>
+      <w:r>
+        <w:rPr>
+          <w:rFonts w:ascii="Times New Roman" w:eastAsia="Times New Roman" w:hAnsi="Times New Roman" w:cs="Times New Roman"/>
+        </w:rPr>
+        <w:t>umumnya</w:t>
+      </w:r>
+      <w:proofErr w:type="spellEnd"/>
+      <w:r>
+        <w:rPr>
+          <w:rFonts w:ascii="Times New Roman" w:eastAsia="Times New Roman" w:hAnsi="Times New Roman" w:cs="Times New Roman"/>
+        </w:rPr>
+        <w:t xml:space="preserve"> </w:t>
+      </w:r>
+      <w:proofErr w:type="spellStart"/>
+      <w:r>
+        <w:rPr>
+          <w:rFonts w:ascii="Times New Roman" w:eastAsia="Times New Roman" w:hAnsi="Times New Roman" w:cs="Times New Roman"/>
+        </w:rPr>
+        <w:t>belum</w:t>
+      </w:r>
+      <w:proofErr w:type="spellEnd"/>
+      <w:r>
+        <w:rPr>
+          <w:rFonts w:ascii="Times New Roman" w:eastAsia="Times New Roman" w:hAnsi="Times New Roman" w:cs="Times New Roman"/>
+        </w:rPr>
+        <w:t xml:space="preserve"> </w:t>
+      </w:r>
+      <w:proofErr w:type="spellStart"/>
+      <w:r>
+        <w:rPr>
+          <w:rFonts w:ascii="Times New Roman" w:eastAsia="Times New Roman" w:hAnsi="Times New Roman" w:cs="Times New Roman"/>
+        </w:rPr>
+        <w:t>terbiasa</w:t>
+      </w:r>
+      <w:proofErr w:type="spellEnd"/>
+      <w:r>
+        <w:rPr>
+          <w:rFonts w:ascii="Times New Roman" w:eastAsia="Times New Roman" w:hAnsi="Times New Roman" w:cs="Times New Roman"/>
+        </w:rPr>
+        <w:t xml:space="preserve"> </w:t>
+      </w:r>
+      <w:proofErr w:type="spellStart"/>
+      <w:r>
+        <w:rPr>
+          <w:rFonts w:ascii="Times New Roman" w:eastAsia="Times New Roman" w:hAnsi="Times New Roman" w:cs="Times New Roman"/>
+        </w:rPr>
+        <w:t>dengan</w:t>
+      </w:r>
+      <w:proofErr w:type="spellEnd"/>
+      <w:r>
+        <w:rPr>
+          <w:rFonts w:ascii="Times New Roman" w:eastAsia="Times New Roman" w:hAnsi="Times New Roman" w:cs="Times New Roman"/>
+        </w:rPr>
+        <w:t xml:space="preserve"> </w:t>
+      </w:r>
+      <w:proofErr w:type="spellStart"/>
+      <w:r>
+        <w:rPr>
+          <w:rFonts w:ascii="Times New Roman" w:eastAsia="Times New Roman" w:hAnsi="Times New Roman" w:cs="Times New Roman"/>
+        </w:rPr>
+        <w:t>teknologi.</w:t>
+      </w:r>
+      <w:proofErr w:type="spellEnd"/>
+    </w:p>
+    <w:p>
+      <w:pPr>
+        <w:pStyle w:val="ListParagraph"/>
+        <w:spacing w:line="360" w:lineRule="auto"/>
+        <w:ind w:firstLine="720"/>
+        <w:jc w:val="both"/>
+        <w:rPr>
+          <w:rFonts w:ascii="Times New Roman" w:eastAsia="Times New Roman" w:hAnsi="Times New Roman" w:cs="Times New Roman"/>
+        </w:rPr>
+      </w:pPr>
+      <w:r>
+        <w:rPr>
+          <w:rFonts w:ascii="Times New Roman" w:eastAsia="Times New Roman" w:hAnsi="Times New Roman" w:cs="Times New Roman"/>
+        </w:rPr>
+        <w:t xml:space="preserve">UMKM </w:t>
+      </w:r>
+      <w:proofErr w:type="spellStart"/>
+      <w:r>
+        <w:rPr>
+          <w:rFonts w:ascii="Times New Roman" w:eastAsia="Times New Roman" w:hAnsi="Times New Roman" w:cs="Times New Roman"/>
+        </w:rPr>
+        <w:t>Srabi</w:t>
+      </w:r>
+      <w:proofErr w:type="spellEnd"/>
+      <w:r>
+        <w:rPr>
+          <w:rFonts w:ascii="Times New Roman" w:eastAsia="Times New Roman" w:hAnsi="Times New Roman" w:cs="Times New Roman"/>
+        </w:rPr>
+        <w:t xml:space="preserve"> </w:t>
+      </w:r>
+      <w:proofErr w:type="spellStart"/>
+      <w:r>
+        <w:rPr>
+          <w:rFonts w:ascii="Times New Roman" w:eastAsia="Times New Roman" w:hAnsi="Times New Roman" w:cs="Times New Roman"/>
+        </w:rPr>
+        <w:t>Kratonan</w:t>
+      </w:r>
+      <w:proofErr w:type="spellEnd"/>
+      <w:r>
+        <w:rPr>
+          <w:rFonts w:ascii="Times New Roman" w:eastAsia="Times New Roman" w:hAnsi="Times New Roman" w:cs="Times New Roman"/>
+        </w:rPr>
+        <w:t xml:space="preserve"> Khas Solo </w:t>
+      </w:r>
+      <w:proofErr w:type="spellStart"/>
+      <w:r>
+        <w:rPr>
+          <w:rFonts w:ascii="Times New Roman" w:eastAsia="Times New Roman" w:hAnsi="Times New Roman" w:cs="Times New Roman"/>
+        </w:rPr>
+        <w:t>merupakan</w:t>
+      </w:r>
+      <w:proofErr w:type="spellEnd"/>
+      <w:r>
+        <w:rPr>
+          <w:rFonts w:ascii="Times New Roman" w:eastAsia="Times New Roman" w:hAnsi="Times New Roman" w:cs="Times New Roman"/>
+        </w:rPr>
+        <w:t xml:space="preserve"> salah </w:t>
+      </w:r>
+      <w:proofErr w:type="spellStart"/>
+      <w:r>
+        <w:rPr>
+          <w:rFonts w:ascii="Times New Roman" w:eastAsia="Times New Roman" w:hAnsi="Times New Roman" w:cs="Times New Roman"/>
+        </w:rPr>
+        <w:t>satu</w:t>
+      </w:r>
+      <w:proofErr w:type="spellEnd"/>
+      <w:r>
+        <w:rPr>
+          <w:rFonts w:ascii="Times New Roman" w:eastAsia="Times New Roman" w:hAnsi="Times New Roman" w:cs="Times New Roman"/>
+        </w:rPr>
+        <w:t xml:space="preserve"> </w:t>
+      </w:r>
+      <w:proofErr w:type="spellStart"/>
+      <w:r>
+        <w:rPr>
+          <w:rFonts w:ascii="Times New Roman" w:eastAsia="Times New Roman" w:hAnsi="Times New Roman" w:cs="Times New Roman"/>
+        </w:rPr>
+        <w:t>usaha</w:t>
+      </w:r>
+      <w:proofErr w:type="spellEnd"/>
+      <w:r>
+        <w:rPr>
+          <w:rFonts w:ascii="Times New Roman" w:eastAsia="Times New Roman" w:hAnsi="Times New Roman" w:cs="Times New Roman"/>
+        </w:rPr>
+        <w:t xml:space="preserve"> </w:t>
+      </w:r>
+      <w:proofErr w:type="spellStart"/>
+      <w:r>
+        <w:rPr>
+          <w:rFonts w:ascii="Times New Roman" w:eastAsia="Times New Roman" w:hAnsi="Times New Roman" w:cs="Times New Roman"/>
+        </w:rPr>
+        <w:t>kuliner</w:t>
+      </w:r>
+      <w:proofErr w:type="spellEnd"/>
+      <w:r>
+        <w:rPr>
+          <w:rFonts w:ascii="Times New Roman" w:eastAsia="Times New Roman" w:hAnsi="Times New Roman" w:cs="Times New Roman"/>
+        </w:rPr>
+        <w:t xml:space="preserve"> </w:t>
+      </w:r>
+      <w:proofErr w:type="spellStart"/>
+      <w:r>
+        <w:rPr>
+          <w:rFonts w:ascii="Times New Roman" w:eastAsia="Times New Roman" w:hAnsi="Times New Roman" w:cs="Times New Roman"/>
+        </w:rPr>
+        <w:t>tradisional</w:t>
+      </w:r>
+      <w:proofErr w:type="spellEnd"/>
+      <w:r>
+        <w:rPr>
+          <w:rFonts w:ascii="Times New Roman" w:eastAsia="Times New Roman" w:hAnsi="Times New Roman" w:cs="Times New Roman"/>
+        </w:rPr>
+        <w:t xml:space="preserve"> yang </w:t>
+      </w:r>
+      <w:proofErr w:type="spellStart"/>
+      <w:r>
+        <w:rPr>
+          <w:rFonts w:ascii="Times New Roman" w:eastAsia="Times New Roman" w:hAnsi="Times New Roman" w:cs="Times New Roman"/>
+        </w:rPr>
+        <w:t>memiliki</w:t>
+      </w:r>
+      <w:proofErr w:type="spellEnd"/>
+      <w:r>
+        <w:rPr>
+          <w:rFonts w:ascii="Times New Roman" w:eastAsia="Times New Roman" w:hAnsi="Times New Roman" w:cs="Times New Roman"/>
+        </w:rPr>
+        <w:t xml:space="preserve"> </w:t>
+      </w:r>
+      <w:proofErr w:type="spellStart"/>
+      <w:r>
+        <w:rPr>
+          <w:rFonts w:ascii="Times New Roman" w:eastAsia="Times New Roman" w:hAnsi="Times New Roman" w:cs="Times New Roman"/>
+        </w:rPr>
+        <w:t>potensi</w:t>
+      </w:r>
+      <w:proofErr w:type="spellEnd"/>
+      <w:r>
+        <w:rPr>
+          <w:rFonts w:ascii="Times New Roman" w:eastAsia="Times New Roman" w:hAnsi="Times New Roman" w:cs="Times New Roman"/>
+        </w:rPr>
+        <w:t xml:space="preserve"> </w:t>
+      </w:r>
+      <w:proofErr w:type="spellStart"/>
+      <w:r>
+        <w:rPr>
+          <w:rFonts w:ascii="Times New Roman" w:eastAsia="Times New Roman" w:hAnsi="Times New Roman" w:cs="Times New Roman"/>
+        </w:rPr>
+        <w:t>untuk</w:t>
+      </w:r>
+      <w:proofErr w:type="spellEnd"/>
+      <w:r>
+        <w:rPr>
+          <w:rFonts w:ascii="Times New Roman" w:eastAsia="Times New Roman" w:hAnsi="Times New Roman" w:cs="Times New Roman"/>
+        </w:rPr>
+        <w:t xml:space="preserve"> </w:t>
+      </w:r>
+      <w:proofErr w:type="spellStart"/>
+      <w:r>
+        <w:rPr>
+          <w:rFonts w:ascii="Times New Roman" w:eastAsia="Times New Roman" w:hAnsi="Times New Roman" w:cs="Times New Roman"/>
+        </w:rPr>
+        <w:t>berkembang</w:t>
+      </w:r>
+      <w:proofErr w:type="spellEnd"/>
+      <w:r>
+        <w:rPr>
+          <w:rFonts w:ascii="Times New Roman" w:eastAsia="Times New Roman" w:hAnsi="Times New Roman" w:cs="Times New Roman"/>
+        </w:rPr>
+        <w:t xml:space="preserve"> </w:t>
+      </w:r>
+      <w:proofErr w:type="spellStart"/>
+      <w:r>
+        <w:rPr>
+          <w:rFonts w:ascii="Times New Roman" w:eastAsia="Times New Roman" w:hAnsi="Times New Roman" w:cs="Times New Roman"/>
+        </w:rPr>
+        <w:t>melalui</w:t>
+      </w:r>
+      <w:proofErr w:type="spellEnd"/>
+      <w:r>
+        <w:rPr>
+          <w:rFonts w:ascii="Times New Roman" w:eastAsia="Times New Roman" w:hAnsi="Times New Roman" w:cs="Times New Roman"/>
+        </w:rPr>
+        <w:t xml:space="preserve"> </w:t>
+      </w:r>
+      <w:proofErr w:type="spellStart"/>
+      <w:r>
+        <w:rPr>
+          <w:rFonts w:ascii="Times New Roman" w:eastAsia="Times New Roman" w:hAnsi="Times New Roman" w:cs="Times New Roman"/>
+        </w:rPr>
+        <w:t>pemanfaatan</w:t>
+      </w:r>
+      <w:proofErr w:type="spellEnd"/>
+      <w:r>
+        <w:rPr>
+          <w:rFonts w:ascii="Times New Roman" w:eastAsia="Times New Roman" w:hAnsi="Times New Roman" w:cs="Times New Roman"/>
+        </w:rPr>
+        <w:t xml:space="preserve"> </w:t>
+      </w:r>
+      <w:proofErr w:type="spellStart"/>
+      <w:r>
+        <w:rPr>
+          <w:rFonts w:ascii="Times New Roman" w:eastAsia="Times New Roman" w:hAnsi="Times New Roman" w:cs="Times New Roman"/>
+        </w:rPr>
+        <w:t>teknologi</w:t>
+      </w:r>
+      <w:proofErr w:type="spellEnd"/>
+      <w:r>
+        <w:rPr>
+          <w:rFonts w:ascii="Times New Roman" w:eastAsia="Times New Roman" w:hAnsi="Times New Roman" w:cs="Times New Roman"/>
+        </w:rPr>
+        <w:t xml:space="preserve"> </w:t>
+      </w:r>
+      <w:proofErr w:type="spellStart"/>
+      <w:r>
+        <w:rPr>
+          <w:rFonts w:ascii="Times New Roman" w:eastAsia="Times New Roman" w:hAnsi="Times New Roman" w:cs="Times New Roman"/>
+        </w:rPr>
+        <w:t>informasi</w:t>
+      </w:r>
+      <w:proofErr w:type="spellEnd"/>
+      <w:r>
+        <w:rPr>
+          <w:rFonts w:ascii="Times New Roman" w:eastAsia="Times New Roman" w:hAnsi="Times New Roman" w:cs="Times New Roman"/>
+        </w:rPr>
+        <w:t xml:space="preserve">. </w:t>
+      </w:r>
+      <w:r>
+        <w:rPr>
+          <w:rFonts w:ascii="Times New Roman" w:eastAsia="Times New Roman" w:hAnsi="Times New Roman" w:cs="Times New Roman"/>
+          <w:lang w:val="fi-FI"/>
+        </w:rPr>
+        <w:t>Namun, dalam operasionalnya, proses pencatatan transaksi penjualan, pengelolaan data produk, dan pembuatan laporan masih dilakukan secara manual. Hal ini berisiko menimbulkan kesalahan pencatatan serta menyulitkan pemilik usaha dalam memantau dan mengelola penjualan secara efektif.</w:t>
+      </w:r>
+    </w:p>
+    <w:p>
+      <w:pPr>
+        <w:pStyle w:val="ListParagraph"/>
+        <w:spacing w:line="360" w:lineRule="auto"/>
+        <w:ind w:firstLine="720"/>
+        <w:jc w:val="both"/>
+      </w:pPr>
+      <w:r>
+        <w:rPr>
+          <w:rFonts w:ascii="Times New Roman" w:eastAsia="Times New Roman" w:hAnsi="Times New Roman" w:cs="Times New Roman"/>
+          <w:lang w:val="fi-FI"/>
+        </w:rPr>
+        <w:t xml:space="preserve">Berdasarkan permasalahan tersebut, diperlukan suatu sistem informasi manajemen penjualan berbasis web yang dilengkapi dengan perancangan antarmuka (front-end) yang user-friendly Sistem ini diharapkan mampu membantu dalam proses pencatatan transaksi, pengelolaan data produk, serta penyajian laporan penjualan secara lebih cepat, akurat, dan efisien. </w:t>
+      </w:r>
+      <w:r>
+        <w:rPr>
+          <w:rFonts w:ascii="Times New Roman" w:eastAsia="Times New Roman" w:hAnsi="Times New Roman" w:cs="Times New Roman"/>
+        </w:rPr>
+        <w:t xml:space="preserve">Oleh </w:t>
+      </w:r>
+      <w:proofErr w:type="spellStart"/>
+      <w:r>
+        <w:rPr>
+          <w:rFonts w:ascii="Times New Roman" w:eastAsia="Times New Roman" w:hAnsi="Times New Roman" w:cs="Times New Roman"/>
+        </w:rPr>
+        <w:t>karena</w:t>
+      </w:r>
+      <w:proofErr w:type="spellEnd"/>
+      <w:r>
+        <w:rPr>
+          <w:rFonts w:ascii="Times New Roman" w:eastAsia="Times New Roman" w:hAnsi="Times New Roman" w:cs="Times New Roman"/>
+        </w:rPr>
+        <w:t xml:space="preserve"> </w:t>
+      </w:r>
+      <w:proofErr w:type="spellStart"/>
+      <w:r>
+        <w:rPr>
+          <w:rFonts w:ascii="Times New Roman" w:eastAsia="Times New Roman" w:hAnsi="Times New Roman" w:cs="Times New Roman"/>
+        </w:rPr>
+        <w:t>itu</w:t>
+      </w:r>
+      <w:proofErr w:type="spellEnd"/>
+      <w:r>
+        <w:rPr>
+          <w:rFonts w:ascii="Times New Roman" w:eastAsia="Times New Roman" w:hAnsi="Times New Roman" w:cs="Times New Roman"/>
+        </w:rPr>
+        <w:t xml:space="preserve">, </w:t>
+      </w:r>
+      <w:proofErr w:type="spellStart"/>
+      <w:r>
+        <w:rPr>
+          <w:rFonts w:ascii="Times New Roman" w:eastAsia="Times New Roman" w:hAnsi="Times New Roman" w:cs="Times New Roman"/>
+        </w:rPr>
+        <w:t>penelitian</w:t>
+      </w:r>
+      <w:proofErr w:type="spellEnd"/>
+      <w:r>
+        <w:rPr>
+          <w:rFonts w:ascii="Times New Roman" w:eastAsia="Times New Roman" w:hAnsi="Times New Roman" w:cs="Times New Roman"/>
+        </w:rPr>
+        <w:t xml:space="preserve"> </w:t>
+      </w:r>
+      <w:proofErr w:type="spellStart"/>
+      <w:r>
+        <w:rPr>
+          <w:rFonts w:ascii="Times New Roman" w:eastAsia="Times New Roman" w:hAnsi="Times New Roman" w:cs="Times New Roman"/>
+        </w:rPr>
+        <w:t>ini</w:t>
+      </w:r>
+      <w:proofErr w:type="spellEnd"/>
+      <w:r>
+        <w:rPr>
+          <w:rFonts w:ascii="Times New Roman" w:eastAsia="Times New Roman" w:hAnsi="Times New Roman" w:cs="Times New Roman"/>
+        </w:rPr>
+        <w:t xml:space="preserve"> </w:t>
+      </w:r>
+      <w:proofErr w:type="spellStart"/>
+      <w:r>
+        <w:rPr>
+          <w:rFonts w:ascii="Times New Roman" w:eastAsia="Times New Roman" w:hAnsi="Times New Roman" w:cs="Times New Roman"/>
+        </w:rPr>
+        <w:t>bertujuan</w:t>
+      </w:r>
+      <w:proofErr w:type="spellEnd"/>
+      <w:r>
+        <w:rPr>
+          <w:rFonts w:ascii="Times New Roman" w:eastAsia="Times New Roman" w:hAnsi="Times New Roman" w:cs="Times New Roman"/>
+        </w:rPr>
+        <w:t xml:space="preserve"> </w:t>
+      </w:r>
+      <w:proofErr w:type="spellStart"/>
+      <w:r>
+        <w:rPr>
+          <w:rFonts w:ascii="Times New Roman" w:eastAsia="Times New Roman" w:hAnsi="Times New Roman" w:cs="Times New Roman"/>
+        </w:rPr>
+        <w:t>untuk</w:t>
+      </w:r>
+      <w:proofErr w:type="spellEnd"/>
+      <w:r>
+        <w:rPr>
+          <w:rFonts w:ascii="Times New Roman" w:eastAsia="Times New Roman" w:hAnsi="Times New Roman" w:cs="Times New Roman"/>
+        </w:rPr>
+        <w:t xml:space="preserve"> </w:t>
+      </w:r>
+      <w:proofErr w:type="spellStart"/>
+      <w:r>
+        <w:rPr>
+          <w:rFonts w:ascii="Times New Roman" w:eastAsia="Times New Roman" w:hAnsi="Times New Roman" w:cs="Times New Roman"/>
+        </w:rPr>
+        <w:t>merancang</w:t>
+      </w:r>
+      <w:proofErr w:type="spellEnd"/>
+      <w:r>
+        <w:rPr>
+          <w:rFonts w:ascii="Times New Roman" w:eastAsia="Times New Roman" w:hAnsi="Times New Roman" w:cs="Times New Roman"/>
+        </w:rPr>
+        <w:t xml:space="preserve"> dan </w:t>
+      </w:r>
+      <w:proofErr w:type="spellStart"/>
+      <w:r>
+        <w:rPr>
+          <w:rFonts w:ascii="Times New Roman" w:eastAsia="Times New Roman" w:hAnsi="Times New Roman" w:cs="Times New Roman"/>
+        </w:rPr>
+        <w:t>mengimplementasikan</w:t>
+      </w:r>
+      <w:proofErr w:type="spellEnd"/>
+      <w:r>
+        <w:rPr>
+          <w:rFonts w:ascii="Times New Roman" w:eastAsia="Times New Roman" w:hAnsi="Times New Roman" w:cs="Times New Roman"/>
+        </w:rPr>
+        <w:t xml:space="preserve"> front-end </w:t>
+      </w:r>
+      <w:proofErr w:type="spellStart"/>
+      <w:r>
+        <w:rPr>
+          <w:rFonts w:ascii="Times New Roman" w:eastAsia="Times New Roman" w:hAnsi="Times New Roman" w:cs="Times New Roman"/>
+        </w:rPr>
+        <w:t>sistem</w:t>
+      </w:r>
+      <w:proofErr w:type="spellEnd"/>
+      <w:r>
+        <w:rPr>
+          <w:rFonts w:ascii="Times New Roman" w:eastAsia="Times New Roman" w:hAnsi="Times New Roman" w:cs="Times New Roman"/>
+        </w:rPr>
+        <w:t xml:space="preserve"> </w:t>
+      </w:r>
+      <w:proofErr w:type="spellStart"/>
+      <w:r>
+        <w:rPr>
+          <w:rFonts w:ascii="Times New Roman" w:eastAsia="Times New Roman" w:hAnsi="Times New Roman" w:cs="Times New Roman"/>
+        </w:rPr>
+        <w:t>informasi</w:t>
+      </w:r>
+      <w:proofErr w:type="spellEnd"/>
+      <w:r>
+        <w:rPr>
+          <w:rFonts w:ascii="Times New Roman" w:eastAsia="Times New Roman" w:hAnsi="Times New Roman" w:cs="Times New Roman"/>
+        </w:rPr>
+        <w:t xml:space="preserve"> </w:t>
+      </w:r>
+      <w:proofErr w:type="spellStart"/>
+      <w:r>
+        <w:rPr>
+          <w:rFonts w:ascii="Times New Roman" w:eastAsia="Times New Roman" w:hAnsi="Times New Roman" w:cs="Times New Roman"/>
+        </w:rPr>
+        <w:t>manajemen</w:t>
+      </w:r>
+      <w:proofErr w:type="spellEnd"/>
+      <w:r>
+        <w:rPr>
+          <w:rFonts w:ascii="Times New Roman" w:eastAsia="Times New Roman" w:hAnsi="Times New Roman" w:cs="Times New Roman"/>
+        </w:rPr>
+        <w:t xml:space="preserve"> </w:t>
+      </w:r>
+      <w:proofErr w:type="spellStart"/>
+      <w:r>
+        <w:rPr>
+          <w:rFonts w:ascii="Times New Roman" w:eastAsia="Times New Roman" w:hAnsi="Times New Roman" w:cs="Times New Roman"/>
+        </w:rPr>
+        <w:t>penjualan</w:t>
+      </w:r>
+      <w:proofErr w:type="spellEnd"/>
+      <w:r>
+        <w:rPr>
+          <w:rFonts w:ascii="Times New Roman" w:eastAsia="Times New Roman" w:hAnsi="Times New Roman" w:cs="Times New Roman"/>
+        </w:rPr>
+        <w:t xml:space="preserve"> </w:t>
+      </w:r>
+      <w:proofErr w:type="spellStart"/>
+      <w:r>
+        <w:rPr>
+          <w:rFonts w:ascii="Times New Roman" w:eastAsia="Times New Roman" w:hAnsi="Times New Roman" w:cs="Times New Roman"/>
+        </w:rPr>
+        <w:t>berbasis</w:t>
+      </w:r>
+      <w:proofErr w:type="spellEnd"/>
+      <w:r>
+        <w:rPr>
+          <w:rFonts w:ascii="Times New Roman" w:eastAsia="Times New Roman" w:hAnsi="Times New Roman" w:cs="Times New Roman"/>
+        </w:rPr>
+        <w:t xml:space="preserve"> web pada UMKM </w:t>
+      </w:r>
+      <w:proofErr w:type="spellStart"/>
+      <w:r>
+        <w:rPr>
+          <w:rFonts w:ascii="Times New Roman" w:eastAsia="Times New Roman" w:hAnsi="Times New Roman" w:cs="Times New Roman"/>
+        </w:rPr>
+        <w:t>Srabi</w:t>
+      </w:r>
+      <w:proofErr w:type="spellEnd"/>
+      <w:r>
+        <w:rPr>
+          <w:rFonts w:ascii="Times New Roman" w:eastAsia="Times New Roman" w:hAnsi="Times New Roman" w:cs="Times New Roman"/>
+        </w:rPr>
+        <w:t xml:space="preserve"> </w:t>
+      </w:r>
+      <w:proofErr w:type="spellStart"/>
+      <w:r>
+        <w:rPr>
+          <w:rFonts w:ascii="Times New Roman" w:eastAsia="Times New Roman" w:hAnsi="Times New Roman" w:cs="Times New Roman"/>
+        </w:rPr>
+        <w:t>Kratonan</w:t>
+      </w:r>
+      <w:proofErr w:type="spellEnd"/>
+      <w:r>
+        <w:rPr>
+          <w:rFonts w:ascii="Times New Roman" w:eastAsia="Times New Roman" w:hAnsi="Times New Roman" w:cs="Times New Roman"/>
+        </w:rPr>
+        <w:t xml:space="preserve"> Khas Solo guna </w:t>
+      </w:r>
+      <w:proofErr w:type="spellStart"/>
+      <w:r>
+        <w:rPr>
+          <w:rFonts w:ascii="Times New Roman" w:eastAsia="Times New Roman" w:hAnsi="Times New Roman" w:cs="Times New Roman"/>
+        </w:rPr>
+        <w:t>meningkatkan</w:t>
+      </w:r>
+      <w:proofErr w:type="spellEnd"/>
+      <w:r>
+        <w:rPr>
+          <w:rFonts w:ascii="Times New Roman" w:eastAsia="Times New Roman" w:hAnsi="Times New Roman" w:cs="Times New Roman"/>
+        </w:rPr>
+        <w:t xml:space="preserve"> </w:t>
+      </w:r>
+      <w:proofErr w:type="spellStart"/>
+      <w:r>
+        <w:rPr>
+          <w:rFonts w:ascii="Times New Roman" w:eastAsia="Times New Roman" w:hAnsi="Times New Roman" w:cs="Times New Roman"/>
+        </w:rPr>
+        <w:t>kualitas</w:t>
+      </w:r>
+      <w:proofErr w:type="spellEnd"/>
+      <w:r>
+        <w:rPr>
+          <w:rFonts w:ascii="Times New Roman" w:eastAsia="Times New Roman" w:hAnsi="Times New Roman" w:cs="Times New Roman"/>
+        </w:rPr>
+        <w:t xml:space="preserve"> </w:t>
+      </w:r>
+      <w:proofErr w:type="spellStart"/>
+      <w:r>
+        <w:rPr>
+          <w:rFonts w:ascii="Times New Roman" w:eastAsia="Times New Roman" w:hAnsi="Times New Roman" w:cs="Times New Roman"/>
+        </w:rPr>
+        <w:t>pengelolaan</w:t>
+      </w:r>
+      <w:proofErr w:type="spellEnd"/>
+      <w:r>
+        <w:rPr>
+          <w:rFonts w:ascii="Times New Roman" w:eastAsia="Times New Roman" w:hAnsi="Times New Roman" w:cs="Times New Roman"/>
+        </w:rPr>
+        <w:t xml:space="preserve"> </w:t>
+      </w:r>
+      <w:proofErr w:type="spellStart"/>
+      <w:r>
+        <w:rPr>
+          <w:rFonts w:ascii="Times New Roman" w:eastAsia="Times New Roman" w:hAnsi="Times New Roman" w:cs="Times New Roman"/>
+        </w:rPr>
+        <w:t>usaha</w:t>
+      </w:r>
+      <w:proofErr w:type="spellEnd"/>
+      <w:r>
+        <w:rPr>
+          <w:rFonts w:ascii="Times New Roman" w:eastAsia="Times New Roman" w:hAnsi="Times New Roman" w:cs="Times New Roman"/>
+        </w:rPr>
+        <w:t>.</w:t>
+      </w:r>
+    </w:p>
+    <w:p>
+      <w:pPr>
+        <w:pStyle w:val="Heading2"/>
+        <w:numPr>
+          <w:ilvl w:val="0"/>
+          <w:numId w:val="1"/>
+        </w:numPr>
+        <w:spacing w:line="360" w:lineRule="auto"/>
+        <w:rPr>
+          <w:rFonts w:ascii="Times New Roman" w:hAnsi="Times New Roman" w:cs="Times New Roman"/>
+          <w:b/>
+          <w:bCs/>
+          <w:color w:val="auto"/>
+          <w:sz w:val="24"/>
+          <w:szCs w:val="24"/>
+        </w:rPr>
+      </w:pPr>
+      <w:r>
+        <w:rPr>
+          <w:rFonts w:ascii="Times New Roman" w:hAnsi="Times New Roman" w:cs="Times New Roman"/>
+          <w:b/>
+          <w:bCs/>
+          <w:color w:val="auto"/>
+          <w:sz w:val="24"/>
+          <w:szCs w:val="24"/>
+        </w:rPr>
+        <w:t xml:space="preserve"> </w:t>
+      </w:r>
+      <w:proofErr w:type="spellStart"/>
+      <w:r>
+        <w:rPr>
+          <w:rFonts w:ascii="Times New Roman" w:hAnsi="Times New Roman" w:cs="Times New Roman"/>
+          <w:b/>
+          <w:bCs/>
+          <w:color w:val="auto"/>
+          <w:sz w:val="24"/>
+          <w:szCs w:val="24"/>
+        </w:rPr>
+        <w:t>Rumusan</w:t>
+      </w:r>
+      <w:proofErr w:type="spellEnd"/>
+      <w:r>
+        <w:rPr>
+          <w:rFonts w:ascii="Times New Roman" w:hAnsi="Times New Roman" w:cs="Times New Roman"/>
+          <w:b/>
+          <w:bCs/>
+          <w:color w:val="auto"/>
+          <w:sz w:val="24"/>
+          <w:szCs w:val="24"/>
+        </w:rPr>
+        <w:t xml:space="preserve"> </w:t>
+      </w:r>
+      <w:proofErr w:type="spellStart"/>
+      <w:r>
+        <w:rPr>
+          <w:rFonts w:ascii="Times New Roman" w:hAnsi="Times New Roman" w:cs="Times New Roman"/>
+          <w:b/>
+          <w:bCs/>
+          <w:color w:val="auto"/>
+          <w:sz w:val="24"/>
+          <w:szCs w:val="24"/>
+        </w:rPr>
+        <w:t>Masalah</w:t>
+      </w:r>
+      <w:proofErr w:type="spellEnd"/>
+    </w:p>
+    <w:p>
+      <w:pPr>
+        <w:pStyle w:val="ListParagraph"/>
+        <w:numPr>
+          <w:ilvl w:val="0"/>
+          <w:numId w:val="3"/>
+        </w:numPr>
+        <w:spacing w:after="0" w:line="360" w:lineRule="auto"/>
+        <w:jc w:val="both"/>
+        <w:rPr>
+          <w:rFonts w:ascii="Times New Roman" w:eastAsia="Times New Roman" w:hAnsi="Times New Roman" w:cs="Times New Roman"/>
+        </w:rPr>
+      </w:pPr>
+      <w:proofErr w:type="spellStart"/>
+      <w:r>
+        <w:rPr>
+          <w:rFonts w:ascii="Times New Roman" w:eastAsia="Times New Roman" w:hAnsi="Times New Roman" w:cs="Times New Roman"/>
+        </w:rPr>
+        <w:t>Bagaimana</w:t>
+      </w:r>
+      <w:proofErr w:type="spellEnd"/>
+      <w:r>
+        <w:rPr>
+          <w:rFonts w:ascii="Times New Roman" w:eastAsia="Times New Roman" w:hAnsi="Times New Roman" w:cs="Times New Roman"/>
+        </w:rPr>
+        <w:t xml:space="preserve"> </w:t>
+      </w:r>
+      <w:proofErr w:type="spellStart"/>
+      <w:r>
+        <w:rPr>
+          <w:rFonts w:ascii="Times New Roman" w:eastAsia="Times New Roman" w:hAnsi="Times New Roman" w:cs="Times New Roman"/>
+        </w:rPr>
+        <w:t>merancang</w:t>
+      </w:r>
+      <w:proofErr w:type="spellEnd"/>
+      <w:r>
+        <w:rPr>
+          <w:rFonts w:ascii="Times New Roman" w:eastAsia="Times New Roman" w:hAnsi="Times New Roman" w:cs="Times New Roman"/>
+        </w:rPr>
+        <w:t xml:space="preserve"> front-end </w:t>
+      </w:r>
+      <w:proofErr w:type="spellStart"/>
+      <w:r>
+        <w:rPr>
+          <w:rFonts w:ascii="Times New Roman" w:eastAsia="Times New Roman" w:hAnsi="Times New Roman" w:cs="Times New Roman"/>
+        </w:rPr>
+        <w:t>sistem</w:t>
+      </w:r>
+      <w:proofErr w:type="spellEnd"/>
+      <w:r>
+        <w:rPr>
+          <w:rFonts w:ascii="Times New Roman" w:eastAsia="Times New Roman" w:hAnsi="Times New Roman" w:cs="Times New Roman"/>
+        </w:rPr>
+        <w:t xml:space="preserve"> </w:t>
+      </w:r>
+      <w:proofErr w:type="spellStart"/>
+      <w:r>
+        <w:rPr>
+          <w:rFonts w:ascii="Times New Roman" w:eastAsia="Times New Roman" w:hAnsi="Times New Roman" w:cs="Times New Roman"/>
+        </w:rPr>
+        <w:t>informasi</w:t>
+      </w:r>
+      <w:proofErr w:type="spellEnd"/>
+      <w:r>
+        <w:rPr>
+          <w:rFonts w:ascii="Times New Roman" w:eastAsia="Times New Roman" w:hAnsi="Times New Roman" w:cs="Times New Roman"/>
+        </w:rPr>
+        <w:t xml:space="preserve"> </w:t>
+      </w:r>
+      <w:proofErr w:type="spellStart"/>
+      <w:r>
+        <w:rPr>
+          <w:rFonts w:ascii="Times New Roman" w:eastAsia="Times New Roman" w:hAnsi="Times New Roman" w:cs="Times New Roman"/>
+        </w:rPr>
+        <w:t>manajemen</w:t>
+      </w:r>
+      <w:proofErr w:type="spellEnd"/>
+      <w:r>
+        <w:rPr>
+          <w:rFonts w:ascii="Times New Roman" w:eastAsia="Times New Roman" w:hAnsi="Times New Roman" w:cs="Times New Roman"/>
+        </w:rPr>
+        <w:t xml:space="preserve"> </w:t>
+      </w:r>
+      <w:proofErr w:type="spellStart"/>
+      <w:r>
+        <w:rPr>
+          <w:rFonts w:ascii="Times New Roman" w:eastAsia="Times New Roman" w:hAnsi="Times New Roman" w:cs="Times New Roman"/>
+        </w:rPr>
+        <w:t>penjualan</w:t>
+      </w:r>
+      <w:proofErr w:type="spellEnd"/>
+      <w:r>
+        <w:rPr>
+          <w:rFonts w:ascii="Times New Roman" w:eastAsia="Times New Roman" w:hAnsi="Times New Roman" w:cs="Times New Roman"/>
+        </w:rPr>
+        <w:t xml:space="preserve"> </w:t>
+      </w:r>
+      <w:proofErr w:type="spellStart"/>
+      <w:r>
+        <w:rPr>
+          <w:rFonts w:ascii="Times New Roman" w:eastAsia="Times New Roman" w:hAnsi="Times New Roman" w:cs="Times New Roman"/>
+        </w:rPr>
+        <w:t>berbasis</w:t>
+      </w:r>
+      <w:proofErr w:type="spellEnd"/>
+      <w:r>
+        <w:rPr>
+          <w:rFonts w:ascii="Times New Roman" w:eastAsia="Times New Roman" w:hAnsi="Times New Roman" w:cs="Times New Roman"/>
+        </w:rPr>
+        <w:t xml:space="preserve"> web pada UMKM </w:t>
+      </w:r>
+      <w:proofErr w:type="spellStart"/>
+      <w:r>
+        <w:rPr>
+          <w:rFonts w:ascii="Times New Roman" w:eastAsia="Times New Roman" w:hAnsi="Times New Roman" w:cs="Times New Roman"/>
+        </w:rPr>
+        <w:t>Srabi</w:t>
+      </w:r>
+      <w:proofErr w:type="spellEnd"/>
+      <w:r>
+        <w:rPr>
+          <w:rFonts w:ascii="Times New Roman" w:eastAsia="Times New Roman" w:hAnsi="Times New Roman" w:cs="Times New Roman"/>
+        </w:rPr>
+        <w:t xml:space="preserve"> </w:t>
+      </w:r>
+      <w:proofErr w:type="spellStart"/>
+      <w:r>
+        <w:rPr>
+          <w:rFonts w:ascii="Times New Roman" w:eastAsia="Times New Roman" w:hAnsi="Times New Roman" w:cs="Times New Roman"/>
+        </w:rPr>
+        <w:t>Kratonan</w:t>
+      </w:r>
+      <w:proofErr w:type="spellEnd"/>
+      <w:r>
+        <w:rPr>
+          <w:rFonts w:ascii="Times New Roman" w:eastAsia="Times New Roman" w:hAnsi="Times New Roman" w:cs="Times New Roman"/>
+        </w:rPr>
+        <w:t xml:space="preserve"> Khas Solo?</w:t>
+      </w:r>
+    </w:p>
+    <w:p>
+      <w:pPr>
+        <w:pStyle w:val="ListParagraph"/>
+        <w:numPr>
+          <w:ilvl w:val="0"/>
+          <w:numId w:val="3"/>
+        </w:numPr>
+        <w:spacing w:after="0" w:line="360" w:lineRule="auto"/>
+        <w:jc w:val="both"/>
+        <w:rPr>
+          <w:rFonts w:ascii="Times New Roman" w:eastAsia="Times New Roman" w:hAnsi="Times New Roman" w:cs="Times New Roman"/>
+        </w:rPr>
+      </w:pPr>
+      <w:proofErr w:type="spellStart"/>
+      <w:r>
+        <w:rPr>
+          <w:rFonts w:ascii="Times New Roman" w:eastAsia="Times New Roman" w:hAnsi="Times New Roman" w:cs="Times New Roman"/>
+        </w:rPr>
+        <w:t>Bagaimana</w:t>
+      </w:r>
+      <w:proofErr w:type="spellEnd"/>
+      <w:r>
+        <w:rPr>
+          <w:rFonts w:ascii="Times New Roman" w:eastAsia="Times New Roman" w:hAnsi="Times New Roman" w:cs="Times New Roman"/>
+        </w:rPr>
+        <w:t xml:space="preserve"> </w:t>
+      </w:r>
+      <w:proofErr w:type="spellStart"/>
+      <w:r>
+        <w:rPr>
+          <w:rFonts w:ascii="Times New Roman" w:eastAsia="Times New Roman" w:hAnsi="Times New Roman" w:cs="Times New Roman"/>
+        </w:rPr>
+        <w:t>mengimplementasikan</w:t>
+      </w:r>
+      <w:proofErr w:type="spellEnd"/>
+      <w:r>
+        <w:rPr>
+          <w:rFonts w:ascii="Times New Roman" w:eastAsia="Times New Roman" w:hAnsi="Times New Roman" w:cs="Times New Roman"/>
+        </w:rPr>
+        <w:t xml:space="preserve"> front-end yang user-friendly agar </w:t>
+      </w:r>
+      <w:proofErr w:type="spellStart"/>
+      <w:r>
+        <w:rPr>
+          <w:rFonts w:ascii="Times New Roman" w:eastAsia="Times New Roman" w:hAnsi="Times New Roman" w:cs="Times New Roman"/>
+        </w:rPr>
+        <w:t>mudah</w:t>
+      </w:r>
+      <w:proofErr w:type="spellEnd"/>
+      <w:r>
+        <w:rPr>
+          <w:rFonts w:ascii="Times New Roman" w:eastAsia="Times New Roman" w:hAnsi="Times New Roman" w:cs="Times New Roman"/>
+        </w:rPr>
+        <w:t xml:space="preserve"> </w:t>
+      </w:r>
+      <w:proofErr w:type="spellStart"/>
+      <w:r>
+        <w:rPr>
+          <w:rFonts w:ascii="Times New Roman" w:eastAsia="Times New Roman" w:hAnsi="Times New Roman" w:cs="Times New Roman"/>
+        </w:rPr>
+        <w:t>digunakan</w:t>
+      </w:r>
+      <w:proofErr w:type="spellEnd"/>
+      <w:r>
+        <w:rPr>
+          <w:rFonts w:ascii="Times New Roman" w:eastAsia="Times New Roman" w:hAnsi="Times New Roman" w:cs="Times New Roman"/>
+        </w:rPr>
+        <w:t xml:space="preserve"> oleh </w:t>
+      </w:r>
+      <w:proofErr w:type="spellStart"/>
+      <w:r>
+        <w:rPr>
+          <w:rFonts w:ascii="Times New Roman" w:eastAsia="Times New Roman" w:hAnsi="Times New Roman" w:cs="Times New Roman"/>
+        </w:rPr>
+        <w:t>pelaku</w:t>
+      </w:r>
+      <w:proofErr w:type="spellEnd"/>
+      <w:r>
+        <w:rPr>
+          <w:rFonts w:ascii="Times New Roman" w:eastAsia="Times New Roman" w:hAnsi="Times New Roman" w:cs="Times New Roman"/>
+        </w:rPr>
+        <w:t xml:space="preserve"> UMKM?</w:t>
+      </w:r>
+    </w:p>
+    <w:p>
+      <w:pPr>
+        <w:pStyle w:val="ListParagraph"/>
+        <w:numPr>
+          <w:ilvl w:val="0"/>
+          <w:numId w:val="3"/>
+        </w:numPr>
+        <w:spacing w:after="0" w:line="360" w:lineRule="auto"/>
+        <w:jc w:val="both"/>
+        <w:rPr>
+          <w:rFonts w:ascii="Times New Roman" w:eastAsia="Times New Roman" w:hAnsi="Times New Roman" w:cs="Times New Roman"/>
+        </w:rPr>
+      </w:pPr>
+      <w:proofErr w:type="spellStart"/>
+      <w:r>
+        <w:rPr>
+          <w:rFonts w:ascii="Times New Roman" w:eastAsia="Times New Roman" w:hAnsi="Times New Roman" w:cs="Times New Roman"/>
+        </w:rPr>
+        <w:t>Bagaimana</w:t>
+      </w:r>
+      <w:proofErr w:type="spellEnd"/>
+      <w:r>
+        <w:rPr>
+          <w:rFonts w:ascii="Times New Roman" w:eastAsia="Times New Roman" w:hAnsi="Times New Roman" w:cs="Times New Roman"/>
+        </w:rPr>
+        <w:t xml:space="preserve"> </w:t>
+      </w:r>
+      <w:proofErr w:type="spellStart"/>
+      <w:r>
+        <w:rPr>
+          <w:rFonts w:ascii="Times New Roman" w:eastAsia="Times New Roman" w:hAnsi="Times New Roman" w:cs="Times New Roman"/>
+        </w:rPr>
+        <w:t>sistem</w:t>
+      </w:r>
+      <w:proofErr w:type="spellEnd"/>
+      <w:r>
+        <w:rPr>
+          <w:rFonts w:ascii="Times New Roman" w:eastAsia="Times New Roman" w:hAnsi="Times New Roman" w:cs="Times New Roman"/>
+        </w:rPr>
+        <w:t xml:space="preserve"> yang </w:t>
+      </w:r>
+      <w:proofErr w:type="spellStart"/>
+      <w:r>
+        <w:rPr>
+          <w:rFonts w:ascii="Times New Roman" w:eastAsia="Times New Roman" w:hAnsi="Times New Roman" w:cs="Times New Roman"/>
+        </w:rPr>
+        <w:t>dirancang</w:t>
+      </w:r>
+      <w:proofErr w:type="spellEnd"/>
+      <w:r>
+        <w:rPr>
+          <w:rFonts w:ascii="Times New Roman" w:eastAsia="Times New Roman" w:hAnsi="Times New Roman" w:cs="Times New Roman"/>
+        </w:rPr>
+        <w:t xml:space="preserve"> </w:t>
+      </w:r>
+      <w:proofErr w:type="spellStart"/>
+      <w:r>
+        <w:rPr>
+          <w:rFonts w:ascii="Times New Roman" w:eastAsia="Times New Roman" w:hAnsi="Times New Roman" w:cs="Times New Roman"/>
+        </w:rPr>
+        <w:t>dapat</w:t>
+      </w:r>
+      <w:proofErr w:type="spellEnd"/>
+      <w:r>
+        <w:rPr>
+          <w:rFonts w:ascii="Times New Roman" w:eastAsia="Times New Roman" w:hAnsi="Times New Roman" w:cs="Times New Roman"/>
+        </w:rPr>
+        <w:t xml:space="preserve"> </w:t>
+      </w:r>
+      <w:proofErr w:type="spellStart"/>
+      <w:r>
+        <w:rPr>
+          <w:rFonts w:ascii="Times New Roman" w:eastAsia="Times New Roman" w:hAnsi="Times New Roman" w:cs="Times New Roman"/>
+        </w:rPr>
+        <w:t>membantu</w:t>
+      </w:r>
+      <w:proofErr w:type="spellEnd"/>
+      <w:r>
+        <w:rPr>
+          <w:rFonts w:ascii="Times New Roman" w:eastAsia="Times New Roman" w:hAnsi="Times New Roman" w:cs="Times New Roman"/>
+        </w:rPr>
+        <w:t xml:space="preserve"> </w:t>
+      </w:r>
+      <w:proofErr w:type="spellStart"/>
+      <w:r>
+        <w:rPr>
+          <w:rFonts w:ascii="Times New Roman" w:eastAsia="Times New Roman" w:hAnsi="Times New Roman" w:cs="Times New Roman"/>
+        </w:rPr>
+        <w:t>mengatasi</w:t>
+      </w:r>
+      <w:proofErr w:type="spellEnd"/>
+      <w:r>
+        <w:rPr>
+          <w:rFonts w:ascii="Times New Roman" w:eastAsia="Times New Roman" w:hAnsi="Times New Roman" w:cs="Times New Roman"/>
+        </w:rPr>
+        <w:t xml:space="preserve"> </w:t>
+      </w:r>
+      <w:proofErr w:type="spellStart"/>
+      <w:r>
+        <w:rPr>
+          <w:rFonts w:ascii="Times New Roman" w:eastAsia="Times New Roman" w:hAnsi="Times New Roman" w:cs="Times New Roman"/>
+        </w:rPr>
+        <w:t>permasalahan</w:t>
+      </w:r>
+      <w:proofErr w:type="spellEnd"/>
+      <w:r>
+        <w:rPr>
+          <w:rFonts w:ascii="Times New Roman" w:eastAsia="Times New Roman" w:hAnsi="Times New Roman" w:cs="Times New Roman"/>
+        </w:rPr>
+        <w:t xml:space="preserve"> </w:t>
+      </w:r>
+      <w:proofErr w:type="spellStart"/>
+      <w:r>
+        <w:rPr>
+          <w:rFonts w:ascii="Times New Roman" w:eastAsia="Times New Roman" w:hAnsi="Times New Roman" w:cs="Times New Roman"/>
+        </w:rPr>
+        <w:t>pencatatan</w:t>
+      </w:r>
+      <w:proofErr w:type="spellEnd"/>
+      <w:r>
+        <w:rPr>
+          <w:rFonts w:ascii="Times New Roman" w:eastAsia="Times New Roman" w:hAnsi="Times New Roman" w:cs="Times New Roman"/>
+        </w:rPr>
+        <w:t xml:space="preserve"> </w:t>
+      </w:r>
+      <w:proofErr w:type="spellStart"/>
+      <w:r>
+        <w:rPr>
+          <w:rFonts w:ascii="Times New Roman" w:eastAsia="Times New Roman" w:hAnsi="Times New Roman" w:cs="Times New Roman"/>
+        </w:rPr>
+        <w:t>penjualan</w:t>
+      </w:r>
+      <w:proofErr w:type="spellEnd"/>
+      <w:r>
+        <w:rPr>
+          <w:rFonts w:ascii="Times New Roman" w:eastAsia="Times New Roman" w:hAnsi="Times New Roman" w:cs="Times New Roman"/>
+        </w:rPr>
+        <w:t xml:space="preserve"> yang </w:t>
+      </w:r>
+      <w:proofErr w:type="spellStart"/>
+      <w:r>
+        <w:rPr>
+          <w:rFonts w:ascii="Times New Roman" w:eastAsia="Times New Roman" w:hAnsi="Times New Roman" w:cs="Times New Roman"/>
+        </w:rPr>
+        <w:t>masih</w:t>
+      </w:r>
+      <w:proofErr w:type="spellEnd"/>
+      <w:r>
+        <w:rPr>
+          <w:rFonts w:ascii="Times New Roman" w:eastAsia="Times New Roman" w:hAnsi="Times New Roman" w:cs="Times New Roman"/>
+        </w:rPr>
+        <w:t xml:space="preserve"> manual?</w:t>
+      </w:r>
+    </w:p>
+    <w:p>
+      <w:pPr>
+        <w:pStyle w:val="ListParagraph"/>
+        <w:numPr>
+          <w:ilvl w:val="0"/>
+          <w:numId w:val="3"/>
+        </w:numPr>
+        <w:spacing w:after="0" w:line="360" w:lineRule="auto"/>
+        <w:jc w:val="both"/>
+        <w:rPr>
+          <w:rFonts w:ascii="Times New Roman" w:eastAsia="Times New Roman" w:hAnsi="Times New Roman" w:cs="Times New Roman"/>
+        </w:rPr>
+      </w:pPr>
+      <w:proofErr w:type="spellStart"/>
+      <w:r>
+        <w:rPr>
+          <w:rFonts w:ascii="Times New Roman" w:eastAsia="Times New Roman" w:hAnsi="Times New Roman" w:cs="Times New Roman"/>
+        </w:rPr>
+        <w:lastRenderedPageBreak/>
+        <w:t>Bagaimana</w:t>
+      </w:r>
+      <w:proofErr w:type="spellEnd"/>
+      <w:r>
+        <w:rPr>
+          <w:rFonts w:ascii="Times New Roman" w:eastAsia="Times New Roman" w:hAnsi="Times New Roman" w:cs="Times New Roman"/>
+        </w:rPr>
+        <w:t xml:space="preserve"> </w:t>
+      </w:r>
+      <w:proofErr w:type="spellStart"/>
+      <w:r>
+        <w:rPr>
+          <w:rFonts w:ascii="Times New Roman" w:eastAsia="Times New Roman" w:hAnsi="Times New Roman" w:cs="Times New Roman"/>
+        </w:rPr>
+        <w:t>sistem</w:t>
+      </w:r>
+      <w:proofErr w:type="spellEnd"/>
+      <w:r>
+        <w:rPr>
+          <w:rFonts w:ascii="Times New Roman" w:eastAsia="Times New Roman" w:hAnsi="Times New Roman" w:cs="Times New Roman"/>
+        </w:rPr>
+        <w:t xml:space="preserve"> </w:t>
+      </w:r>
+      <w:proofErr w:type="spellStart"/>
+      <w:r>
+        <w:rPr>
+          <w:rFonts w:ascii="Times New Roman" w:eastAsia="Times New Roman" w:hAnsi="Times New Roman" w:cs="Times New Roman"/>
+        </w:rPr>
+        <w:t>informasi</w:t>
+      </w:r>
+      <w:proofErr w:type="spellEnd"/>
+      <w:r>
+        <w:rPr>
+          <w:rFonts w:ascii="Times New Roman" w:eastAsia="Times New Roman" w:hAnsi="Times New Roman" w:cs="Times New Roman"/>
+        </w:rPr>
+        <w:t xml:space="preserve"> </w:t>
+      </w:r>
+      <w:proofErr w:type="spellStart"/>
+      <w:r>
+        <w:rPr>
+          <w:rFonts w:ascii="Times New Roman" w:eastAsia="Times New Roman" w:hAnsi="Times New Roman" w:cs="Times New Roman"/>
+        </w:rPr>
+        <w:t>berbasis</w:t>
+      </w:r>
+      <w:proofErr w:type="spellEnd"/>
+      <w:r>
+        <w:rPr>
+          <w:rFonts w:ascii="Times New Roman" w:eastAsia="Times New Roman" w:hAnsi="Times New Roman" w:cs="Times New Roman"/>
+        </w:rPr>
+        <w:t xml:space="preserve"> web </w:t>
+      </w:r>
+      <w:proofErr w:type="spellStart"/>
+      <w:r>
+        <w:rPr>
+          <w:rFonts w:ascii="Times New Roman" w:eastAsia="Times New Roman" w:hAnsi="Times New Roman" w:cs="Times New Roman"/>
+        </w:rPr>
+        <w:t>dapat</w:t>
+      </w:r>
+      <w:proofErr w:type="spellEnd"/>
+      <w:r>
+        <w:rPr>
+          <w:rFonts w:ascii="Times New Roman" w:eastAsia="Times New Roman" w:hAnsi="Times New Roman" w:cs="Times New Roman"/>
+        </w:rPr>
+        <w:t xml:space="preserve"> meningkatkan efisiensi dan ketepatan dalam pengelolaan data penjualan serta penyajian laporan?</w:t>
+      </w:r>
+    </w:p>
+    <w:p>
+      <w:pPr>
+        <w:pStyle w:val="Heading2"/>
+        <w:numPr>
+          <w:ilvl w:val="0"/>
+          <w:numId w:val="1"/>
+        </w:numPr>
+        <w:spacing w:line="360" w:lineRule="auto"/>
+        <w:rPr>
+          <w:rFonts w:ascii="Times New Roman" w:hAnsi="Times New Roman" w:cs="Times New Roman"/>
+          <w:b/>
+          <w:bCs/>
+          <w:color w:val="auto"/>
+          <w:sz w:val="24"/>
+          <w:szCs w:val="24"/>
+        </w:rPr>
+      </w:pPr>
+      <w:r>
+        <w:rPr>
+          <w:rFonts w:ascii="Times New Roman" w:hAnsi="Times New Roman" w:cs="Times New Roman"/>
+          <w:b/>
+          <w:bCs/>
+          <w:color w:val="auto"/>
+          <w:sz w:val="24"/>
+          <w:szCs w:val="24"/>
+        </w:rPr>
+        <w:t xml:space="preserve"> Tujuan</w:t>
+      </w:r>
+    </w:p>
+    <w:p>
+      <w:pPr>
+        <w:pStyle w:val="ListParagraph"/>
+        <w:numPr>
+          <w:ilvl w:val="0"/>
+          <w:numId w:val="5"/>
+        </w:numPr>
+        <w:spacing w:after="0" w:line="360" w:lineRule="auto"/>
+        <w:jc w:val="both"/>
+        <w:rPr>
+          <w:rFonts w:ascii="Times New Roman" w:eastAsia="Times New Roman" w:hAnsi="Times New Roman" w:cs="Times New Roman"/>
+        </w:rPr>
+      </w:pPr>
+      <w:proofErr w:type="spellStart"/>
+      <w:r>
+        <w:rPr>
+          <w:rFonts w:ascii="Times New Roman" w:eastAsia="Times New Roman" w:hAnsi="Times New Roman" w:cs="Times New Roman"/>
+        </w:rPr>
+        <w:t>Merancang</w:t>
+      </w:r>
+      <w:proofErr w:type="spellEnd"/>
+      <w:r>
+        <w:rPr>
+          <w:rFonts w:ascii="Times New Roman" w:eastAsia="Times New Roman" w:hAnsi="Times New Roman" w:cs="Times New Roman"/>
+        </w:rPr>
+        <w:t xml:space="preserve"> dan </w:t>
+      </w:r>
+      <w:proofErr w:type="spellStart"/>
+      <w:r>
+        <w:rPr>
+          <w:rFonts w:ascii="Times New Roman" w:eastAsia="Times New Roman" w:hAnsi="Times New Roman" w:cs="Times New Roman"/>
+        </w:rPr>
+        <w:t>mengimplementasikan</w:t>
+      </w:r>
+      <w:proofErr w:type="spellEnd"/>
+      <w:r>
+        <w:rPr>
+          <w:rFonts w:ascii="Times New Roman" w:eastAsia="Times New Roman" w:hAnsi="Times New Roman" w:cs="Times New Roman"/>
+        </w:rPr>
+        <w:t xml:space="preserve"> front-end </w:t>
+      </w:r>
+      <w:proofErr w:type="spellStart"/>
+      <w:r>
+        <w:rPr>
+          <w:rFonts w:ascii="Times New Roman" w:eastAsia="Times New Roman" w:hAnsi="Times New Roman" w:cs="Times New Roman"/>
+        </w:rPr>
+        <w:t>sistem</w:t>
+      </w:r>
+      <w:proofErr w:type="spellEnd"/>
+      <w:r>
+        <w:rPr>
+          <w:rFonts w:ascii="Times New Roman" w:eastAsia="Times New Roman" w:hAnsi="Times New Roman" w:cs="Times New Roman"/>
+        </w:rPr>
+        <w:t xml:space="preserve"> </w:t>
+      </w:r>
+      <w:proofErr w:type="spellStart"/>
+      <w:r>
+        <w:rPr>
+          <w:rFonts w:ascii="Times New Roman" w:eastAsia="Times New Roman" w:hAnsi="Times New Roman" w:cs="Times New Roman"/>
+        </w:rPr>
+        <w:t>informasi</w:t>
+      </w:r>
+      <w:proofErr w:type="spellEnd"/>
+      <w:r>
+        <w:rPr>
+          <w:rFonts w:ascii="Times New Roman" w:eastAsia="Times New Roman" w:hAnsi="Times New Roman" w:cs="Times New Roman"/>
+        </w:rPr>
+        <w:t xml:space="preserve"> </w:t>
+      </w:r>
+      <w:proofErr w:type="spellStart"/>
+      <w:r>
+        <w:rPr>
+          <w:rFonts w:ascii="Times New Roman" w:eastAsia="Times New Roman" w:hAnsi="Times New Roman" w:cs="Times New Roman"/>
+        </w:rPr>
+        <w:t>manajemen</w:t>
+      </w:r>
+      <w:proofErr w:type="spellEnd"/>
+      <w:r>
+        <w:rPr>
+          <w:rFonts w:ascii="Times New Roman" w:eastAsia="Times New Roman" w:hAnsi="Times New Roman" w:cs="Times New Roman"/>
+        </w:rPr>
+        <w:t xml:space="preserve"> </w:t>
+      </w:r>
+      <w:proofErr w:type="spellStart"/>
+      <w:r>
+        <w:rPr>
+          <w:rFonts w:ascii="Times New Roman" w:eastAsia="Times New Roman" w:hAnsi="Times New Roman" w:cs="Times New Roman"/>
+        </w:rPr>
+        <w:t>penjualan</w:t>
+      </w:r>
+      <w:proofErr w:type="spellEnd"/>
+      <w:r>
+        <w:rPr>
+          <w:rFonts w:ascii="Times New Roman" w:eastAsia="Times New Roman" w:hAnsi="Times New Roman" w:cs="Times New Roman"/>
+        </w:rPr>
+        <w:t xml:space="preserve"> </w:t>
+      </w:r>
+      <w:proofErr w:type="spellStart"/>
+      <w:r>
+        <w:rPr>
+          <w:rFonts w:ascii="Times New Roman" w:eastAsia="Times New Roman" w:hAnsi="Times New Roman" w:cs="Times New Roman"/>
+        </w:rPr>
+        <w:t>berbasis</w:t>
+      </w:r>
+      <w:proofErr w:type="spellEnd"/>
+      <w:r>
+        <w:rPr>
+          <w:rFonts w:ascii="Times New Roman" w:eastAsia="Times New Roman" w:hAnsi="Times New Roman" w:cs="Times New Roman"/>
+        </w:rPr>
+        <w:t xml:space="preserve"> web pada UMKM </w:t>
+      </w:r>
+      <w:proofErr w:type="spellStart"/>
+      <w:r>
+        <w:rPr>
+          <w:rFonts w:ascii="Times New Roman" w:eastAsia="Times New Roman" w:hAnsi="Times New Roman" w:cs="Times New Roman"/>
+        </w:rPr>
+        <w:t>Srabi</w:t>
+      </w:r>
+      <w:proofErr w:type="spellEnd"/>
+      <w:r>
+        <w:rPr>
+          <w:rFonts w:ascii="Times New Roman" w:eastAsia="Times New Roman" w:hAnsi="Times New Roman" w:cs="Times New Roman"/>
+        </w:rPr>
+        <w:t xml:space="preserve"> </w:t>
+      </w:r>
+      <w:proofErr w:type="spellStart"/>
+      <w:r>
+        <w:rPr>
+          <w:rFonts w:ascii="Times New Roman" w:eastAsia="Times New Roman" w:hAnsi="Times New Roman" w:cs="Times New Roman"/>
+        </w:rPr>
+        <w:t>Kratonan</w:t>
+      </w:r>
+      <w:proofErr w:type="spellEnd"/>
+      <w:r>
+        <w:rPr>
+          <w:rFonts w:ascii="Times New Roman" w:eastAsia="Times New Roman" w:hAnsi="Times New Roman" w:cs="Times New Roman"/>
+        </w:rPr>
+        <w:t xml:space="preserve"> Khas Solo.</w:t>
+      </w:r>
+    </w:p>
+    <w:p>
+      <w:pPr>
+        <w:pStyle w:val="ListParagraph"/>
+        <w:numPr>
+          <w:ilvl w:val="0"/>
+          <w:numId w:val="5"/>
+        </w:numPr>
+        <w:spacing w:after="0" w:line="360" w:lineRule="auto"/>
+        <w:jc w:val="both"/>
+        <w:rPr>
+          <w:rFonts w:ascii="Times New Roman" w:eastAsia="Times New Roman" w:hAnsi="Times New Roman" w:cs="Times New Roman"/>
+        </w:rPr>
+      </w:pPr>
+      <w:proofErr w:type="spellStart"/>
+      <w:r>
+        <w:rPr>
+          <w:rFonts w:ascii="Times New Roman" w:eastAsia="Times New Roman" w:hAnsi="Times New Roman" w:cs="Times New Roman"/>
+        </w:rPr>
+        <w:t>Menghasilkan</w:t>
+      </w:r>
+      <w:proofErr w:type="spellEnd"/>
+      <w:r>
+        <w:rPr>
+          <w:rFonts w:ascii="Times New Roman" w:eastAsia="Times New Roman" w:hAnsi="Times New Roman" w:cs="Times New Roman"/>
+        </w:rPr>
+        <w:t xml:space="preserve"> </w:t>
+      </w:r>
+      <w:proofErr w:type="spellStart"/>
+      <w:r>
+        <w:rPr>
+          <w:rFonts w:ascii="Times New Roman" w:eastAsia="Times New Roman" w:hAnsi="Times New Roman" w:cs="Times New Roman"/>
+        </w:rPr>
+        <w:t>tampilan</w:t>
+      </w:r>
+      <w:proofErr w:type="spellEnd"/>
+      <w:r>
+        <w:rPr>
+          <w:rFonts w:ascii="Times New Roman" w:eastAsia="Times New Roman" w:hAnsi="Times New Roman" w:cs="Times New Roman"/>
+        </w:rPr>
+        <w:t xml:space="preserve"> </w:t>
+      </w:r>
+      <w:proofErr w:type="spellStart"/>
+      <w:r>
+        <w:rPr>
+          <w:rFonts w:ascii="Times New Roman" w:eastAsia="Times New Roman" w:hAnsi="Times New Roman" w:cs="Times New Roman"/>
+        </w:rPr>
+        <w:t>antarmuka</w:t>
+      </w:r>
+      <w:proofErr w:type="spellEnd"/>
+      <w:r>
+        <w:rPr>
+          <w:rFonts w:ascii="Times New Roman" w:eastAsia="Times New Roman" w:hAnsi="Times New Roman" w:cs="Times New Roman"/>
+        </w:rPr>
+        <w:t xml:space="preserve"> (front-end) yang user-friendly </w:t>
+      </w:r>
+      <w:proofErr w:type="spellStart"/>
+      <w:r>
+        <w:rPr>
+          <w:rFonts w:ascii="Times New Roman" w:eastAsia="Times New Roman" w:hAnsi="Times New Roman" w:cs="Times New Roman"/>
+        </w:rPr>
+        <w:t>sehingga</w:t>
+      </w:r>
+      <w:proofErr w:type="spellEnd"/>
+      <w:r>
+        <w:rPr>
+          <w:rFonts w:ascii="Times New Roman" w:eastAsia="Times New Roman" w:hAnsi="Times New Roman" w:cs="Times New Roman"/>
+        </w:rPr>
+        <w:t xml:space="preserve"> </w:t>
+      </w:r>
+      <w:proofErr w:type="spellStart"/>
+      <w:r>
+        <w:rPr>
+          <w:rFonts w:ascii="Times New Roman" w:eastAsia="Times New Roman" w:hAnsi="Times New Roman" w:cs="Times New Roman"/>
+        </w:rPr>
+        <w:t>mudah</w:t>
+      </w:r>
+      <w:proofErr w:type="spellEnd"/>
+      <w:r>
+        <w:rPr>
+          <w:rFonts w:ascii="Times New Roman" w:eastAsia="Times New Roman" w:hAnsi="Times New Roman" w:cs="Times New Roman"/>
+        </w:rPr>
+        <w:t xml:space="preserve"> </w:t>
+      </w:r>
+      <w:proofErr w:type="spellStart"/>
+      <w:r>
+        <w:rPr>
+          <w:rFonts w:ascii="Times New Roman" w:eastAsia="Times New Roman" w:hAnsi="Times New Roman" w:cs="Times New Roman"/>
+        </w:rPr>
+        <w:t>digunakan</w:t>
+      </w:r>
+      <w:proofErr w:type="spellEnd"/>
+      <w:r>
+        <w:rPr>
+          <w:rFonts w:ascii="Times New Roman" w:eastAsia="Times New Roman" w:hAnsi="Times New Roman" w:cs="Times New Roman"/>
+        </w:rPr>
+        <w:t xml:space="preserve"> oleh </w:t>
+      </w:r>
+      <w:proofErr w:type="spellStart"/>
+      <w:r>
+        <w:rPr>
+          <w:rFonts w:ascii="Times New Roman" w:eastAsia="Times New Roman" w:hAnsi="Times New Roman" w:cs="Times New Roman"/>
+        </w:rPr>
+        <w:t>pengguna</w:t>
+      </w:r>
+      <w:proofErr w:type="spellEnd"/>
+      <w:r>
+        <w:rPr>
+          <w:rFonts w:ascii="Times New Roman" w:eastAsia="Times New Roman" w:hAnsi="Times New Roman" w:cs="Times New Roman"/>
+        </w:rPr>
+        <w:t>.</w:t>
+      </w:r>
+    </w:p>
+    <w:p>
+      <w:pPr>
+        <w:pStyle w:val="ListParagraph"/>
+        <w:numPr>
+          <w:ilvl w:val="0"/>
+          <w:numId w:val="5"/>
+        </w:numPr>
+        <w:spacing w:after="0" w:line="360" w:lineRule="auto"/>
+        <w:jc w:val="both"/>
+        <w:rPr>
+          <w:rFonts w:ascii="Times New Roman" w:eastAsia="Times New Roman" w:hAnsi="Times New Roman" w:cs="Times New Roman"/>
+          <w:b/>
+          <w:bCs/>
+          <w:lang w:val="fi-FI"/>
+        </w:rPr>
+      </w:pPr>
+      <w:r>
+        <w:rPr>
+          <w:rFonts w:ascii="Times New Roman" w:eastAsia="Times New Roman" w:hAnsi="Times New Roman" w:cs="Times New Roman"/>
+          <w:lang w:val="fi-FI"/>
+        </w:rPr>
+        <w:t>Membantu meningkatkan efisiensi dalam pengelolaan data penjualan, pencatatan transaksi, dan pembuatan laporan.</w:t>
+      </w:r>
+    </w:p>
+    <w:p>
+      <w:pPr>
+        <w:pStyle w:val="Heading2"/>
+        <w:numPr>
+          <w:ilvl w:val="0"/>
+          <w:numId w:val="1"/>
+        </w:numPr>
+        <w:spacing w:line="360" w:lineRule="auto"/>
+        <w:rPr>
+          <w:rFonts w:ascii="Times New Roman" w:hAnsi="Times New Roman" w:cs="Times New Roman"/>
+          <w:b/>
+          <w:bCs/>
+          <w:color w:val="auto"/>
+          <w:sz w:val="24"/>
+          <w:szCs w:val="24"/>
+        </w:rPr>
+      </w:pPr>
+      <w:r>
+        <w:rPr>
+          <w:rFonts w:ascii="Times New Roman" w:hAnsi="Times New Roman" w:cs="Times New Roman"/>
+          <w:b/>
+          <w:bCs/>
+          <w:color w:val="auto"/>
+          <w:sz w:val="24"/>
+          <w:szCs w:val="24"/>
+          <w:lang w:val="fi-FI"/>
+        </w:rPr>
+        <w:t xml:space="preserve"> </w:t>
+      </w:r>
+      <w:r>
+        <w:rPr>
+          <w:rFonts w:ascii="Times New Roman" w:hAnsi="Times New Roman" w:cs="Times New Roman"/>
+          <w:b/>
+          <w:bCs/>
+          <w:color w:val="auto"/>
+          <w:sz w:val="24"/>
+          <w:szCs w:val="24"/>
+        </w:rPr>
+        <w:t>Manfaat</w:t>
+      </w:r>
+    </w:p>
+    <w:p>
+      <w:pPr>
+        <w:pStyle w:val="ListParagraph"/>
+        <w:numPr>
+          <w:ilvl w:val="0"/>
+          <w:numId w:val="10"/>
+        </w:numPr>
+        <w:spacing w:after="0" w:line="360" w:lineRule="auto"/>
+        <w:jc w:val="both"/>
+        <w:rPr>
+          <w:rFonts w:ascii="Times New Roman" w:eastAsia="Times New Roman" w:hAnsi="Times New Roman" w:cs="Times New Roman"/>
+        </w:rPr>
+      </w:pPr>
+      <w:r>
+        <w:rPr>
+          <w:rFonts w:ascii="Times New Roman" w:eastAsia="Times New Roman" w:hAnsi="Times New Roman" w:cs="Times New Roman"/>
+        </w:rPr>
+        <w:t>Bagi UMKM</w:t>
+      </w:r>
+    </w:p>
+    <w:p>
+      <w:pPr>
+        <w:pStyle w:val="ListParagraph"/>
+        <w:numPr>
+          <w:ilvl w:val="0"/>
+          <w:numId w:val="11"/>
+        </w:numPr>
+        <w:spacing w:after="0" w:line="360" w:lineRule="auto"/>
+        <w:jc w:val="both"/>
+        <w:rPr>
+          <w:rFonts w:ascii="Times New Roman" w:eastAsia="Times New Roman" w:hAnsi="Times New Roman" w:cs="Times New Roman"/>
+        </w:rPr>
+      </w:pPr>
+      <w:proofErr w:type="spellStart"/>
+      <w:r>
+        <w:rPr>
+          <w:rFonts w:ascii="Times New Roman" w:eastAsia="Times New Roman" w:hAnsi="Times New Roman" w:cs="Times New Roman"/>
+        </w:rPr>
+        <w:t>Membantu</w:t>
+      </w:r>
+      <w:proofErr w:type="spellEnd"/>
+      <w:r>
+        <w:rPr>
+          <w:rFonts w:ascii="Times New Roman" w:eastAsia="Times New Roman" w:hAnsi="Times New Roman" w:cs="Times New Roman"/>
+        </w:rPr>
+        <w:t xml:space="preserve"> </w:t>
+      </w:r>
+      <w:proofErr w:type="spellStart"/>
+      <w:r>
+        <w:rPr>
+          <w:rFonts w:ascii="Times New Roman" w:eastAsia="Times New Roman" w:hAnsi="Times New Roman" w:cs="Times New Roman"/>
+        </w:rPr>
+        <w:t>mempermudah</w:t>
+      </w:r>
+      <w:proofErr w:type="spellEnd"/>
+      <w:r>
+        <w:rPr>
+          <w:rFonts w:ascii="Times New Roman" w:eastAsia="Times New Roman" w:hAnsi="Times New Roman" w:cs="Times New Roman"/>
+        </w:rPr>
+        <w:t xml:space="preserve"> </w:t>
+      </w:r>
+      <w:proofErr w:type="spellStart"/>
+      <w:r>
+        <w:rPr>
+          <w:rFonts w:ascii="Times New Roman" w:eastAsia="Times New Roman" w:hAnsi="Times New Roman" w:cs="Times New Roman"/>
+        </w:rPr>
+        <w:t>pengelolaan</w:t>
+      </w:r>
+      <w:proofErr w:type="spellEnd"/>
+      <w:r>
+        <w:rPr>
+          <w:rFonts w:ascii="Times New Roman" w:eastAsia="Times New Roman" w:hAnsi="Times New Roman" w:cs="Times New Roman"/>
+        </w:rPr>
+        <w:t xml:space="preserve"> </w:t>
+      </w:r>
+      <w:proofErr w:type="spellStart"/>
+      <w:r>
+        <w:rPr>
+          <w:rFonts w:ascii="Times New Roman" w:eastAsia="Times New Roman" w:hAnsi="Times New Roman" w:cs="Times New Roman"/>
+        </w:rPr>
+        <w:t>penjualan</w:t>
+      </w:r>
+      <w:proofErr w:type="spellEnd"/>
+      <w:r>
+        <w:rPr>
+          <w:rFonts w:ascii="Times New Roman" w:eastAsia="Times New Roman" w:hAnsi="Times New Roman" w:cs="Times New Roman"/>
+        </w:rPr>
+        <w:t xml:space="preserve"> yang </w:t>
+      </w:r>
+      <w:proofErr w:type="spellStart"/>
+      <w:r>
+        <w:rPr>
+          <w:rFonts w:ascii="Times New Roman" w:eastAsia="Times New Roman" w:hAnsi="Times New Roman" w:cs="Times New Roman"/>
+        </w:rPr>
+        <w:t>sebelumnya</w:t>
+      </w:r>
+      <w:proofErr w:type="spellEnd"/>
+      <w:r>
+        <w:rPr>
+          <w:rFonts w:ascii="Times New Roman" w:eastAsia="Times New Roman" w:hAnsi="Times New Roman" w:cs="Times New Roman"/>
+        </w:rPr>
+        <w:t xml:space="preserve"> </w:t>
+      </w:r>
+      <w:proofErr w:type="spellStart"/>
+      <w:r>
+        <w:rPr>
+          <w:rFonts w:ascii="Times New Roman" w:eastAsia="Times New Roman" w:hAnsi="Times New Roman" w:cs="Times New Roman"/>
+        </w:rPr>
+        <w:t>dilakukan</w:t>
+      </w:r>
+      <w:proofErr w:type="spellEnd"/>
+      <w:r>
+        <w:rPr>
+          <w:rFonts w:ascii="Times New Roman" w:eastAsia="Times New Roman" w:hAnsi="Times New Roman" w:cs="Times New Roman"/>
+        </w:rPr>
+        <w:t xml:space="preserve"> </w:t>
+      </w:r>
+      <w:proofErr w:type="spellStart"/>
+      <w:r>
+        <w:rPr>
+          <w:rFonts w:ascii="Times New Roman" w:eastAsia="Times New Roman" w:hAnsi="Times New Roman" w:cs="Times New Roman"/>
+        </w:rPr>
+        <w:t>secara</w:t>
+      </w:r>
+      <w:proofErr w:type="spellEnd"/>
+      <w:r>
+        <w:rPr>
+          <w:rFonts w:ascii="Times New Roman" w:eastAsia="Times New Roman" w:hAnsi="Times New Roman" w:cs="Times New Roman"/>
+        </w:rPr>
+        <w:t xml:space="preserve"> manual.</w:t>
+      </w:r>
+    </w:p>
+    <w:p>
+      <w:pPr>
+        <w:pStyle w:val="ListParagraph"/>
+        <w:numPr>
+          <w:ilvl w:val="0"/>
+          <w:numId w:val="11"/>
+        </w:numPr>
+        <w:spacing w:after="0" w:line="360" w:lineRule="auto"/>
+        <w:jc w:val="both"/>
+        <w:rPr>
+          <w:rFonts w:ascii="Times New Roman" w:eastAsia="Times New Roman" w:hAnsi="Times New Roman" w:cs="Times New Roman"/>
+          <w:lang w:val="fi-FI"/>
+        </w:rPr>
+      </w:pPr>
+      <w:r>
+        <w:rPr>
+          <w:rFonts w:ascii="Times New Roman" w:eastAsia="Times New Roman" w:hAnsi="Times New Roman" w:cs="Times New Roman"/>
+          <w:lang w:val="fi-FI"/>
+        </w:rPr>
+        <w:t>Meningkatkan efisiensi dan ketepatan dalam pencatatan transaksi dan laporan penjualan.</w:t>
+      </w:r>
+    </w:p>
+    <w:p>
+      <w:pPr>
+        <w:pStyle w:val="ListParagraph"/>
+        <w:numPr>
+          <w:ilvl w:val="0"/>
+          <w:numId w:val="11"/>
+        </w:numPr>
+        <w:spacing w:after="0" w:line="360" w:lineRule="auto"/>
+        <w:jc w:val="both"/>
+        <w:rPr>
+          <w:rFonts w:ascii="Times New Roman" w:eastAsia="Times New Roman" w:hAnsi="Times New Roman" w:cs="Times New Roman"/>
+          <w:lang w:val="fi-FI"/>
+        </w:rPr>
+      </w:pPr>
+      <w:r>
+        <w:rPr>
+          <w:rFonts w:ascii="Times New Roman" w:eastAsia="Times New Roman" w:hAnsi="Times New Roman" w:cs="Times New Roman"/>
+          <w:lang w:val="fi-FI"/>
+        </w:rPr>
+        <w:t>Memudahkan pemilik usaha dalam memantau perkembangan penjualan secara cepat dan akurat.</w:t>
+      </w:r>
+    </w:p>
+    <w:p>
+      <w:pPr>
+        <w:pStyle w:val="ListParagraph"/>
+        <w:numPr>
+          <w:ilvl w:val="0"/>
+          <w:numId w:val="10"/>
+        </w:numPr>
+        <w:spacing w:after="0" w:line="360" w:lineRule="auto"/>
+        <w:jc w:val="both"/>
+        <w:rPr>
+          <w:rFonts w:ascii="Times New Roman" w:eastAsia="Times New Roman" w:hAnsi="Times New Roman" w:cs="Times New Roman"/>
+        </w:rPr>
+      </w:pPr>
+      <w:r>
+        <w:rPr>
+          <w:rFonts w:ascii="Times New Roman" w:eastAsia="Times New Roman" w:hAnsi="Times New Roman" w:cs="Times New Roman"/>
+        </w:rPr>
+        <w:t xml:space="preserve">Bagi </w:t>
+      </w:r>
+      <w:proofErr w:type="spellStart"/>
+      <w:r>
+        <w:rPr>
+          <w:rFonts w:ascii="Times New Roman" w:eastAsia="Times New Roman" w:hAnsi="Times New Roman" w:cs="Times New Roman"/>
+        </w:rPr>
+        <w:t>Mahasiswa</w:t>
+      </w:r>
+      <w:proofErr w:type="spellEnd"/>
+    </w:p>
+    <w:p>
+      <w:pPr>
+        <w:pStyle w:val="ListParagraph"/>
+        <w:numPr>
+          <w:ilvl w:val="0"/>
+          <w:numId w:val="12"/>
+        </w:numPr>
+        <w:spacing w:after="0" w:line="360" w:lineRule="auto"/>
+        <w:jc w:val="both"/>
+        <w:rPr>
+          <w:rFonts w:ascii="Times New Roman" w:eastAsia="Times New Roman" w:hAnsi="Times New Roman" w:cs="Times New Roman"/>
+        </w:rPr>
+      </w:pPr>
+      <w:proofErr w:type="spellStart"/>
+      <w:r>
+        <w:rPr>
+          <w:rFonts w:ascii="Times New Roman" w:eastAsia="Times New Roman" w:hAnsi="Times New Roman" w:cs="Times New Roman"/>
+        </w:rPr>
+        <w:t>Menambah</w:t>
+      </w:r>
+      <w:proofErr w:type="spellEnd"/>
+      <w:r>
+        <w:rPr>
+          <w:rFonts w:ascii="Times New Roman" w:eastAsia="Times New Roman" w:hAnsi="Times New Roman" w:cs="Times New Roman"/>
+        </w:rPr>
+        <w:t xml:space="preserve"> </w:t>
+      </w:r>
+      <w:proofErr w:type="spellStart"/>
+      <w:r>
+        <w:rPr>
+          <w:rFonts w:ascii="Times New Roman" w:eastAsia="Times New Roman" w:hAnsi="Times New Roman" w:cs="Times New Roman"/>
+        </w:rPr>
+        <w:t>pengetahuan</w:t>
+      </w:r>
+      <w:proofErr w:type="spellEnd"/>
+      <w:r>
+        <w:rPr>
+          <w:rFonts w:ascii="Times New Roman" w:eastAsia="Times New Roman" w:hAnsi="Times New Roman" w:cs="Times New Roman"/>
+        </w:rPr>
+        <w:t xml:space="preserve"> dan </w:t>
+      </w:r>
+      <w:proofErr w:type="spellStart"/>
+      <w:r>
+        <w:rPr>
+          <w:rFonts w:ascii="Times New Roman" w:eastAsia="Times New Roman" w:hAnsi="Times New Roman" w:cs="Times New Roman"/>
+        </w:rPr>
+        <w:t>pengalaman</w:t>
+      </w:r>
+      <w:proofErr w:type="spellEnd"/>
+      <w:r>
+        <w:rPr>
+          <w:rFonts w:ascii="Times New Roman" w:eastAsia="Times New Roman" w:hAnsi="Times New Roman" w:cs="Times New Roman"/>
+        </w:rPr>
+        <w:t xml:space="preserve"> </w:t>
+      </w:r>
+      <w:proofErr w:type="spellStart"/>
+      <w:r>
+        <w:rPr>
+          <w:rFonts w:ascii="Times New Roman" w:eastAsia="Times New Roman" w:hAnsi="Times New Roman" w:cs="Times New Roman"/>
+        </w:rPr>
+        <w:t>dalam</w:t>
+      </w:r>
+      <w:proofErr w:type="spellEnd"/>
+      <w:r>
+        <w:rPr>
+          <w:rFonts w:ascii="Times New Roman" w:eastAsia="Times New Roman" w:hAnsi="Times New Roman" w:cs="Times New Roman"/>
+        </w:rPr>
+        <w:t xml:space="preserve"> </w:t>
+      </w:r>
+      <w:proofErr w:type="spellStart"/>
+      <w:r>
+        <w:rPr>
+          <w:rFonts w:ascii="Times New Roman" w:eastAsia="Times New Roman" w:hAnsi="Times New Roman" w:cs="Times New Roman"/>
+        </w:rPr>
+        <w:t>merancang</w:t>
+      </w:r>
+      <w:proofErr w:type="spellEnd"/>
+      <w:r>
+        <w:rPr>
+          <w:rFonts w:ascii="Times New Roman" w:eastAsia="Times New Roman" w:hAnsi="Times New Roman" w:cs="Times New Roman"/>
+        </w:rPr>
+        <w:t xml:space="preserve"> </w:t>
+      </w:r>
+      <w:proofErr w:type="spellStart"/>
+      <w:r>
+        <w:rPr>
+          <w:rFonts w:ascii="Times New Roman" w:eastAsia="Times New Roman" w:hAnsi="Times New Roman" w:cs="Times New Roman"/>
+        </w:rPr>
+        <w:t>serta</w:t>
+      </w:r>
+      <w:proofErr w:type="spellEnd"/>
+      <w:r>
+        <w:rPr>
+          <w:rFonts w:ascii="Times New Roman" w:eastAsia="Times New Roman" w:hAnsi="Times New Roman" w:cs="Times New Roman"/>
+        </w:rPr>
+        <w:t xml:space="preserve"> </w:t>
+      </w:r>
+      <w:proofErr w:type="spellStart"/>
+      <w:r>
+        <w:rPr>
+          <w:rFonts w:ascii="Times New Roman" w:eastAsia="Times New Roman" w:hAnsi="Times New Roman" w:cs="Times New Roman"/>
+        </w:rPr>
+        <w:t>mengimplementasikan</w:t>
+      </w:r>
+      <w:proofErr w:type="spellEnd"/>
+      <w:r>
+        <w:rPr>
+          <w:rFonts w:ascii="Times New Roman" w:eastAsia="Times New Roman" w:hAnsi="Times New Roman" w:cs="Times New Roman"/>
+        </w:rPr>
+        <w:t xml:space="preserve"> front-end </w:t>
+      </w:r>
+      <w:proofErr w:type="spellStart"/>
+      <w:r>
+        <w:rPr>
+          <w:rFonts w:ascii="Times New Roman" w:eastAsia="Times New Roman" w:hAnsi="Times New Roman" w:cs="Times New Roman"/>
+        </w:rPr>
+        <w:t>berbasis</w:t>
+      </w:r>
+      <w:proofErr w:type="spellEnd"/>
+      <w:r>
+        <w:rPr>
+          <w:rFonts w:ascii="Times New Roman" w:eastAsia="Times New Roman" w:hAnsi="Times New Roman" w:cs="Times New Roman"/>
+        </w:rPr>
+        <w:t xml:space="preserve"> web.</w:t>
+      </w:r>
+    </w:p>
+    <w:p>
+      <w:pPr>
+        <w:pStyle w:val="ListParagraph"/>
+        <w:numPr>
+          <w:ilvl w:val="0"/>
+          <w:numId w:val="12"/>
+        </w:numPr>
+        <w:spacing w:after="0" w:line="360" w:lineRule="auto"/>
+        <w:jc w:val="both"/>
+        <w:rPr>
+          <w:rFonts w:ascii="Times New Roman" w:eastAsia="Times New Roman" w:hAnsi="Times New Roman" w:cs="Times New Roman"/>
+        </w:rPr>
+      </w:pPr>
+      <w:proofErr w:type="spellStart"/>
+      <w:r>
+        <w:rPr>
+          <w:rFonts w:ascii="Times New Roman" w:eastAsia="Times New Roman" w:hAnsi="Times New Roman" w:cs="Times New Roman"/>
+        </w:rPr>
+        <w:t>Menerapkan</w:t>
+      </w:r>
+      <w:proofErr w:type="spellEnd"/>
+      <w:r>
+        <w:rPr>
+          <w:rFonts w:ascii="Times New Roman" w:eastAsia="Times New Roman" w:hAnsi="Times New Roman" w:cs="Times New Roman"/>
+        </w:rPr>
+        <w:t xml:space="preserve"> </w:t>
+      </w:r>
+      <w:proofErr w:type="spellStart"/>
+      <w:r>
+        <w:rPr>
+          <w:rFonts w:ascii="Times New Roman" w:eastAsia="Times New Roman" w:hAnsi="Times New Roman" w:cs="Times New Roman"/>
+        </w:rPr>
+        <w:t>ilmu</w:t>
+      </w:r>
+      <w:proofErr w:type="spellEnd"/>
+      <w:r>
+        <w:rPr>
+          <w:rFonts w:ascii="Times New Roman" w:eastAsia="Times New Roman" w:hAnsi="Times New Roman" w:cs="Times New Roman"/>
+        </w:rPr>
+        <w:t xml:space="preserve"> yang </w:t>
+      </w:r>
+      <w:proofErr w:type="spellStart"/>
+      <w:r>
+        <w:rPr>
+          <w:rFonts w:ascii="Times New Roman" w:eastAsia="Times New Roman" w:hAnsi="Times New Roman" w:cs="Times New Roman"/>
+        </w:rPr>
+        <w:t>telah</w:t>
+      </w:r>
+      <w:proofErr w:type="spellEnd"/>
+      <w:r>
+        <w:rPr>
+          <w:rFonts w:ascii="Times New Roman" w:eastAsia="Times New Roman" w:hAnsi="Times New Roman" w:cs="Times New Roman"/>
+        </w:rPr>
+        <w:t xml:space="preserve"> </w:t>
+      </w:r>
+      <w:proofErr w:type="spellStart"/>
+      <w:r>
+        <w:rPr>
+          <w:rFonts w:ascii="Times New Roman" w:eastAsia="Times New Roman" w:hAnsi="Times New Roman" w:cs="Times New Roman"/>
+        </w:rPr>
+        <w:t>dipelajari</w:t>
+      </w:r>
+      <w:proofErr w:type="spellEnd"/>
+      <w:r>
+        <w:rPr>
+          <w:rFonts w:ascii="Times New Roman" w:eastAsia="Times New Roman" w:hAnsi="Times New Roman" w:cs="Times New Roman"/>
+        </w:rPr>
+        <w:t xml:space="preserve">, </w:t>
+      </w:r>
+      <w:proofErr w:type="spellStart"/>
+      <w:r>
+        <w:rPr>
+          <w:rFonts w:ascii="Times New Roman" w:eastAsia="Times New Roman" w:hAnsi="Times New Roman" w:cs="Times New Roman"/>
+        </w:rPr>
+        <w:t>khususnya</w:t>
+      </w:r>
+      <w:proofErr w:type="spellEnd"/>
+      <w:r>
+        <w:rPr>
+          <w:rFonts w:ascii="Times New Roman" w:eastAsia="Times New Roman" w:hAnsi="Times New Roman" w:cs="Times New Roman"/>
+        </w:rPr>
+        <w:t xml:space="preserve"> </w:t>
+      </w:r>
+      <w:proofErr w:type="spellStart"/>
+      <w:r>
+        <w:rPr>
+          <w:rFonts w:ascii="Times New Roman" w:eastAsia="Times New Roman" w:hAnsi="Times New Roman" w:cs="Times New Roman"/>
+        </w:rPr>
+        <w:t>dalam</w:t>
+      </w:r>
+      <w:proofErr w:type="spellEnd"/>
+      <w:r>
+        <w:rPr>
+          <w:rFonts w:ascii="Times New Roman" w:eastAsia="Times New Roman" w:hAnsi="Times New Roman" w:cs="Times New Roman"/>
+        </w:rPr>
+        <w:t xml:space="preserve"> </w:t>
+      </w:r>
+      <w:proofErr w:type="spellStart"/>
+      <w:r>
+        <w:rPr>
+          <w:rFonts w:ascii="Times New Roman" w:eastAsia="Times New Roman" w:hAnsi="Times New Roman" w:cs="Times New Roman"/>
+        </w:rPr>
+        <w:t>penggunaan</w:t>
+      </w:r>
+      <w:proofErr w:type="spellEnd"/>
+      <w:r>
+        <w:rPr>
+          <w:rFonts w:ascii="Times New Roman" w:eastAsia="Times New Roman" w:hAnsi="Times New Roman" w:cs="Times New Roman"/>
+        </w:rPr>
+        <w:t xml:space="preserve"> PHP dan </w:t>
+      </w:r>
+      <w:proofErr w:type="spellStart"/>
+      <w:r>
+        <w:rPr>
+          <w:rFonts w:ascii="Times New Roman" w:eastAsia="Times New Roman" w:hAnsi="Times New Roman" w:cs="Times New Roman"/>
+        </w:rPr>
+        <w:t>pengembangan</w:t>
+      </w:r>
+      <w:proofErr w:type="spellEnd"/>
+      <w:r>
+        <w:rPr>
+          <w:rFonts w:ascii="Times New Roman" w:eastAsia="Times New Roman" w:hAnsi="Times New Roman" w:cs="Times New Roman"/>
+        </w:rPr>
+        <w:t xml:space="preserve"> </w:t>
+      </w:r>
+      <w:proofErr w:type="spellStart"/>
+      <w:r>
+        <w:rPr>
+          <w:rFonts w:ascii="Times New Roman" w:eastAsia="Times New Roman" w:hAnsi="Times New Roman" w:cs="Times New Roman"/>
+        </w:rPr>
+        <w:t>sistem</w:t>
+      </w:r>
+      <w:proofErr w:type="spellEnd"/>
+      <w:r>
+        <w:rPr>
+          <w:rFonts w:ascii="Times New Roman" w:eastAsia="Times New Roman" w:hAnsi="Times New Roman" w:cs="Times New Roman"/>
+        </w:rPr>
+        <w:t xml:space="preserve"> </w:t>
+      </w:r>
+      <w:proofErr w:type="spellStart"/>
+      <w:r>
+        <w:rPr>
+          <w:rFonts w:ascii="Times New Roman" w:eastAsia="Times New Roman" w:hAnsi="Times New Roman" w:cs="Times New Roman"/>
+        </w:rPr>
+        <w:t>informasi</w:t>
+      </w:r>
+      <w:proofErr w:type="spellEnd"/>
+      <w:r>
+        <w:rPr>
+          <w:rFonts w:ascii="Times New Roman" w:eastAsia="Times New Roman" w:hAnsi="Times New Roman" w:cs="Times New Roman"/>
+        </w:rPr>
+        <w:t>.</w:t>
+      </w:r>
+    </w:p>
+    <w:p>
+      <w:pPr>
+        <w:pStyle w:val="ListParagraph"/>
+        <w:numPr>
+          <w:ilvl w:val="0"/>
+          <w:numId w:val="12"/>
+        </w:numPr>
+        <w:spacing w:after="0" w:line="360" w:lineRule="auto"/>
+        <w:jc w:val="both"/>
+        <w:rPr>
+          <w:rFonts w:ascii="Times New Roman" w:eastAsia="Times New Roman" w:hAnsi="Times New Roman" w:cs="Times New Roman"/>
+          <w:lang w:val="fi-FI"/>
+        </w:rPr>
+      </w:pPr>
+      <w:r>
+        <w:rPr>
+          <w:rFonts w:ascii="Times New Roman" w:eastAsia="Times New Roman" w:hAnsi="Times New Roman" w:cs="Times New Roman"/>
+          <w:lang w:val="fi-FI"/>
+        </w:rPr>
+        <w:t>Melatih kemampuan analisis dan pemecahan masalah di dunia nyata.</w:t>
+      </w:r>
+    </w:p>
+    <w:p>
+      <w:pPr>
+        <w:pStyle w:val="ListParagraph"/>
+        <w:numPr>
+          <w:ilvl w:val="0"/>
+          <w:numId w:val="10"/>
+        </w:numPr>
+        <w:spacing w:after="0" w:line="360" w:lineRule="auto"/>
+        <w:jc w:val="both"/>
+        <w:rPr>
+          <w:rFonts w:ascii="Times New Roman" w:eastAsia="Times New Roman" w:hAnsi="Times New Roman" w:cs="Times New Roman"/>
+        </w:rPr>
+      </w:pPr>
+      <w:r>
+        <w:rPr>
+          <w:rFonts w:ascii="Times New Roman" w:eastAsia="Times New Roman" w:hAnsi="Times New Roman" w:cs="Times New Roman"/>
+        </w:rPr>
+        <w:t xml:space="preserve">Bagi </w:t>
+      </w:r>
+      <w:proofErr w:type="spellStart"/>
+      <w:r>
+        <w:rPr>
+          <w:rFonts w:ascii="Times New Roman" w:eastAsia="Times New Roman" w:hAnsi="Times New Roman" w:cs="Times New Roman"/>
+        </w:rPr>
+        <w:t>Perguruan</w:t>
+      </w:r>
+      <w:proofErr w:type="spellEnd"/>
+      <w:r>
+        <w:rPr>
+          <w:rFonts w:ascii="Times New Roman" w:eastAsia="Times New Roman" w:hAnsi="Times New Roman" w:cs="Times New Roman"/>
+        </w:rPr>
+        <w:t xml:space="preserve"> Tinggi</w:t>
+      </w:r>
+    </w:p>
+    <w:p>
+      <w:pPr>
+        <w:pStyle w:val="ListParagraph"/>
+        <w:numPr>
+          <w:ilvl w:val="0"/>
+          <w:numId w:val="13"/>
+        </w:numPr>
+        <w:spacing w:after="0" w:line="360" w:lineRule="auto"/>
+        <w:jc w:val="both"/>
+        <w:rPr>
+          <w:rFonts w:ascii="Times New Roman" w:eastAsia="Times New Roman" w:hAnsi="Times New Roman" w:cs="Times New Roman"/>
+        </w:rPr>
+      </w:pPr>
+      <w:proofErr w:type="spellStart"/>
+      <w:r>
+        <w:rPr>
+          <w:rFonts w:ascii="Times New Roman" w:eastAsia="Times New Roman" w:hAnsi="Times New Roman" w:cs="Times New Roman"/>
+        </w:rPr>
+        <w:t>Menjadi</w:t>
+      </w:r>
+      <w:proofErr w:type="spellEnd"/>
+      <w:r>
+        <w:rPr>
+          <w:rFonts w:ascii="Times New Roman" w:eastAsia="Times New Roman" w:hAnsi="Times New Roman" w:cs="Times New Roman"/>
+        </w:rPr>
+        <w:t xml:space="preserve"> </w:t>
+      </w:r>
+      <w:proofErr w:type="spellStart"/>
+      <w:r>
+        <w:rPr>
+          <w:rFonts w:ascii="Times New Roman" w:eastAsia="Times New Roman" w:hAnsi="Times New Roman" w:cs="Times New Roman"/>
+        </w:rPr>
+        <w:t>referensi</w:t>
+      </w:r>
+      <w:proofErr w:type="spellEnd"/>
+      <w:r>
+        <w:rPr>
+          <w:rFonts w:ascii="Times New Roman" w:eastAsia="Times New Roman" w:hAnsi="Times New Roman" w:cs="Times New Roman"/>
+        </w:rPr>
+        <w:t xml:space="preserve"> </w:t>
+      </w:r>
+      <w:proofErr w:type="spellStart"/>
+      <w:r>
+        <w:rPr>
+          <w:rFonts w:ascii="Times New Roman" w:eastAsia="Times New Roman" w:hAnsi="Times New Roman" w:cs="Times New Roman"/>
+        </w:rPr>
+        <w:t>bagi</w:t>
+      </w:r>
+      <w:proofErr w:type="spellEnd"/>
+      <w:r>
+        <w:rPr>
+          <w:rFonts w:ascii="Times New Roman" w:eastAsia="Times New Roman" w:hAnsi="Times New Roman" w:cs="Times New Roman"/>
+        </w:rPr>
+        <w:t xml:space="preserve"> </w:t>
+      </w:r>
+      <w:proofErr w:type="spellStart"/>
+      <w:r>
+        <w:rPr>
+          <w:rFonts w:ascii="Times New Roman" w:eastAsia="Times New Roman" w:hAnsi="Times New Roman" w:cs="Times New Roman"/>
+        </w:rPr>
+        <w:t>penelitian</w:t>
+      </w:r>
+      <w:proofErr w:type="spellEnd"/>
+      <w:r>
+        <w:rPr>
+          <w:rFonts w:ascii="Times New Roman" w:eastAsia="Times New Roman" w:hAnsi="Times New Roman" w:cs="Times New Roman"/>
+        </w:rPr>
+        <w:t xml:space="preserve"> </w:t>
+      </w:r>
+      <w:proofErr w:type="spellStart"/>
+      <w:r>
+        <w:rPr>
+          <w:rFonts w:ascii="Times New Roman" w:eastAsia="Times New Roman" w:hAnsi="Times New Roman" w:cs="Times New Roman"/>
+        </w:rPr>
+        <w:t>selanjutnya</w:t>
+      </w:r>
+      <w:proofErr w:type="spellEnd"/>
+      <w:r>
+        <w:rPr>
+          <w:rFonts w:ascii="Times New Roman" w:eastAsia="Times New Roman" w:hAnsi="Times New Roman" w:cs="Times New Roman"/>
+        </w:rPr>
+        <w:t xml:space="preserve"> di </w:t>
+      </w:r>
+      <w:proofErr w:type="spellStart"/>
+      <w:r>
+        <w:rPr>
+          <w:rFonts w:ascii="Times New Roman" w:eastAsia="Times New Roman" w:hAnsi="Times New Roman" w:cs="Times New Roman"/>
+        </w:rPr>
+        <w:t>bidang</w:t>
+      </w:r>
+      <w:proofErr w:type="spellEnd"/>
+      <w:r>
+        <w:rPr>
+          <w:rFonts w:ascii="Times New Roman" w:eastAsia="Times New Roman" w:hAnsi="Times New Roman" w:cs="Times New Roman"/>
+        </w:rPr>
+        <w:t xml:space="preserve"> </w:t>
+      </w:r>
+      <w:proofErr w:type="spellStart"/>
+      <w:r>
+        <w:rPr>
+          <w:rFonts w:ascii="Times New Roman" w:eastAsia="Times New Roman" w:hAnsi="Times New Roman" w:cs="Times New Roman"/>
+        </w:rPr>
+        <w:t>sistem</w:t>
+      </w:r>
+      <w:proofErr w:type="spellEnd"/>
+      <w:r>
+        <w:rPr>
+          <w:rFonts w:ascii="Times New Roman" w:eastAsia="Times New Roman" w:hAnsi="Times New Roman" w:cs="Times New Roman"/>
+        </w:rPr>
+        <w:t xml:space="preserve"> </w:t>
+      </w:r>
+      <w:proofErr w:type="spellStart"/>
+      <w:r>
+        <w:rPr>
+          <w:rFonts w:ascii="Times New Roman" w:eastAsia="Times New Roman" w:hAnsi="Times New Roman" w:cs="Times New Roman"/>
+        </w:rPr>
+        <w:t>informasi</w:t>
+      </w:r>
+      <w:proofErr w:type="spellEnd"/>
+      <w:r>
+        <w:rPr>
+          <w:rFonts w:ascii="Times New Roman" w:eastAsia="Times New Roman" w:hAnsi="Times New Roman" w:cs="Times New Roman"/>
+        </w:rPr>
+        <w:t xml:space="preserve">, </w:t>
+      </w:r>
+      <w:proofErr w:type="spellStart"/>
+      <w:r>
+        <w:rPr>
+          <w:rFonts w:ascii="Times New Roman" w:eastAsia="Times New Roman" w:hAnsi="Times New Roman" w:cs="Times New Roman"/>
+        </w:rPr>
+        <w:t>khususnya</w:t>
+      </w:r>
+      <w:proofErr w:type="spellEnd"/>
+      <w:r>
+        <w:rPr>
+          <w:rFonts w:ascii="Times New Roman" w:eastAsia="Times New Roman" w:hAnsi="Times New Roman" w:cs="Times New Roman"/>
+        </w:rPr>
+        <w:t xml:space="preserve"> </w:t>
+      </w:r>
+      <w:proofErr w:type="spellStart"/>
+      <w:r>
+        <w:rPr>
+          <w:rFonts w:ascii="Times New Roman" w:eastAsia="Times New Roman" w:hAnsi="Times New Roman" w:cs="Times New Roman"/>
+        </w:rPr>
+        <w:t>pengembangan</w:t>
+      </w:r>
+      <w:proofErr w:type="spellEnd"/>
+      <w:r>
+        <w:rPr>
+          <w:rFonts w:ascii="Times New Roman" w:eastAsia="Times New Roman" w:hAnsi="Times New Roman" w:cs="Times New Roman"/>
+        </w:rPr>
+        <w:t xml:space="preserve"> front-end.</w:t>
+      </w:r>
+    </w:p>
+    <w:p>
+      <w:pPr>
+        <w:pStyle w:val="ListParagraph"/>
+        <w:numPr>
+          <w:ilvl w:val="0"/>
+          <w:numId w:val="13"/>
+        </w:numPr>
+        <w:spacing w:after="0" w:line="360" w:lineRule="auto"/>
+        <w:jc w:val="both"/>
+        <w:rPr>
+          <w:rFonts w:ascii="Times New Roman" w:eastAsia="Times New Roman" w:hAnsi="Times New Roman" w:cs="Times New Roman"/>
+        </w:rPr>
+      </w:pPr>
+      <w:proofErr w:type="spellStart"/>
+      <w:r>
+        <w:rPr>
+          <w:rFonts w:ascii="Times New Roman" w:eastAsia="Times New Roman" w:hAnsi="Times New Roman" w:cs="Times New Roman"/>
+        </w:rPr>
+        <w:t>Mendukung</w:t>
+      </w:r>
+      <w:proofErr w:type="spellEnd"/>
+      <w:r>
+        <w:rPr>
+          <w:rFonts w:ascii="Times New Roman" w:eastAsia="Times New Roman" w:hAnsi="Times New Roman" w:cs="Times New Roman"/>
+        </w:rPr>
+        <w:t xml:space="preserve"> </w:t>
+      </w:r>
+      <w:proofErr w:type="spellStart"/>
+      <w:r>
+        <w:rPr>
+          <w:rFonts w:ascii="Times New Roman" w:eastAsia="Times New Roman" w:hAnsi="Times New Roman" w:cs="Times New Roman"/>
+        </w:rPr>
+        <w:t>pengembangan</w:t>
+      </w:r>
+      <w:proofErr w:type="spellEnd"/>
+      <w:r>
+        <w:rPr>
+          <w:rFonts w:ascii="Times New Roman" w:eastAsia="Times New Roman" w:hAnsi="Times New Roman" w:cs="Times New Roman"/>
+        </w:rPr>
+        <w:t xml:space="preserve"> </w:t>
+      </w:r>
+      <w:proofErr w:type="spellStart"/>
+      <w:r>
+        <w:rPr>
+          <w:rFonts w:ascii="Times New Roman" w:eastAsia="Times New Roman" w:hAnsi="Times New Roman" w:cs="Times New Roman"/>
+        </w:rPr>
+        <w:t>ilmu</w:t>
+      </w:r>
+      <w:proofErr w:type="spellEnd"/>
+      <w:r>
+        <w:rPr>
+          <w:rFonts w:ascii="Times New Roman" w:eastAsia="Times New Roman" w:hAnsi="Times New Roman" w:cs="Times New Roman"/>
+        </w:rPr>
+        <w:t xml:space="preserve"> </w:t>
+      </w:r>
+      <w:proofErr w:type="spellStart"/>
+      <w:r>
+        <w:rPr>
+          <w:rFonts w:ascii="Times New Roman" w:eastAsia="Times New Roman" w:hAnsi="Times New Roman" w:cs="Times New Roman"/>
+        </w:rPr>
+        <w:t>pengetahuan</w:t>
+      </w:r>
+      <w:proofErr w:type="spellEnd"/>
+      <w:r>
+        <w:rPr>
+          <w:rFonts w:ascii="Times New Roman" w:eastAsia="Times New Roman" w:hAnsi="Times New Roman" w:cs="Times New Roman"/>
+        </w:rPr>
+        <w:t xml:space="preserve"> dan </w:t>
+      </w:r>
+      <w:proofErr w:type="spellStart"/>
+      <w:r>
+        <w:rPr>
+          <w:rFonts w:ascii="Times New Roman" w:eastAsia="Times New Roman" w:hAnsi="Times New Roman" w:cs="Times New Roman"/>
+        </w:rPr>
+        <w:t>teknologi</w:t>
+      </w:r>
+      <w:proofErr w:type="spellEnd"/>
+      <w:r>
+        <w:rPr>
+          <w:rFonts w:ascii="Times New Roman" w:eastAsia="Times New Roman" w:hAnsi="Times New Roman" w:cs="Times New Roman"/>
+        </w:rPr>
+        <w:t xml:space="preserve"> di </w:t>
+      </w:r>
+      <w:proofErr w:type="spellStart"/>
+      <w:r>
+        <w:rPr>
+          <w:rFonts w:ascii="Times New Roman" w:eastAsia="Times New Roman" w:hAnsi="Times New Roman" w:cs="Times New Roman"/>
+        </w:rPr>
+        <w:t>bidang</w:t>
+      </w:r>
+      <w:proofErr w:type="spellEnd"/>
+      <w:r>
+        <w:rPr>
+          <w:rFonts w:ascii="Times New Roman" w:eastAsia="Times New Roman" w:hAnsi="Times New Roman" w:cs="Times New Roman"/>
+        </w:rPr>
+        <w:t xml:space="preserve"> </w:t>
+      </w:r>
+      <w:proofErr w:type="spellStart"/>
+      <w:r>
+        <w:rPr>
+          <w:rFonts w:ascii="Times New Roman" w:eastAsia="Times New Roman" w:hAnsi="Times New Roman" w:cs="Times New Roman"/>
+        </w:rPr>
+        <w:t>sistem</w:t>
+      </w:r>
+      <w:proofErr w:type="spellEnd"/>
+      <w:r>
+        <w:rPr>
+          <w:rFonts w:ascii="Times New Roman" w:eastAsia="Times New Roman" w:hAnsi="Times New Roman" w:cs="Times New Roman"/>
+        </w:rPr>
+        <w:t xml:space="preserve"> </w:t>
+      </w:r>
+      <w:proofErr w:type="spellStart"/>
+      <w:r>
+        <w:rPr>
+          <w:rFonts w:ascii="Times New Roman" w:eastAsia="Times New Roman" w:hAnsi="Times New Roman" w:cs="Times New Roman"/>
+        </w:rPr>
+        <w:t>informasi</w:t>
+      </w:r>
+      <w:proofErr w:type="spellEnd"/>
+      <w:r>
+        <w:rPr>
+          <w:rFonts w:ascii="Times New Roman" w:eastAsia="Times New Roman" w:hAnsi="Times New Roman" w:cs="Times New Roman"/>
+        </w:rPr>
+        <w:t xml:space="preserve"> </w:t>
+      </w:r>
+      <w:proofErr w:type="spellStart"/>
+      <w:r>
+        <w:rPr>
+          <w:rFonts w:ascii="Times New Roman" w:eastAsia="Times New Roman" w:hAnsi="Times New Roman" w:cs="Times New Roman"/>
+        </w:rPr>
+        <w:t>berbasis</w:t>
+      </w:r>
+      <w:proofErr w:type="spellEnd"/>
+      <w:r>
+        <w:rPr>
+          <w:rFonts w:ascii="Times New Roman" w:eastAsia="Times New Roman" w:hAnsi="Times New Roman" w:cs="Times New Roman"/>
+        </w:rPr>
+        <w:t xml:space="preserve"> web.</w:t>
+      </w:r>
+    </w:p>
+    <w:p>
+      <w:pPr>
+        <w:pStyle w:val="ListParagraph"/>
+        <w:numPr>
+          <w:ilvl w:val="0"/>
+          <w:numId w:val="13"/>
+        </w:numPr>
+        <w:spacing w:after="0" w:line="360" w:lineRule="auto"/>
+        <w:jc w:val="both"/>
+        <w:rPr>
+          <w:rFonts w:ascii="Times New Roman" w:eastAsia="Times New Roman" w:hAnsi="Times New Roman" w:cs="Times New Roman"/>
+        </w:rPr>
+      </w:pPr>
+      <w:proofErr w:type="spellStart"/>
+      <w:r>
+        <w:rPr>
+          <w:rFonts w:ascii="Times New Roman" w:eastAsia="Times New Roman" w:hAnsi="Times New Roman" w:cs="Times New Roman"/>
+        </w:rPr>
+        <w:lastRenderedPageBreak/>
+        <w:t>Meningkatkan</w:t>
+      </w:r>
+      <w:proofErr w:type="spellEnd"/>
+      <w:r>
+        <w:rPr>
+          <w:rFonts w:ascii="Times New Roman" w:eastAsia="Times New Roman" w:hAnsi="Times New Roman" w:cs="Times New Roman"/>
+        </w:rPr>
+        <w:t xml:space="preserve"> </w:t>
+      </w:r>
+      <w:proofErr w:type="spellStart"/>
+      <w:r>
+        <w:rPr>
+          <w:rFonts w:ascii="Times New Roman" w:eastAsia="Times New Roman" w:hAnsi="Times New Roman" w:cs="Times New Roman"/>
+        </w:rPr>
+        <w:t>kontribusi</w:t>
+      </w:r>
+      <w:proofErr w:type="spellEnd"/>
+      <w:r>
+        <w:rPr>
+          <w:rFonts w:ascii="Times New Roman" w:eastAsia="Times New Roman" w:hAnsi="Times New Roman" w:cs="Times New Roman"/>
+        </w:rPr>
+        <w:t xml:space="preserve"> </w:t>
+      </w:r>
+      <w:proofErr w:type="spellStart"/>
+      <w:r>
+        <w:rPr>
+          <w:rFonts w:ascii="Times New Roman" w:eastAsia="Times New Roman" w:hAnsi="Times New Roman" w:cs="Times New Roman"/>
+        </w:rPr>
+        <w:t>perguruan</w:t>
+      </w:r>
+      <w:proofErr w:type="spellEnd"/>
+      <w:r>
+        <w:rPr>
+          <w:rFonts w:ascii="Times New Roman" w:eastAsia="Times New Roman" w:hAnsi="Times New Roman" w:cs="Times New Roman"/>
+        </w:rPr>
+        <w:t xml:space="preserve"> </w:t>
+      </w:r>
+      <w:proofErr w:type="spellStart"/>
+      <w:r>
+        <w:rPr>
+          <w:rFonts w:ascii="Times New Roman" w:eastAsia="Times New Roman" w:hAnsi="Times New Roman" w:cs="Times New Roman"/>
+        </w:rPr>
+        <w:t>tinggi</w:t>
+      </w:r>
+      <w:proofErr w:type="spellEnd"/>
+      <w:r>
+        <w:rPr>
+          <w:rFonts w:ascii="Times New Roman" w:eastAsia="Times New Roman" w:hAnsi="Times New Roman" w:cs="Times New Roman"/>
+        </w:rPr>
+        <w:t xml:space="preserve"> </w:t>
+      </w:r>
+      <w:proofErr w:type="spellStart"/>
+      <w:r>
+        <w:rPr>
+          <w:rFonts w:ascii="Times New Roman" w:eastAsia="Times New Roman" w:hAnsi="Times New Roman" w:cs="Times New Roman"/>
+        </w:rPr>
+        <w:t>dalam</w:t>
+      </w:r>
+      <w:proofErr w:type="spellEnd"/>
+      <w:r>
+        <w:rPr>
+          <w:rFonts w:ascii="Times New Roman" w:eastAsia="Times New Roman" w:hAnsi="Times New Roman" w:cs="Times New Roman"/>
+        </w:rPr>
+        <w:t xml:space="preserve"> </w:t>
+      </w:r>
+      <w:proofErr w:type="spellStart"/>
+      <w:r>
+        <w:rPr>
+          <w:rFonts w:ascii="Times New Roman" w:eastAsia="Times New Roman" w:hAnsi="Times New Roman" w:cs="Times New Roman"/>
+        </w:rPr>
+        <w:t>membantu</w:t>
+      </w:r>
+      <w:proofErr w:type="spellEnd"/>
+      <w:r>
+        <w:rPr>
+          <w:rFonts w:ascii="Times New Roman" w:eastAsia="Times New Roman" w:hAnsi="Times New Roman" w:cs="Times New Roman"/>
+        </w:rPr>
+        <w:t xml:space="preserve"> </w:t>
+      </w:r>
+      <w:proofErr w:type="spellStart"/>
+      <w:r>
+        <w:rPr>
+          <w:rFonts w:ascii="Times New Roman" w:eastAsia="Times New Roman" w:hAnsi="Times New Roman" w:cs="Times New Roman"/>
+        </w:rPr>
+        <w:t>digitalisasi</w:t>
+      </w:r>
+      <w:proofErr w:type="spellEnd"/>
+      <w:r>
+        <w:rPr>
+          <w:rFonts w:ascii="Times New Roman" w:eastAsia="Times New Roman" w:hAnsi="Times New Roman" w:cs="Times New Roman"/>
+        </w:rPr>
+        <w:t xml:space="preserve"> UMKM.</w:t>
+      </w:r>
     </w:p>
     <w:sectPr>
       <w:pgSz w:w="11906" w:h="16838"/>
-      <w:pgMar w:top="1440" w:right="1440" w:bottom="1440" w:left="1440" w:header="708" w:footer="708" w:gutter="0"/>
+      <w:pgMar w:top="1701" w:right="1701" w:bottom="1701" w:left="2268" w:header="708" w:footer="708" w:gutter="0"/>
       <w:cols w:space="708"/>
       <w:docGrid w:linePitch="360"/>
     </w:sectPr>
   </w:body>
 </w:document>
+</file>
+
+<file path=word/numbering.xml><?xml version="1.0" encoding="utf-8"?>
+<w:numbering xmlns:wpc="http://schemas.microsoft.com/office/word/2010/wordprocessingCanvas" xmlns:cx="http://schemas.microsoft.com/office/drawing/2014/chartex" xmlns:cx1="http://schemas.microsoft.com/office/drawing/2015/9/8/chartex" xmlns:cx2="http://schemas.microsoft.com/office/drawing/2015/10/21/chartex" xmlns:cx3="http://schemas.microsoft.com/office/drawing/2016/5/9/chartex" xmlns:cx4="http://schemas.microsoft.com/office/drawing/2016/5/10/chartex" xmlns:cx5="http://schemas.microsoft.com/office/drawing/2016/5/11/chartex" xmlns:cx6="http://schemas.microsoft.com/office/drawing/2016/5/12/chartex" xmlns:cx7="http://schemas.microsoft.com/office/drawing/2016/5/13/chartex" xmlns:cx8="http://schemas.microsoft.com/office/drawing/2016/5/14/chartex" xmlns:mc="http://schemas.openxmlformats.org/markup-compatibility/2006" xmlns:aink="http://schemas.microsoft.com/office/drawing/2016/ink" xmlns:am3d="http://schemas.microsoft.com/office/drawing/2017/model3d" xmlns:o="urn:schemas-microsoft-com:office:office" xmlns:oel="http://schemas.microsoft.com/office/2019/extlst" xmlns:r="http://schemas.openxmlformats.org/officeDocument/2006/relationships" xmlns:m="http://schemas.openxmlformats.org/officeDocument/2006/math" xmlns:v="urn:schemas-microsoft-com:vml" xmlns:wp14="http://schemas.microsoft.com/office/word/2010/wordprocessingDrawing" xmlns:wp="http://schemas.openxmlformats.org/drawingml/2006/wordprocessingDrawing" xmlns:w10="urn:schemas-microsoft-com:office:word" xmlns:w="http://schemas.openxmlformats.org/wordprocessingml/2006/main" xmlns:w14="http://schemas.microsoft.com/office/word/2010/wordml" xmlns:w15="http://schemas.microsoft.com/office/word/2012/wordml" xmlns:w16cex="http://schemas.microsoft.com/office/word/2018/wordml/cex" xmlns:w16cid="http://schemas.microsoft.com/office/word/2016/wordml/cid" xmlns:w16="http://schemas.microsoft.com/office/word/2018/wordml" xmlns:w16du="http://schemas.microsoft.com/office/word/2023/wordml/word16du" xmlns:w16sdtdh="http://schemas.microsoft.com/office/word/2020/wordml/sdtdatahash" xmlns:w16sdtfl="http://schemas.microsoft.com/office/word/2024/wordml/sdtformatlock" xmlns:w16se="http://schemas.microsoft.com/office/word/2015/wordml/symex" xmlns:wpg="http://schemas.microsoft.com/office/word/2010/wordprocessingGroup" xmlns:wpi="http://schemas.microsoft.com/office/word/2010/wordprocessingInk" xmlns:wne="http://schemas.microsoft.com/office/word/2006/wordml" xmlns:wps="http://schemas.microsoft.com/office/word/2010/wordprocessingShape" mc:Ignorable="w14 w15 w16se w16cid w16 w16cex w16sdtdh w16sdtfl w16du wp14">
+  <w:abstractNum w:abstractNumId="0" w15:restartNumberingAfterBreak="0">
+    <w:nsid w:val="18301030"/>
+    <w:multiLevelType w:val="hybridMultilevel"/>
+    <w:tmpl w:val="45566240"/>
+    <w:lvl w:ilvl="0" w:tplc="38090017">
+      <w:start w:val="1"/>
+      <w:numFmt w:val="lowerLetter"/>
+      <w:lvlText w:val="%1)"/>
+      <w:lvlJc w:val="left"/>
+      <w:pPr>
+        <w:ind w:left="2160" w:hanging="360"/>
+      </w:pPr>
+    </w:lvl>
+    <w:lvl w:ilvl="1" w:tplc="38090019" w:tentative="1">
+      <w:start w:val="1"/>
+      <w:numFmt w:val="lowerLetter"/>
+      <w:lvlText w:val="%2."/>
+      <w:lvlJc w:val="left"/>
+      <w:pPr>
+        <w:ind w:left="2880" w:hanging="360"/>
+      </w:pPr>
+    </w:lvl>
+    <w:lvl w:ilvl="2" w:tplc="3809001B" w:tentative="1">
+      <w:start w:val="1"/>
+      <w:numFmt w:val="lowerRoman"/>
+      <w:lvlText w:val="%3."/>
+      <w:lvlJc w:val="right"/>
+      <w:pPr>
+        <w:ind w:left="3600" w:hanging="180"/>
+      </w:pPr>
+    </w:lvl>
+    <w:lvl w:ilvl="3" w:tplc="3809000F" w:tentative="1">
+      <w:start w:val="1"/>
+      <w:numFmt w:val="decimal"/>
+      <w:lvlText w:val="%4."/>
+      <w:lvlJc w:val="left"/>
+      <w:pPr>
+        <w:ind w:left="4320" w:hanging="360"/>
+      </w:pPr>
+    </w:lvl>
+    <w:lvl w:ilvl="4" w:tplc="38090019" w:tentative="1">
+      <w:start w:val="1"/>
+      <w:numFmt w:val="lowerLetter"/>
+      <w:lvlText w:val="%5."/>
+      <w:lvlJc w:val="left"/>
+      <w:pPr>
+        <w:ind w:left="5040" w:hanging="360"/>
+      </w:pPr>
+    </w:lvl>
+    <w:lvl w:ilvl="5" w:tplc="3809001B" w:tentative="1">
+      <w:start w:val="1"/>
+      <w:numFmt w:val="lowerRoman"/>
+      <w:lvlText w:val="%6."/>
+      <w:lvlJc w:val="right"/>
+      <w:pPr>
+        <w:ind w:left="5760" w:hanging="180"/>
+      </w:pPr>
+    </w:lvl>
+    <w:lvl w:ilvl="6" w:tplc="3809000F" w:tentative="1">
+      <w:start w:val="1"/>
+      <w:numFmt w:val="decimal"/>
+      <w:lvlText w:val="%7."/>
+      <w:lvlJc w:val="left"/>
+      <w:pPr>
+        <w:ind w:left="6480" w:hanging="360"/>
+      </w:pPr>
+    </w:lvl>
+    <w:lvl w:ilvl="7" w:tplc="38090019" w:tentative="1">
+      <w:start w:val="1"/>
+      <w:numFmt w:val="lowerLetter"/>
+      <w:lvlText w:val="%8."/>
+      <w:lvlJc w:val="left"/>
+      <w:pPr>
+        <w:ind w:left="7200" w:hanging="360"/>
+      </w:pPr>
+    </w:lvl>
+    <w:lvl w:ilvl="8" w:tplc="3809001B" w:tentative="1">
+      <w:start w:val="1"/>
+      <w:numFmt w:val="lowerRoman"/>
+      <w:lvlText w:val="%9."/>
+      <w:lvlJc w:val="right"/>
+      <w:pPr>
+        <w:ind w:left="7920" w:hanging="180"/>
+      </w:pPr>
+    </w:lvl>
+  </w:abstractNum>
+  <w:abstractNum w:abstractNumId="1" w15:restartNumberingAfterBreak="0">
+    <w:nsid w:val="1A5726B3"/>
+    <w:multiLevelType w:val="hybridMultilevel"/>
+    <w:tmpl w:val="C2E2F924"/>
+    <w:lvl w:ilvl="0" w:tplc="B6AEDA5A">
+      <w:start w:val="1"/>
+      <w:numFmt w:val="decimal"/>
+      <w:lvlText w:val="1.%1."/>
+      <w:lvlJc w:val="left"/>
+      <w:pPr>
+        <w:ind w:left="720" w:hanging="360"/>
+      </w:pPr>
+      <w:rPr>
+        <w:rFonts w:hint="default"/>
+        <w:b/>
+        <w:bCs/>
+        <w:sz w:val="24"/>
+        <w:szCs w:val="24"/>
+      </w:rPr>
+    </w:lvl>
+    <w:lvl w:ilvl="1" w:tplc="38090019" w:tentative="1">
+      <w:start w:val="1"/>
+      <w:numFmt w:val="lowerLetter"/>
+      <w:lvlText w:val="%2."/>
+      <w:lvlJc w:val="left"/>
+      <w:pPr>
+        <w:ind w:left="1440" w:hanging="360"/>
+      </w:pPr>
+    </w:lvl>
+    <w:lvl w:ilvl="2" w:tplc="3809001B" w:tentative="1">
+      <w:start w:val="1"/>
+      <w:numFmt w:val="lowerRoman"/>
+      <w:lvlText w:val="%3."/>
+      <w:lvlJc w:val="right"/>
+      <w:pPr>
+        <w:ind w:left="2160" w:hanging="180"/>
+      </w:pPr>
+    </w:lvl>
+    <w:lvl w:ilvl="3" w:tplc="3809000F" w:tentative="1">
+      <w:start w:val="1"/>
+      <w:numFmt w:val="decimal"/>
+      <w:lvlText w:val="%4."/>
+      <w:lvlJc w:val="left"/>
+      <w:pPr>
+        <w:ind w:left="2880" w:hanging="360"/>
+      </w:pPr>
+    </w:lvl>
+    <w:lvl w:ilvl="4" w:tplc="38090019" w:tentative="1">
+      <w:start w:val="1"/>
+      <w:numFmt w:val="lowerLetter"/>
+      <w:lvlText w:val="%5."/>
+      <w:lvlJc w:val="left"/>
+      <w:pPr>
+        <w:ind w:left="3600" w:hanging="360"/>
+      </w:pPr>
+    </w:lvl>
+    <w:lvl w:ilvl="5" w:tplc="3809001B" w:tentative="1">
+      <w:start w:val="1"/>
+      <w:numFmt w:val="lowerRoman"/>
+      <w:lvlText w:val="%6."/>
+      <w:lvlJc w:val="right"/>
+      <w:pPr>
+        <w:ind w:left="4320" w:hanging="180"/>
+      </w:pPr>
+    </w:lvl>
+    <w:lvl w:ilvl="6" w:tplc="3809000F" w:tentative="1">
+      <w:start w:val="1"/>
+      <w:numFmt w:val="decimal"/>
+      <w:lvlText w:val="%7."/>
+      <w:lvlJc w:val="left"/>
+      <w:pPr>
+        <w:ind w:left="5040" w:hanging="360"/>
+      </w:pPr>
+    </w:lvl>
+    <w:lvl w:ilvl="7" w:tplc="38090019" w:tentative="1">
+      <w:start w:val="1"/>
+      <w:numFmt w:val="lowerLetter"/>
+      <w:lvlText w:val="%8."/>
+      <w:lvlJc w:val="left"/>
+      <w:pPr>
+        <w:ind w:left="5760" w:hanging="360"/>
+      </w:pPr>
+    </w:lvl>
+    <w:lvl w:ilvl="8" w:tplc="3809001B" w:tentative="1">
+      <w:start w:val="1"/>
+      <w:numFmt w:val="lowerRoman"/>
+      <w:lvlText w:val="%9."/>
+      <w:lvlJc w:val="right"/>
+      <w:pPr>
+        <w:ind w:left="6480" w:hanging="180"/>
+      </w:pPr>
+    </w:lvl>
+  </w:abstractNum>
+  <w:abstractNum w:abstractNumId="2" w15:restartNumberingAfterBreak="0">
+    <w:nsid w:val="1EEB4ACD"/>
+    <w:multiLevelType w:val="hybridMultilevel"/>
+    <w:tmpl w:val="AD4487EE"/>
+    <w:lvl w:ilvl="0" w:tplc="3809000F">
+      <w:start w:val="1"/>
+      <w:numFmt w:val="decimal"/>
+      <w:lvlText w:val="%1."/>
+      <w:lvlJc w:val="left"/>
+      <w:pPr>
+        <w:ind w:left="1440" w:hanging="360"/>
+      </w:pPr>
+    </w:lvl>
+    <w:lvl w:ilvl="1" w:tplc="38090019" w:tentative="1">
+      <w:start w:val="1"/>
+      <w:numFmt w:val="lowerLetter"/>
+      <w:lvlText w:val="%2."/>
+      <w:lvlJc w:val="left"/>
+      <w:pPr>
+        <w:ind w:left="2160" w:hanging="360"/>
+      </w:pPr>
+    </w:lvl>
+    <w:lvl w:ilvl="2" w:tplc="3809001B" w:tentative="1">
+      <w:start w:val="1"/>
+      <w:numFmt w:val="lowerRoman"/>
+      <w:lvlText w:val="%3."/>
+      <w:lvlJc w:val="right"/>
+      <w:pPr>
+        <w:ind w:left="2880" w:hanging="180"/>
+      </w:pPr>
+    </w:lvl>
+    <w:lvl w:ilvl="3" w:tplc="3809000F" w:tentative="1">
+      <w:start w:val="1"/>
+      <w:numFmt w:val="decimal"/>
+      <w:lvlText w:val="%4."/>
+      <w:lvlJc w:val="left"/>
+      <w:pPr>
+        <w:ind w:left="3600" w:hanging="360"/>
+      </w:pPr>
+    </w:lvl>
+    <w:lvl w:ilvl="4" w:tplc="38090019" w:tentative="1">
+      <w:start w:val="1"/>
+      <w:numFmt w:val="lowerLetter"/>
+      <w:lvlText w:val="%5."/>
+      <w:lvlJc w:val="left"/>
+      <w:pPr>
+        <w:ind w:left="4320" w:hanging="360"/>
+      </w:pPr>
+    </w:lvl>
+    <w:lvl w:ilvl="5" w:tplc="3809001B" w:tentative="1">
+      <w:start w:val="1"/>
+      <w:numFmt w:val="lowerRoman"/>
+      <w:lvlText w:val="%6."/>
+      <w:lvlJc w:val="right"/>
+      <w:pPr>
+        <w:ind w:left="5040" w:hanging="180"/>
+      </w:pPr>
+    </w:lvl>
+    <w:lvl w:ilvl="6" w:tplc="3809000F" w:tentative="1">
+      <w:start w:val="1"/>
+      <w:numFmt w:val="decimal"/>
+      <w:lvlText w:val="%7."/>
+      <w:lvlJc w:val="left"/>
+      <w:pPr>
+        <w:ind w:left="5760" w:hanging="360"/>
+      </w:pPr>
+    </w:lvl>
+    <w:lvl w:ilvl="7" w:tplc="38090019" w:tentative="1">
+      <w:start w:val="1"/>
+      <w:numFmt w:val="lowerLetter"/>
+      <w:lvlText w:val="%8."/>
+      <w:lvlJc w:val="left"/>
+      <w:pPr>
+        <w:ind w:left="6480" w:hanging="360"/>
+      </w:pPr>
+    </w:lvl>
+    <w:lvl w:ilvl="8" w:tplc="3809001B" w:tentative="1">
+      <w:start w:val="1"/>
+      <w:numFmt w:val="lowerRoman"/>
+      <w:lvlText w:val="%9."/>
+      <w:lvlJc w:val="right"/>
+      <w:pPr>
+        <w:ind w:left="7200" w:hanging="180"/>
+      </w:pPr>
+    </w:lvl>
+  </w:abstractNum>
+  <w:abstractNum w:abstractNumId="3" w15:restartNumberingAfterBreak="0">
+    <w:nsid w:val="27FD5E0F"/>
+    <w:multiLevelType w:val="hybridMultilevel"/>
+    <w:tmpl w:val="7056FA40"/>
+    <w:lvl w:ilvl="0" w:tplc="3809000F">
+      <w:start w:val="1"/>
+      <w:numFmt w:val="decimal"/>
+      <w:lvlText w:val="%1."/>
+      <w:lvlJc w:val="left"/>
+      <w:pPr>
+        <w:ind w:left="1440" w:hanging="360"/>
+      </w:pPr>
+    </w:lvl>
+    <w:lvl w:ilvl="1" w:tplc="38090019" w:tentative="1">
+      <w:start w:val="1"/>
+      <w:numFmt w:val="lowerLetter"/>
+      <w:lvlText w:val="%2."/>
+      <w:lvlJc w:val="left"/>
+      <w:pPr>
+        <w:ind w:left="2160" w:hanging="360"/>
+      </w:pPr>
+    </w:lvl>
+    <w:lvl w:ilvl="2" w:tplc="3809001B" w:tentative="1">
+      <w:start w:val="1"/>
+      <w:numFmt w:val="lowerRoman"/>
+      <w:lvlText w:val="%3."/>
+      <w:lvlJc w:val="right"/>
+      <w:pPr>
+        <w:ind w:left="2880" w:hanging="180"/>
+      </w:pPr>
+    </w:lvl>
+    <w:lvl w:ilvl="3" w:tplc="3809000F" w:tentative="1">
+      <w:start w:val="1"/>
+      <w:numFmt w:val="decimal"/>
+      <w:lvlText w:val="%4."/>
+      <w:lvlJc w:val="left"/>
+      <w:pPr>
+        <w:ind w:left="3600" w:hanging="360"/>
+      </w:pPr>
+    </w:lvl>
+    <w:lvl w:ilvl="4" w:tplc="38090019" w:tentative="1">
+      <w:start w:val="1"/>
+      <w:numFmt w:val="lowerLetter"/>
+      <w:lvlText w:val="%5."/>
+      <w:lvlJc w:val="left"/>
+      <w:pPr>
+        <w:ind w:left="4320" w:hanging="360"/>
+      </w:pPr>
+    </w:lvl>
+    <w:lvl w:ilvl="5" w:tplc="3809001B" w:tentative="1">
+      <w:start w:val="1"/>
+      <w:numFmt w:val="lowerRoman"/>
+      <w:lvlText w:val="%6."/>
+      <w:lvlJc w:val="right"/>
+      <w:pPr>
+        <w:ind w:left="5040" w:hanging="180"/>
+      </w:pPr>
+    </w:lvl>
+    <w:lvl w:ilvl="6" w:tplc="3809000F" w:tentative="1">
+      <w:start w:val="1"/>
+      <w:numFmt w:val="decimal"/>
+      <w:lvlText w:val="%7."/>
+      <w:lvlJc w:val="left"/>
+      <w:pPr>
+        <w:ind w:left="5760" w:hanging="360"/>
+      </w:pPr>
+    </w:lvl>
+    <w:lvl w:ilvl="7" w:tplc="38090019" w:tentative="1">
+      <w:start w:val="1"/>
+      <w:numFmt w:val="lowerLetter"/>
+      <w:lvlText w:val="%8."/>
+      <w:lvlJc w:val="left"/>
+      <w:pPr>
+        <w:ind w:left="6480" w:hanging="360"/>
+      </w:pPr>
+    </w:lvl>
+    <w:lvl w:ilvl="8" w:tplc="3809001B" w:tentative="1">
+      <w:start w:val="1"/>
+      <w:numFmt w:val="lowerRoman"/>
+      <w:lvlText w:val="%9."/>
+      <w:lvlJc w:val="right"/>
+      <w:pPr>
+        <w:ind w:left="7200" w:hanging="180"/>
+      </w:pPr>
+    </w:lvl>
+  </w:abstractNum>
+  <w:abstractNum w:abstractNumId="4" w15:restartNumberingAfterBreak="0">
+    <w:nsid w:val="28EC298C"/>
+    <w:multiLevelType w:val="hybridMultilevel"/>
+    <w:tmpl w:val="1FFEA84A"/>
+    <w:lvl w:ilvl="0" w:tplc="3809000F">
+      <w:start w:val="1"/>
+      <w:numFmt w:val="decimal"/>
+      <w:lvlText w:val="%1."/>
+      <w:lvlJc w:val="left"/>
+      <w:pPr>
+        <w:ind w:left="720" w:hanging="360"/>
+      </w:pPr>
+    </w:lvl>
+    <w:lvl w:ilvl="1" w:tplc="38090019" w:tentative="1">
+      <w:start w:val="1"/>
+      <w:numFmt w:val="lowerLetter"/>
+      <w:lvlText w:val="%2."/>
+      <w:lvlJc w:val="left"/>
+      <w:pPr>
+        <w:ind w:left="1440" w:hanging="360"/>
+      </w:pPr>
+    </w:lvl>
+    <w:lvl w:ilvl="2" w:tplc="3809001B" w:tentative="1">
+      <w:start w:val="1"/>
+      <w:numFmt w:val="lowerRoman"/>
+      <w:lvlText w:val="%3."/>
+      <w:lvlJc w:val="right"/>
+      <w:pPr>
+        <w:ind w:left="2160" w:hanging="180"/>
+      </w:pPr>
+    </w:lvl>
+    <w:lvl w:ilvl="3" w:tplc="3809000F" w:tentative="1">
+      <w:start w:val="1"/>
+      <w:numFmt w:val="decimal"/>
+      <w:lvlText w:val="%4."/>
+      <w:lvlJc w:val="left"/>
+      <w:pPr>
+        <w:ind w:left="2880" w:hanging="360"/>
+      </w:pPr>
+    </w:lvl>
+    <w:lvl w:ilvl="4" w:tplc="38090019" w:tentative="1">
+      <w:start w:val="1"/>
+      <w:numFmt w:val="lowerLetter"/>
+      <w:lvlText w:val="%5."/>
+      <w:lvlJc w:val="left"/>
+      <w:pPr>
+        <w:ind w:left="3600" w:hanging="360"/>
+      </w:pPr>
+    </w:lvl>
+    <w:lvl w:ilvl="5" w:tplc="3809001B" w:tentative="1">
+      <w:start w:val="1"/>
+      <w:numFmt w:val="lowerRoman"/>
+      <w:lvlText w:val="%6."/>
+      <w:lvlJc w:val="right"/>
+      <w:pPr>
+        <w:ind w:left="4320" w:hanging="180"/>
+      </w:pPr>
+    </w:lvl>
+    <w:lvl w:ilvl="6" w:tplc="3809000F" w:tentative="1">
+      <w:start w:val="1"/>
+      <w:numFmt w:val="decimal"/>
+      <w:lvlText w:val="%7."/>
+      <w:lvlJc w:val="left"/>
+      <w:pPr>
+        <w:ind w:left="5040" w:hanging="360"/>
+      </w:pPr>
+    </w:lvl>
+    <w:lvl w:ilvl="7" w:tplc="38090019" w:tentative="1">
+      <w:start w:val="1"/>
+      <w:numFmt w:val="lowerLetter"/>
+      <w:lvlText w:val="%8."/>
+      <w:lvlJc w:val="left"/>
+      <w:pPr>
+        <w:ind w:left="5760" w:hanging="360"/>
+      </w:pPr>
+    </w:lvl>
+    <w:lvl w:ilvl="8" w:tplc="3809001B" w:tentative="1">
+      <w:start w:val="1"/>
+      <w:numFmt w:val="lowerRoman"/>
+      <w:lvlText w:val="%9."/>
+      <w:lvlJc w:val="right"/>
+      <w:pPr>
+        <w:ind w:left="6480" w:hanging="180"/>
+      </w:pPr>
+    </w:lvl>
+  </w:abstractNum>
+  <w:abstractNum w:abstractNumId="5" w15:restartNumberingAfterBreak="0">
+    <w:nsid w:val="4F2C0D28"/>
+    <w:multiLevelType w:val="hybridMultilevel"/>
+    <w:tmpl w:val="C0BC8DC2"/>
+    <w:lvl w:ilvl="0" w:tplc="3809000F">
+      <w:start w:val="1"/>
+      <w:numFmt w:val="decimal"/>
+      <w:lvlText w:val="%1."/>
+      <w:lvlJc w:val="left"/>
+      <w:pPr>
+        <w:ind w:left="1440" w:hanging="360"/>
+      </w:pPr>
+    </w:lvl>
+    <w:lvl w:ilvl="1" w:tplc="38090019" w:tentative="1">
+      <w:start w:val="1"/>
+      <w:numFmt w:val="lowerLetter"/>
+      <w:lvlText w:val="%2."/>
+      <w:lvlJc w:val="left"/>
+      <w:pPr>
+        <w:ind w:left="2160" w:hanging="360"/>
+      </w:pPr>
+    </w:lvl>
+    <w:lvl w:ilvl="2" w:tplc="3809001B" w:tentative="1">
+      <w:start w:val="1"/>
+      <w:numFmt w:val="lowerRoman"/>
+      <w:lvlText w:val="%3."/>
+      <w:lvlJc w:val="right"/>
+      <w:pPr>
+        <w:ind w:left="2880" w:hanging="180"/>
+      </w:pPr>
+    </w:lvl>
+    <w:lvl w:ilvl="3" w:tplc="3809000F" w:tentative="1">
+      <w:start w:val="1"/>
+      <w:numFmt w:val="decimal"/>
+      <w:lvlText w:val="%4."/>
+      <w:lvlJc w:val="left"/>
+      <w:pPr>
+        <w:ind w:left="3600" w:hanging="360"/>
+      </w:pPr>
+    </w:lvl>
+    <w:lvl w:ilvl="4" w:tplc="38090019" w:tentative="1">
+      <w:start w:val="1"/>
+      <w:numFmt w:val="lowerLetter"/>
+      <w:lvlText w:val="%5."/>
+      <w:lvlJc w:val="left"/>
+      <w:pPr>
+        <w:ind w:left="4320" w:hanging="360"/>
+      </w:pPr>
+    </w:lvl>
+    <w:lvl w:ilvl="5" w:tplc="3809001B" w:tentative="1">
+      <w:start w:val="1"/>
+      <w:numFmt w:val="lowerRoman"/>
+      <w:lvlText w:val="%6."/>
+      <w:lvlJc w:val="right"/>
+      <w:pPr>
+        <w:ind w:left="5040" w:hanging="180"/>
+      </w:pPr>
+    </w:lvl>
+    <w:lvl w:ilvl="6" w:tplc="3809000F" w:tentative="1">
+      <w:start w:val="1"/>
+      <w:numFmt w:val="decimal"/>
+      <w:lvlText w:val="%7."/>
+      <w:lvlJc w:val="left"/>
+      <w:pPr>
+        <w:ind w:left="5760" w:hanging="360"/>
+      </w:pPr>
+    </w:lvl>
+    <w:lvl w:ilvl="7" w:tplc="38090019" w:tentative="1">
+      <w:start w:val="1"/>
+      <w:numFmt w:val="lowerLetter"/>
+      <w:lvlText w:val="%8."/>
+      <w:lvlJc w:val="left"/>
+      <w:pPr>
+        <w:ind w:left="6480" w:hanging="360"/>
+      </w:pPr>
+    </w:lvl>
+    <w:lvl w:ilvl="8" w:tplc="3809001B" w:tentative="1">
+      <w:start w:val="1"/>
+      <w:numFmt w:val="lowerRoman"/>
+      <w:lvlText w:val="%9."/>
+      <w:lvlJc w:val="right"/>
+      <w:pPr>
+        <w:ind w:left="7200" w:hanging="180"/>
+      </w:pPr>
+    </w:lvl>
+  </w:abstractNum>
+  <w:abstractNum w:abstractNumId="6" w15:restartNumberingAfterBreak="0">
+    <w:nsid w:val="56955E64"/>
+    <w:multiLevelType w:val="hybridMultilevel"/>
+    <w:tmpl w:val="F2625C4E"/>
+    <w:lvl w:ilvl="0" w:tplc="38090017">
+      <w:start w:val="1"/>
+      <w:numFmt w:val="lowerLetter"/>
+      <w:lvlText w:val="%1)"/>
+      <w:lvlJc w:val="left"/>
+      <w:pPr>
+        <w:ind w:left="2160" w:hanging="360"/>
+      </w:pPr>
+    </w:lvl>
+    <w:lvl w:ilvl="1" w:tplc="38090019" w:tentative="1">
+      <w:start w:val="1"/>
+      <w:numFmt w:val="lowerLetter"/>
+      <w:lvlText w:val="%2."/>
+      <w:lvlJc w:val="left"/>
+      <w:pPr>
+        <w:ind w:left="2880" w:hanging="360"/>
+      </w:pPr>
+    </w:lvl>
+    <w:lvl w:ilvl="2" w:tplc="3809001B" w:tentative="1">
+      <w:start w:val="1"/>
+      <w:numFmt w:val="lowerRoman"/>
+      <w:lvlText w:val="%3."/>
+      <w:lvlJc w:val="right"/>
+      <w:pPr>
+        <w:ind w:left="3600" w:hanging="180"/>
+      </w:pPr>
+    </w:lvl>
+    <w:lvl w:ilvl="3" w:tplc="3809000F" w:tentative="1">
+      <w:start w:val="1"/>
+      <w:numFmt w:val="decimal"/>
+      <w:lvlText w:val="%4."/>
+      <w:lvlJc w:val="left"/>
+      <w:pPr>
+        <w:ind w:left="4320" w:hanging="360"/>
+      </w:pPr>
+    </w:lvl>
+    <w:lvl w:ilvl="4" w:tplc="38090019" w:tentative="1">
+      <w:start w:val="1"/>
+      <w:numFmt w:val="lowerLetter"/>
+      <w:lvlText w:val="%5."/>
+      <w:lvlJc w:val="left"/>
+      <w:pPr>
+        <w:ind w:left="5040" w:hanging="360"/>
+      </w:pPr>
+    </w:lvl>
+    <w:lvl w:ilvl="5" w:tplc="3809001B" w:tentative="1">
+      <w:start w:val="1"/>
+      <w:numFmt w:val="lowerRoman"/>
+      <w:lvlText w:val="%6."/>
+      <w:lvlJc w:val="right"/>
+      <w:pPr>
+        <w:ind w:left="5760" w:hanging="180"/>
+      </w:pPr>
+    </w:lvl>
+    <w:lvl w:ilvl="6" w:tplc="3809000F" w:tentative="1">
+      <w:start w:val="1"/>
+      <w:numFmt w:val="decimal"/>
+      <w:lvlText w:val="%7."/>
+      <w:lvlJc w:val="left"/>
+      <w:pPr>
+        <w:ind w:left="6480" w:hanging="360"/>
+      </w:pPr>
+    </w:lvl>
+    <w:lvl w:ilvl="7" w:tplc="38090019" w:tentative="1">
+      <w:start w:val="1"/>
+      <w:numFmt w:val="lowerLetter"/>
+      <w:lvlText w:val="%8."/>
+      <w:lvlJc w:val="left"/>
+      <w:pPr>
+        <w:ind w:left="7200" w:hanging="360"/>
+      </w:pPr>
+    </w:lvl>
+    <w:lvl w:ilvl="8" w:tplc="3809001B" w:tentative="1">
+      <w:start w:val="1"/>
+      <w:numFmt w:val="lowerRoman"/>
+      <w:lvlText w:val="%9."/>
+      <w:lvlJc w:val="right"/>
+      <w:pPr>
+        <w:ind w:left="7920" w:hanging="180"/>
+      </w:pPr>
+    </w:lvl>
+  </w:abstractNum>
+  <w:abstractNum w:abstractNumId="7" w15:restartNumberingAfterBreak="0">
+    <w:nsid w:val="63BA1346"/>
+    <w:multiLevelType w:val="hybridMultilevel"/>
+    <w:tmpl w:val="2A0C5356"/>
+    <w:lvl w:ilvl="0" w:tplc="38090017">
+      <w:start w:val="1"/>
+      <w:numFmt w:val="lowerLetter"/>
+      <w:lvlText w:val="%1)"/>
+      <w:lvlJc w:val="left"/>
+      <w:pPr>
+        <w:ind w:left="1440" w:hanging="360"/>
+      </w:pPr>
+    </w:lvl>
+    <w:lvl w:ilvl="1" w:tplc="38090019" w:tentative="1">
+      <w:start w:val="1"/>
+      <w:numFmt w:val="lowerLetter"/>
+      <w:lvlText w:val="%2."/>
+      <w:lvlJc w:val="left"/>
+      <w:pPr>
+        <w:ind w:left="2160" w:hanging="360"/>
+      </w:pPr>
+    </w:lvl>
+    <w:lvl w:ilvl="2" w:tplc="3809001B" w:tentative="1">
+      <w:start w:val="1"/>
+      <w:numFmt w:val="lowerRoman"/>
+      <w:lvlText w:val="%3."/>
+      <w:lvlJc w:val="right"/>
+      <w:pPr>
+        <w:ind w:left="2880" w:hanging="180"/>
+      </w:pPr>
+    </w:lvl>
+    <w:lvl w:ilvl="3" w:tplc="3809000F" w:tentative="1">
+      <w:start w:val="1"/>
+      <w:numFmt w:val="decimal"/>
+      <w:lvlText w:val="%4."/>
+      <w:lvlJc w:val="left"/>
+      <w:pPr>
+        <w:ind w:left="3600" w:hanging="360"/>
+      </w:pPr>
+    </w:lvl>
+    <w:lvl w:ilvl="4" w:tplc="38090019" w:tentative="1">
+      <w:start w:val="1"/>
+      <w:numFmt w:val="lowerLetter"/>
+      <w:lvlText w:val="%5."/>
+      <w:lvlJc w:val="left"/>
+      <w:pPr>
+        <w:ind w:left="4320" w:hanging="360"/>
+      </w:pPr>
+    </w:lvl>
+    <w:lvl w:ilvl="5" w:tplc="3809001B" w:tentative="1">
+      <w:start w:val="1"/>
+      <w:numFmt w:val="lowerRoman"/>
+      <w:lvlText w:val="%6."/>
+      <w:lvlJc w:val="right"/>
+      <w:pPr>
+        <w:ind w:left="5040" w:hanging="180"/>
+      </w:pPr>
+    </w:lvl>
+    <w:lvl w:ilvl="6" w:tplc="3809000F" w:tentative="1">
+      <w:start w:val="1"/>
+      <w:numFmt w:val="decimal"/>
+      <w:lvlText w:val="%7."/>
+      <w:lvlJc w:val="left"/>
+      <w:pPr>
+        <w:ind w:left="5760" w:hanging="360"/>
+      </w:pPr>
+    </w:lvl>
+    <w:lvl w:ilvl="7" w:tplc="38090019" w:tentative="1">
+      <w:start w:val="1"/>
+      <w:numFmt w:val="lowerLetter"/>
+      <w:lvlText w:val="%8."/>
+      <w:lvlJc w:val="left"/>
+      <w:pPr>
+        <w:ind w:left="6480" w:hanging="360"/>
+      </w:pPr>
+    </w:lvl>
+    <w:lvl w:ilvl="8" w:tplc="3809001B" w:tentative="1">
+      <w:start w:val="1"/>
+      <w:numFmt w:val="lowerRoman"/>
+      <w:lvlText w:val="%9."/>
+      <w:lvlJc w:val="right"/>
+      <w:pPr>
+        <w:ind w:left="7200" w:hanging="180"/>
+      </w:pPr>
+    </w:lvl>
+  </w:abstractNum>
+  <w:abstractNum w:abstractNumId="8" w15:restartNumberingAfterBreak="0">
+    <w:nsid w:val="6A0163FC"/>
+    <w:multiLevelType w:val="hybridMultilevel"/>
+    <w:tmpl w:val="81DC51F0"/>
+    <w:lvl w:ilvl="0" w:tplc="38090015">
+      <w:start w:val="1"/>
+      <w:numFmt w:val="upperLetter"/>
+      <w:lvlText w:val="%1."/>
+      <w:lvlJc w:val="left"/>
+      <w:pPr>
+        <w:ind w:left="1440" w:hanging="360"/>
+      </w:pPr>
+    </w:lvl>
+    <w:lvl w:ilvl="1" w:tplc="38090019" w:tentative="1">
+      <w:start w:val="1"/>
+      <w:numFmt w:val="lowerLetter"/>
+      <w:lvlText w:val="%2."/>
+      <w:lvlJc w:val="left"/>
+      <w:pPr>
+        <w:ind w:left="2160" w:hanging="360"/>
+      </w:pPr>
+    </w:lvl>
+    <w:lvl w:ilvl="2" w:tplc="3809001B" w:tentative="1">
+      <w:start w:val="1"/>
+      <w:numFmt w:val="lowerRoman"/>
+      <w:lvlText w:val="%3."/>
+      <w:lvlJc w:val="right"/>
+      <w:pPr>
+        <w:ind w:left="2880" w:hanging="180"/>
+      </w:pPr>
+    </w:lvl>
+    <w:lvl w:ilvl="3" w:tplc="3809000F" w:tentative="1">
+      <w:start w:val="1"/>
+      <w:numFmt w:val="decimal"/>
+      <w:lvlText w:val="%4."/>
+      <w:lvlJc w:val="left"/>
+      <w:pPr>
+        <w:ind w:left="3600" w:hanging="360"/>
+      </w:pPr>
+    </w:lvl>
+    <w:lvl w:ilvl="4" w:tplc="38090019" w:tentative="1">
+      <w:start w:val="1"/>
+      <w:numFmt w:val="lowerLetter"/>
+      <w:lvlText w:val="%5."/>
+      <w:lvlJc w:val="left"/>
+      <w:pPr>
+        <w:ind w:left="4320" w:hanging="360"/>
+      </w:pPr>
+    </w:lvl>
+    <w:lvl w:ilvl="5" w:tplc="3809001B" w:tentative="1">
+      <w:start w:val="1"/>
+      <w:numFmt w:val="lowerRoman"/>
+      <w:lvlText w:val="%6."/>
+      <w:lvlJc w:val="right"/>
+      <w:pPr>
+        <w:ind w:left="5040" w:hanging="180"/>
+      </w:pPr>
+    </w:lvl>
+    <w:lvl w:ilvl="6" w:tplc="3809000F" w:tentative="1">
+      <w:start w:val="1"/>
+      <w:numFmt w:val="decimal"/>
+      <w:lvlText w:val="%7."/>
+      <w:lvlJc w:val="left"/>
+      <w:pPr>
+        <w:ind w:left="5760" w:hanging="360"/>
+      </w:pPr>
+    </w:lvl>
+    <w:lvl w:ilvl="7" w:tplc="38090019" w:tentative="1">
+      <w:start w:val="1"/>
+      <w:numFmt w:val="lowerLetter"/>
+      <w:lvlText w:val="%8."/>
+      <w:lvlJc w:val="left"/>
+      <w:pPr>
+        <w:ind w:left="6480" w:hanging="360"/>
+      </w:pPr>
+    </w:lvl>
+    <w:lvl w:ilvl="8" w:tplc="3809001B" w:tentative="1">
+      <w:start w:val="1"/>
+      <w:numFmt w:val="lowerRoman"/>
+      <w:lvlText w:val="%9."/>
+      <w:lvlJc w:val="right"/>
+      <w:pPr>
+        <w:ind w:left="7200" w:hanging="180"/>
+      </w:pPr>
+    </w:lvl>
+  </w:abstractNum>
+  <w:abstractNum w:abstractNumId="9" w15:restartNumberingAfterBreak="0">
+    <w:nsid w:val="6F5438C0"/>
+    <w:multiLevelType w:val="hybridMultilevel"/>
+    <w:tmpl w:val="9F38A1BC"/>
+    <w:lvl w:ilvl="0" w:tplc="38090001">
+      <w:start w:val="1"/>
+      <w:numFmt w:val="bullet"/>
+      <w:lvlText w:val=""/>
+      <w:lvlJc w:val="left"/>
+      <w:pPr>
+        <w:ind w:left="720" w:hanging="360"/>
+      </w:pPr>
+      <w:rPr>
+        <w:rFonts w:ascii="Symbol" w:hAnsi="Symbol" w:hint="default"/>
+      </w:rPr>
+    </w:lvl>
+    <w:lvl w:ilvl="1" w:tplc="38090003" w:tentative="1">
+      <w:start w:val="1"/>
+      <w:numFmt w:val="bullet"/>
+      <w:lvlText w:val="o"/>
+      <w:lvlJc w:val="left"/>
+      <w:pPr>
+        <w:ind w:left="1440" w:hanging="360"/>
+      </w:pPr>
+      <w:rPr>
+        <w:rFonts w:ascii="Courier New" w:hAnsi="Courier New" w:cs="Courier New" w:hint="default"/>
+      </w:rPr>
+    </w:lvl>
+    <w:lvl w:ilvl="2" w:tplc="38090005" w:tentative="1">
+      <w:start w:val="1"/>
+      <w:numFmt w:val="bullet"/>
+      <w:lvlText w:val=""/>
+      <w:lvlJc w:val="left"/>
+      <w:pPr>
+        <w:ind w:left="2160" w:hanging="360"/>
+      </w:pPr>
+      <w:rPr>
+        <w:rFonts w:ascii="Wingdings" w:hAnsi="Wingdings" w:hint="default"/>
+      </w:rPr>
+    </w:lvl>
+    <w:lvl w:ilvl="3" w:tplc="38090001" w:tentative="1">
+      <w:start w:val="1"/>
+      <w:numFmt w:val="bullet"/>
+      <w:lvlText w:val=""/>
+      <w:lvlJc w:val="left"/>
+      <w:pPr>
+        <w:ind w:left="2880" w:hanging="360"/>
+      </w:pPr>
+      <w:rPr>
+        <w:rFonts w:ascii="Symbol" w:hAnsi="Symbol" w:hint="default"/>
+      </w:rPr>
+    </w:lvl>
+    <w:lvl w:ilvl="4" w:tplc="38090003" w:tentative="1">
+      <w:start w:val="1"/>
+      <w:numFmt w:val="bullet"/>
+      <w:lvlText w:val="o"/>
+      <w:lvlJc w:val="left"/>
+      <w:pPr>
+        <w:ind w:left="3600" w:hanging="360"/>
+      </w:pPr>
+      <w:rPr>
+        <w:rFonts w:ascii="Courier New" w:hAnsi="Courier New" w:cs="Courier New" w:hint="default"/>
+      </w:rPr>
+    </w:lvl>
+    <w:lvl w:ilvl="5" w:tplc="38090005" w:tentative="1">
+      <w:start w:val="1"/>
+      <w:numFmt w:val="bullet"/>
+      <w:lvlText w:val=""/>
+      <w:lvlJc w:val="left"/>
+      <w:pPr>
+        <w:ind w:left="4320" w:hanging="360"/>
+      </w:pPr>
+      <w:rPr>
+        <w:rFonts w:ascii="Wingdings" w:hAnsi="Wingdings" w:hint="default"/>
+      </w:rPr>
+    </w:lvl>
+    <w:lvl w:ilvl="6" w:tplc="38090001" w:tentative="1">
+      <w:start w:val="1"/>
+      <w:numFmt w:val="bullet"/>
+      <w:lvlText w:val=""/>
+      <w:lvlJc w:val="left"/>
+      <w:pPr>
+        <w:ind w:left="5040" w:hanging="360"/>
+      </w:pPr>
+      <w:rPr>
+        <w:rFonts w:ascii="Symbol" w:hAnsi="Symbol" w:hint="default"/>
+      </w:rPr>
+    </w:lvl>
+    <w:lvl w:ilvl="7" w:tplc="38090003" w:tentative="1">
+      <w:start w:val="1"/>
+      <w:numFmt w:val="bullet"/>
+      <w:lvlText w:val="o"/>
+      <w:lvlJc w:val="left"/>
+      <w:pPr>
+        <w:ind w:left="5760" w:hanging="360"/>
+      </w:pPr>
+      <w:rPr>
+        <w:rFonts w:ascii="Courier New" w:hAnsi="Courier New" w:cs="Courier New" w:hint="default"/>
+      </w:rPr>
+    </w:lvl>
+    <w:lvl w:ilvl="8" w:tplc="38090005" w:tentative="1">
+      <w:start w:val="1"/>
+      <w:numFmt w:val="bullet"/>
+      <w:lvlText w:val=""/>
+      <w:lvlJc w:val="left"/>
+      <w:pPr>
+        <w:ind w:left="6480" w:hanging="360"/>
+      </w:pPr>
+      <w:rPr>
+        <w:rFonts w:ascii="Wingdings" w:hAnsi="Wingdings" w:hint="default"/>
+      </w:rPr>
+    </w:lvl>
+  </w:abstractNum>
+  <w:abstractNum w:abstractNumId="10" w15:restartNumberingAfterBreak="0">
+    <w:nsid w:val="7BE12BD0"/>
+    <w:multiLevelType w:val="hybridMultilevel"/>
+    <w:tmpl w:val="2A16D516"/>
+    <w:lvl w:ilvl="0" w:tplc="38090017">
+      <w:start w:val="1"/>
+      <w:numFmt w:val="lowerLetter"/>
+      <w:lvlText w:val="%1)"/>
+      <w:lvlJc w:val="left"/>
+      <w:pPr>
+        <w:ind w:left="2160" w:hanging="360"/>
+      </w:pPr>
+    </w:lvl>
+    <w:lvl w:ilvl="1" w:tplc="38090019" w:tentative="1">
+      <w:start w:val="1"/>
+      <w:numFmt w:val="lowerLetter"/>
+      <w:lvlText w:val="%2."/>
+      <w:lvlJc w:val="left"/>
+      <w:pPr>
+        <w:ind w:left="2880" w:hanging="360"/>
+      </w:pPr>
+    </w:lvl>
+    <w:lvl w:ilvl="2" w:tplc="3809001B" w:tentative="1">
+      <w:start w:val="1"/>
+      <w:numFmt w:val="lowerRoman"/>
+      <w:lvlText w:val="%3."/>
+      <w:lvlJc w:val="right"/>
+      <w:pPr>
+        <w:ind w:left="3600" w:hanging="180"/>
+      </w:pPr>
+    </w:lvl>
+    <w:lvl w:ilvl="3" w:tplc="3809000F" w:tentative="1">
+      <w:start w:val="1"/>
+      <w:numFmt w:val="decimal"/>
+      <w:lvlText w:val="%4."/>
+      <w:lvlJc w:val="left"/>
+      <w:pPr>
+        <w:ind w:left="4320" w:hanging="360"/>
+      </w:pPr>
+    </w:lvl>
+    <w:lvl w:ilvl="4" w:tplc="38090019" w:tentative="1">
+      <w:start w:val="1"/>
+      <w:numFmt w:val="lowerLetter"/>
+      <w:lvlText w:val="%5."/>
+      <w:lvlJc w:val="left"/>
+      <w:pPr>
+        <w:ind w:left="5040" w:hanging="360"/>
+      </w:pPr>
+    </w:lvl>
+    <w:lvl w:ilvl="5" w:tplc="3809001B" w:tentative="1">
+      <w:start w:val="1"/>
+      <w:numFmt w:val="lowerRoman"/>
+      <w:lvlText w:val="%6."/>
+      <w:lvlJc w:val="right"/>
+      <w:pPr>
+        <w:ind w:left="5760" w:hanging="180"/>
+      </w:pPr>
+    </w:lvl>
+    <w:lvl w:ilvl="6" w:tplc="3809000F" w:tentative="1">
+      <w:start w:val="1"/>
+      <w:numFmt w:val="decimal"/>
+      <w:lvlText w:val="%7."/>
+      <w:lvlJc w:val="left"/>
+      <w:pPr>
+        <w:ind w:left="6480" w:hanging="360"/>
+      </w:pPr>
+    </w:lvl>
+    <w:lvl w:ilvl="7" w:tplc="38090019" w:tentative="1">
+      <w:start w:val="1"/>
+      <w:numFmt w:val="lowerLetter"/>
+      <w:lvlText w:val="%8."/>
+      <w:lvlJc w:val="left"/>
+      <w:pPr>
+        <w:ind w:left="7200" w:hanging="360"/>
+      </w:pPr>
+    </w:lvl>
+    <w:lvl w:ilvl="8" w:tplc="3809001B" w:tentative="1">
+      <w:start w:val="1"/>
+      <w:numFmt w:val="lowerRoman"/>
+      <w:lvlText w:val="%9."/>
+      <w:lvlJc w:val="right"/>
+      <w:pPr>
+        <w:ind w:left="7920" w:hanging="180"/>
+      </w:pPr>
+    </w:lvl>
+  </w:abstractNum>
+  <w:abstractNum w:abstractNumId="11" w15:restartNumberingAfterBreak="0">
+    <w:nsid w:val="7DA90946"/>
+    <w:multiLevelType w:val="hybridMultilevel"/>
+    <w:tmpl w:val="EEA48E9E"/>
+    <w:lvl w:ilvl="0" w:tplc="3809000F">
+      <w:start w:val="1"/>
+      <w:numFmt w:val="decimal"/>
+      <w:lvlText w:val="%1."/>
+      <w:lvlJc w:val="left"/>
+      <w:pPr>
+        <w:ind w:left="720" w:hanging="360"/>
+      </w:pPr>
+    </w:lvl>
+    <w:lvl w:ilvl="1" w:tplc="38090019" w:tentative="1">
+      <w:start w:val="1"/>
+      <w:numFmt w:val="lowerLetter"/>
+      <w:lvlText w:val="%2."/>
+      <w:lvlJc w:val="left"/>
+      <w:pPr>
+        <w:ind w:left="1440" w:hanging="360"/>
+      </w:pPr>
+    </w:lvl>
+    <w:lvl w:ilvl="2" w:tplc="3809001B" w:tentative="1">
+      <w:start w:val="1"/>
+      <w:numFmt w:val="lowerRoman"/>
+      <w:lvlText w:val="%3."/>
+      <w:lvlJc w:val="right"/>
+      <w:pPr>
+        <w:ind w:left="2160" w:hanging="180"/>
+      </w:pPr>
+    </w:lvl>
+    <w:lvl w:ilvl="3" w:tplc="3809000F" w:tentative="1">
+      <w:start w:val="1"/>
+      <w:numFmt w:val="decimal"/>
+      <w:lvlText w:val="%4."/>
+      <w:lvlJc w:val="left"/>
+      <w:pPr>
+        <w:ind w:left="2880" w:hanging="360"/>
+      </w:pPr>
+    </w:lvl>
+    <w:lvl w:ilvl="4" w:tplc="38090019" w:tentative="1">
+      <w:start w:val="1"/>
+      <w:numFmt w:val="lowerLetter"/>
+      <w:lvlText w:val="%5."/>
+      <w:lvlJc w:val="left"/>
+      <w:pPr>
+        <w:ind w:left="3600" w:hanging="360"/>
+      </w:pPr>
+    </w:lvl>
+    <w:lvl w:ilvl="5" w:tplc="3809001B" w:tentative="1">
+      <w:start w:val="1"/>
+      <w:numFmt w:val="lowerRoman"/>
+      <w:lvlText w:val="%6."/>
+      <w:lvlJc w:val="right"/>
+      <w:pPr>
+        <w:ind w:left="4320" w:hanging="180"/>
+      </w:pPr>
+    </w:lvl>
+    <w:lvl w:ilvl="6" w:tplc="3809000F" w:tentative="1">
+      <w:start w:val="1"/>
+      <w:numFmt w:val="decimal"/>
+      <w:lvlText w:val="%7."/>
+      <w:lvlJc w:val="left"/>
+      <w:pPr>
+        <w:ind w:left="5040" w:hanging="360"/>
+      </w:pPr>
+    </w:lvl>
+    <w:lvl w:ilvl="7" w:tplc="38090019" w:tentative="1">
+      <w:start w:val="1"/>
+      <w:numFmt w:val="lowerLetter"/>
+      <w:lvlText w:val="%8."/>
+      <w:lvlJc w:val="left"/>
+      <w:pPr>
+        <w:ind w:left="5760" w:hanging="360"/>
+      </w:pPr>
+    </w:lvl>
+    <w:lvl w:ilvl="8" w:tplc="3809001B" w:tentative="1">
+      <w:start w:val="1"/>
+      <w:numFmt w:val="lowerRoman"/>
+      <w:lvlText w:val="%9."/>
+      <w:lvlJc w:val="right"/>
+      <w:pPr>
+        <w:ind w:left="6480" w:hanging="180"/>
+      </w:pPr>
+    </w:lvl>
+  </w:abstractNum>
+  <w:abstractNum w:abstractNumId="12" w15:restartNumberingAfterBreak="0">
+    <w:nsid w:val="7FF10845"/>
+    <w:multiLevelType w:val="hybridMultilevel"/>
+    <w:tmpl w:val="C3263D36"/>
+    <w:lvl w:ilvl="0" w:tplc="38090017">
+      <w:start w:val="1"/>
+      <w:numFmt w:val="lowerLetter"/>
+      <w:lvlText w:val="%1)"/>
+      <w:lvlJc w:val="left"/>
+      <w:pPr>
+        <w:ind w:left="1440" w:hanging="360"/>
+      </w:pPr>
+    </w:lvl>
+    <w:lvl w:ilvl="1" w:tplc="38090019" w:tentative="1">
+      <w:start w:val="1"/>
+      <w:numFmt w:val="lowerLetter"/>
+      <w:lvlText w:val="%2."/>
+      <w:lvlJc w:val="left"/>
+      <w:pPr>
+        <w:ind w:left="2160" w:hanging="360"/>
+      </w:pPr>
+    </w:lvl>
+    <w:lvl w:ilvl="2" w:tplc="3809001B" w:tentative="1">
+      <w:start w:val="1"/>
+      <w:numFmt w:val="lowerRoman"/>
+      <w:lvlText w:val="%3."/>
+      <w:lvlJc w:val="right"/>
+      <w:pPr>
+        <w:ind w:left="2880" w:hanging="180"/>
+      </w:pPr>
+    </w:lvl>
+    <w:lvl w:ilvl="3" w:tplc="3809000F" w:tentative="1">
+      <w:start w:val="1"/>
+      <w:numFmt w:val="decimal"/>
+      <w:lvlText w:val="%4."/>
+      <w:lvlJc w:val="left"/>
+      <w:pPr>
+        <w:ind w:left="3600" w:hanging="360"/>
+      </w:pPr>
+    </w:lvl>
+    <w:lvl w:ilvl="4" w:tplc="38090019" w:tentative="1">
+      <w:start w:val="1"/>
+      <w:numFmt w:val="lowerLetter"/>
+      <w:lvlText w:val="%5."/>
+      <w:lvlJc w:val="left"/>
+      <w:pPr>
+        <w:ind w:left="4320" w:hanging="360"/>
+      </w:pPr>
+    </w:lvl>
+    <w:lvl w:ilvl="5" w:tplc="3809001B" w:tentative="1">
+      <w:start w:val="1"/>
+      <w:numFmt w:val="lowerRoman"/>
+      <w:lvlText w:val="%6."/>
+      <w:lvlJc w:val="right"/>
+      <w:pPr>
+        <w:ind w:left="5040" w:hanging="180"/>
+      </w:pPr>
+    </w:lvl>
+    <w:lvl w:ilvl="6" w:tplc="3809000F" w:tentative="1">
+      <w:start w:val="1"/>
+      <w:numFmt w:val="decimal"/>
+      <w:lvlText w:val="%7."/>
+      <w:lvlJc w:val="left"/>
+      <w:pPr>
+        <w:ind w:left="5760" w:hanging="360"/>
+      </w:pPr>
+    </w:lvl>
+    <w:lvl w:ilvl="7" w:tplc="38090019" w:tentative="1">
+      <w:start w:val="1"/>
+      <w:numFmt w:val="lowerLetter"/>
+      <w:lvlText w:val="%8."/>
+      <w:lvlJc w:val="left"/>
+      <w:pPr>
+        <w:ind w:left="6480" w:hanging="360"/>
+      </w:pPr>
+    </w:lvl>
+    <w:lvl w:ilvl="8" w:tplc="3809001B" w:tentative="1">
+      <w:start w:val="1"/>
+      <w:numFmt w:val="lowerRoman"/>
+      <w:lvlText w:val="%9."/>
+      <w:lvlJc w:val="right"/>
+      <w:pPr>
+        <w:ind w:left="7200" w:hanging="180"/>
+      </w:pPr>
+    </w:lvl>
+  </w:abstractNum>
+  <w:num w:numId="1" w16cid:durableId="1123498985">
+    <w:abstractNumId w:val="1"/>
+  </w:num>
+  <w:num w:numId="2" w16cid:durableId="1317150799">
+    <w:abstractNumId w:val="4"/>
+  </w:num>
+  <w:num w:numId="3" w16cid:durableId="1819767547">
+    <w:abstractNumId w:val="7"/>
+  </w:num>
+  <w:num w:numId="4" w16cid:durableId="1308559249">
+    <w:abstractNumId w:val="11"/>
+  </w:num>
+  <w:num w:numId="5" w16cid:durableId="978151894">
+    <w:abstractNumId w:val="12"/>
+  </w:num>
+  <w:num w:numId="6" w16cid:durableId="867379341">
+    <w:abstractNumId w:val="9"/>
+  </w:num>
+  <w:num w:numId="7" w16cid:durableId="1596133477">
+    <w:abstractNumId w:val="3"/>
+  </w:num>
+  <w:num w:numId="8" w16cid:durableId="167331806">
+    <w:abstractNumId w:val="5"/>
+  </w:num>
+  <w:num w:numId="9" w16cid:durableId="121119302">
+    <w:abstractNumId w:val="2"/>
+  </w:num>
+  <w:num w:numId="10" w16cid:durableId="2250423">
+    <w:abstractNumId w:val="8"/>
+  </w:num>
+  <w:num w:numId="11" w16cid:durableId="1011838413">
+    <w:abstractNumId w:val="0"/>
+  </w:num>
+  <w:num w:numId="12" w16cid:durableId="687831657">
+    <w:abstractNumId w:val="6"/>
+  </w:num>
+  <w:num w:numId="13" w16cid:durableId="1933737575">
+    <w:abstractNumId w:val="10"/>
+  </w:num>
+</w:numbering>
 </file>
 
 <file path=word/styles.xml><?xml version="1.0" encoding="utf-8"?>
@@ -1089,7 +7080,6 @@
     <w:next w:val="Normal"/>
     <w:link w:val="Heading2Char"/>
     <w:uiPriority w:val="9"/>
-    <w:semiHidden/>
     <w:unhideWhenUsed/>
     <w:qFormat/>
     <w:rsid w:val="00F542AC"/>
@@ -1333,7 +7323,6 @@
     <w:basedOn w:val="DefaultParagraphFont"/>
     <w:link w:val="Heading2"/>
     <w:uiPriority w:val="9"/>
-    <w:semiHidden/>
     <w:rsid w:val="00F542AC"/>
     <w:rPr>
       <w:rFonts w:asciiTheme="majorHAnsi" w:eastAsiaTheme="majorEastAsia" w:hAnsiTheme="majorHAnsi" w:cstheme="majorBidi"/>
